--- a/courts/seventh-circuit/court-of-appeals/answering-brief/usage/OUTPUT-answering-brief.docx
+++ b/courts/seventh-circuit/court-of-appeals/answering-brief/usage/OUTPUT-answering-brief.docx
@@ -13,12 +13,16 @@
         <w:t xml:space="preserve">No. </w:t>
       </w:r>
       <w:r>
+        <w:rPr>
+          <w:b/>
+        </w:rPr>
         <w:t xml:space="preserve">26-1864</w:t>
       </w:r>
     </w:p>
     <w:p>
       <w:pPr>
-        <w:pStyle w:val="CACoverCourt"/>
+        <w:pStyle w:val="CACentered"/>
+        <w:keepNext/>
       </w:pPr>
       <w:r>
         <w:rPr>
@@ -211,7 +215,19 @@
         <w:t xml:space="preserve"> </w:t>
       </w:r>
       <w:r>
-        <w:t xml:space="preserve">No. 1:25-cv-00782-MPB-MJD</w:t>
+        <w:t xml:space="preserve">No.</w:t>
+      </w:r>
+      <w:r>
+        <w:t xml:space="preserve"> </w:t>
+      </w:r>
+      <w:r>
+        <w:t xml:space="preserve">1:25-cv</w:t>
+      </w:r>
+      <w:r>
+        <w:noBreakHyphen/>
+      </w:r>
+      <w:r>
+        <w:t xml:space="preserve">00782-MPB-MJD</w:t>
       </w:r>
     </w:p>
     <w:p>
@@ -320,11 +336,26 @@
         <w:t xml:space="preserve"> </w:t>
       </w:r>
       <w:r>
-        <w:t xml:space="preserve">(No. 18592-49)</w:t>
-      </w:r>
-      <w:r>
-        <w:br/>
-      </w:r>
+        <w:t xml:space="preserve">(No.</w:t>
+      </w:r>
+      <w:r>
+        <w:t xml:space="preserve"> </w:t>
+      </w:r>
+      <w:r>
+        <w:t xml:space="preserve">18592</w:t>
+      </w:r>
+      <w:r>
+        <w:noBreakHyphen/>
+      </w:r>
+      <w:r>
+        <w:t xml:space="preserve">49)</w:t>
+      </w:r>
+    </w:p>
+    <w:p>
+      <w:pPr>
+        <w:pStyle w:val="CACaption"/>
+        <w:keepNext/>
+      </w:pPr>
       <w:r>
         <w:t xml:space="preserve">Gina</w:t>
       </w:r>
@@ -344,11 +375,26 @@
         <w:t xml:space="preserve"> </w:t>
       </w:r>
       <w:r>
-        <w:t xml:space="preserve">(No. 36989-29)</w:t>
-      </w:r>
-      <w:r>
-        <w:br/>
-      </w:r>
+        <w:t xml:space="preserve">(No.</w:t>
+      </w:r>
+      <w:r>
+        <w:t xml:space="preserve"> </w:t>
+      </w:r>
+      <w:r>
+        <w:t xml:space="preserve">36989</w:t>
+      </w:r>
+      <w:r>
+        <w:noBreakHyphen/>
+      </w:r>
+      <w:r>
+        <w:t xml:space="preserve">29)</w:t>
+      </w:r>
+    </w:p>
+    <w:p>
+      <w:pPr>
+        <w:pStyle w:val="CACaption"/>
+        <w:keepNext/>
+      </w:pPr>
       <w:r>
         <w:t xml:space="preserve">Andrew</w:t>
       </w:r>
@@ -368,151 +414,155 @@
         <w:t xml:space="preserve"> </w:t>
       </w:r>
       <w:r>
-        <w:t xml:space="preserve">(No. 38769-49)</w:t>
-      </w:r>
-      <w:r>
-        <w:br/>
-      </w:r>
-      <w:r>
-        <w:rPr>
-          <w:i/>
-        </w:rPr>
+        <w:t xml:space="preserve">(No.</w:t>
+      </w:r>
+      <w:r>
+        <w:t xml:space="preserve"> </w:t>
+      </w:r>
+      <w:r>
+        <w:t xml:space="preserve">38769</w:t>
+      </w:r>
+      <w:r>
+        <w:noBreakHyphen/>
+      </w:r>
+      <w:r>
+        <w:t xml:space="preserve">49)</w:t>
+      </w:r>
+    </w:p>
+    <w:p>
+      <w:pPr>
+        <w:pStyle w:val="CACaption"/>
+        <w:keepNext/>
+        <w:ind w:left="4800" w:firstLine="0"/>
+      </w:pPr>
+      <w:r>
         <w:t xml:space="preserve">CROSSEN</w:t>
       </w:r>
       <w:r>
-        <w:rPr>
-          <w:i/>
-        </w:rPr>
-        <w:t xml:space="preserve"> </w:t>
-      </w:r>
-      <w:r>
-        <w:rPr>
-          <w:i/>
-        </w:rPr>
+        <w:t xml:space="preserve"> </w:t>
+      </w:r>
+      <w:r>
         <w:t xml:space="preserve">LAW</w:t>
       </w:r>
       <w:r>
-        <w:rPr>
-          <w:i/>
-        </w:rPr>
-        <w:t xml:space="preserve"> </w:t>
-      </w:r>
-      <w:r>
-        <w:rPr>
-          <w:i/>
-        </w:rPr>
+        <w:t xml:space="preserve"> </w:t>
+      </w:r>
+      <w:r>
         <w:t xml:space="preserve">FIRM</w:t>
       </w:r>
       <w:r>
-        <w:rPr>
-          <w:i/>
-        </w:rPr>
-        <w:t xml:space="preserve"> </w:t>
-      </w:r>
-      <w:r>
-        <w:rPr>
-          <w:i/>
-        </w:rPr>
+        <w:t xml:space="preserve"> </w:t>
+      </w:r>
+      <w:r>
         <w:t xml:space="preserve">LLC</w:t>
       </w:r>
-      <w:r>
-        <w:br/>
-      </w:r>
-      <w:r>
-        <w:rPr>
-          <w:i/>
-        </w:rPr>
+    </w:p>
+    <w:p>
+      <w:pPr>
+        <w:pStyle w:val="CACaption"/>
+        <w:keepNext/>
+        <w:ind w:left="4800" w:firstLine="0"/>
+      </w:pPr>
+      <w:r>
         <w:t xml:space="preserve">4661</w:t>
       </w:r>
       <w:r>
-        <w:rPr>
-          <w:i/>
-        </w:rPr>
-        <w:t xml:space="preserve"> </w:t>
-      </w:r>
-      <w:r>
-        <w:rPr>
-          <w:i/>
-        </w:rPr>
+        <w:t xml:space="preserve"> </w:t>
+      </w:r>
+      <w:r>
         <w:t xml:space="preserve">Lisborn</w:t>
       </w:r>
       <w:r>
-        <w:rPr>
-          <w:i/>
-        </w:rPr>
-        <w:t xml:space="preserve"> </w:t>
-      </w:r>
-      <w:r>
-        <w:rPr>
-          <w:i/>
-        </w:rPr>
+        <w:t xml:space="preserve"> </w:t>
+      </w:r>
+      <w:r>
         <w:t xml:space="preserve">Drive</w:t>
       </w:r>
-      <w:r>
-        <w:br/>
-      </w:r>
-      <w:r>
-        <w:rPr>
-          <w:i/>
-        </w:rPr>
+    </w:p>
+    <w:p>
+      <w:pPr>
+        <w:pStyle w:val="CACaption"/>
+        <w:keepNext/>
+        <w:ind w:left="4800" w:firstLine="0"/>
+      </w:pPr>
+      <w:r>
         <w:t xml:space="preserve">Carmel,</w:t>
       </w:r>
       <w:r>
-        <w:rPr>
-          <w:i/>
-        </w:rPr>
-        <w:t xml:space="preserve"> </w:t>
-      </w:r>
-      <w:r>
-        <w:rPr>
-          <w:i/>
-        </w:rPr>
+        <w:t xml:space="preserve"> </w:t>
+      </w:r>
+      <w:r>
         <w:t xml:space="preserve">Indiana</w:t>
       </w:r>
       <w:r>
-        <w:rPr>
-          <w:i/>
-        </w:rPr>
-        <w:t xml:space="preserve"> </w:t>
-      </w:r>
-      <w:r>
-        <w:rPr>
-          <w:i/>
-        </w:rPr>
+        <w:t xml:space="preserve"> </w:t>
+      </w:r>
+      <w:r>
         <w:t xml:space="preserve">46033</w:t>
       </w:r>
-      <w:r>
-        <w:br/>
-      </w:r>
-      <w:r>
-        <w:rPr>
-          <w:i/>
-        </w:rPr>
+    </w:p>
+    <w:p>
+      <w:pPr>
+        <w:pStyle w:val="CACaption"/>
+        <w:keepNext/>
+        <w:ind w:left="4800" w:firstLine="0"/>
+      </w:pPr>
+      <w:r>
         <w:t xml:space="preserve">T:</w:t>
       </w:r>
       <w:r>
-        <w:rPr>
-          <w:i/>
-        </w:rPr>
-        <w:t xml:space="preserve"> </w:t>
-      </w:r>
-      <w:r>
-        <w:rPr>
-          <w:i/>
-        </w:rPr>
+        <w:t xml:space="preserve"> </w:t>
+      </w:r>
+      <w:r>
         <w:t xml:space="preserve">(317)</w:t>
       </w:r>
       <w:r>
-        <w:rPr>
-          <w:i/>
-        </w:rPr>
-        <w:t xml:space="preserve"> </w:t>
-      </w:r>
-      <w:r>
-        <w:rPr>
-          <w:i/>
-        </w:rPr>
-        <w:t xml:space="preserve">939-6800</w:t>
+        <w:t xml:space="preserve"> </w:t>
+      </w:r>
+      <w:r>
+        <w:t xml:space="preserve">939</w:t>
+      </w:r>
+      <w:r>
+        <w:noBreakHyphen/>
+      </w:r>
+      <w:r>
+        <w:t xml:space="preserve">6800</w:t>
+      </w:r>
+    </w:p>
+    <w:p>
+      <w:pPr>
+        <w:pStyle w:val="CACaption"/>
+        <w:spacing w:before="120" w:after="0" w:line="340" w:lineRule="exact"/>
+      </w:pPr>
+      <w:r>
+        <w:rPr>
+          <w:i/>
+        </w:rPr>
+        <w:t xml:space="preserve">Counsel</w:t>
+      </w:r>
+      <w:r>
+        <w:rPr>
+          <w:i/>
+        </w:rPr>
+        <w:t xml:space="preserve"> </w:t>
+      </w:r>
+      <w:r>
+        <w:rPr>
+          <w:i/>
+        </w:rPr>
+        <w:t xml:space="preserve">for</w:t>
+      </w:r>
+      <w:r>
+        <w:rPr>
+          <w:i/>
+        </w:rPr>
+        <w:t xml:space="preserve"> </w:t>
+      </w:r>
+      <w:r>
+        <w:rPr>
+          <w:i/>
+        </w:rPr>
+        <w:t xml:space="preserve">Plaintiffs-Appellees</w:t>
       </w:r>
     </w:p>
     <w:p>
@@ -522,46 +572,6 @@
     </w:p>
     <w:p>
       <w:pPr>
-        <w:pStyle w:val="CACaption"/>
-      </w:pPr>
-      <w:r>
-        <w:rPr>
-          <w:i/>
-        </w:rPr>
-        <w:t xml:space="preserve">Counsel</w:t>
-      </w:r>
-      <w:r>
-        <w:rPr>
-          <w:i/>
-        </w:rPr>
-        <w:t xml:space="preserve"> </w:t>
-      </w:r>
-      <w:r>
-        <w:rPr>
-          <w:i/>
-        </w:rPr>
-        <w:t xml:space="preserve">for</w:t>
-      </w:r>
-      <w:r>
-        <w:rPr>
-          <w:i/>
-        </w:rPr>
-        <w:t xml:space="preserve"> </w:t>
-      </w:r>
-      <w:r>
-        <w:rPr>
-          <w:i/>
-        </w:rPr>
-        <w:t xml:space="preserve">Plaintiffs-Appellees</w:t>
-      </w:r>
-    </w:p>
-    <w:p>
-      <w:pPr>
-        <w:pStyle w:val="CAGap"/>
-      </w:pPr>
-    </w:p>
-    <w:p>
-      <w:pPr>
         <w:pStyle w:val="CACentered"/>
       </w:pPr>
       <w:r>
@@ -582,6 +592,7 @@
     </w:p>
     <w:p>
       <w:pPr>
+        <w:spacing w:before="0" w:after="0" w:line="20" w:lineRule="exact"/>
         <w:sectPr>
           <w:pgSz w:w="12240" w:h="15840"/>
           <w:pgMar w:top="1440" w:right="1440" w:bottom="1440" w:left="1440" w:header="720" w:footer="720" w:gutter="0"/>
@@ -591,6 +602,7 @@
     <w:p>
       <w:pPr>
         <w:pStyle w:val="CASection"/>
+        <w:spacing w:before="0" w:after="264" w:line="340" w:lineRule="exact"/>
       </w:pPr>
       <w:r>
         <w:t xml:space="preserve">Table of Contents</w:t>
@@ -598,16 +610,27 @@
     </w:p>
     <w:p>
       <w:pPr>
-        <w:pStyle w:val="CAToaGroup"/>
-      </w:pPr>
+        <w:pStyle w:val="CATocPage"/>
+      </w:pPr>
+      <w:r>
+        <w:t xml:space="preserve">Page</w:t>
+      </w:r>
+    </w:p>
+    <w:p>
+      <w:pPr>
+        <w:pStyle w:val="CATocTop"/>
+      </w:pPr>
+      <w:r>
+        <w:t xml:space="preserve">TABLE OF AUTHORITIES</w:t>
+      </w:r>
+      <w:r>
+        <w:t xml:space="preserve">   </w:t>
+      </w:r>
       <w:r>
         <w:tab/>
       </w:r>
       <w:r>
-        <w:rPr>
-          <w:b/>
-        </w:rPr>
-        <w:t xml:space="preserve">Page</w:t>
+        <w:t xml:space="preserve">ii</w:t>
       </w:r>
     </w:p>
     <w:p>
@@ -615,13 +638,22 @@
         <w:pStyle w:val="CATocTop"/>
       </w:pPr>
       <w:r>
-        <w:t xml:space="preserve">TABLE OF AUTHORITIES</w:t>
+        <w:t xml:space="preserve">JURISDICTIONAL</w:t>
+      </w:r>
+      <w:r>
+        <w:t xml:space="preserve"> </w:t>
+      </w:r>
+      <w:r>
+        <w:t xml:space="preserve">STATEMENT</w:t>
+      </w:r>
+      <w:r>
+        <w:t xml:space="preserve">   </w:t>
       </w:r>
       <w:r>
         <w:tab/>
       </w:r>
       <w:r>
-        <w:t xml:space="preserve">ii</w:t>
+        <w:t xml:space="preserve">1</w:t>
       </w:r>
     </w:p>
     <w:p>
@@ -629,19 +661,34 @@
         <w:pStyle w:val="CATocTop"/>
       </w:pPr>
       <w:r>
-        <w:t xml:space="preserve">JURISDICTIONAL</w:t>
-      </w:r>
-      <w:r>
-        <w:t xml:space="preserve"> </w:t>
-      </w:r>
-      <w:r>
         <w:t xml:space="preserve">STATEMENT</w:t>
       </w:r>
       <w:r>
+        <w:t xml:space="preserve"> </w:t>
+      </w:r>
+      <w:r>
+        <w:t xml:space="preserve">OF</w:t>
+      </w:r>
+      <w:r>
+        <w:t xml:space="preserve"> </w:t>
+      </w:r>
+      <w:r>
+        <w:t xml:space="preserve">THE</w:t>
+      </w:r>
+      <w:r>
+        <w:t xml:space="preserve"> </w:t>
+      </w:r>
+      <w:r>
+        <w:t xml:space="preserve">CASE</w:t>
+      </w:r>
+      <w:r>
+        <w:t xml:space="preserve">   </w:t>
+      </w:r>
+      <w:r>
         <w:tab/>
       </w:r>
       <w:r>
-        <w:t xml:space="preserve">1</w:t>
+        <w:t xml:space="preserve">2</w:t>
       </w:r>
     </w:p>
     <w:p>
@@ -649,7 +696,7 @@
         <w:pStyle w:val="CATocTop"/>
       </w:pPr>
       <w:r>
-        <w:t xml:space="preserve">STATEMENT</w:t>
+        <w:t xml:space="preserve">SUMMARY</w:t>
       </w:r>
       <w:r>
         <w:t xml:space="preserve"> </w:t>
@@ -667,13 +714,16 @@
         <w:t xml:space="preserve"> </w:t>
       </w:r>
       <w:r>
-        <w:t xml:space="preserve">CASE</w:t>
+        <w:t xml:space="preserve">ARGUMENT</w:t>
+      </w:r>
+      <w:r>
+        <w:t xml:space="preserve">   </w:t>
       </w:r>
       <w:r>
         <w:tab/>
       </w:r>
       <w:r>
-        <w:t xml:space="preserve">2</w:t>
+        <w:t xml:space="preserve">4</w:t>
       </w:r>
     </w:p>
     <w:p>
@@ -681,31 +731,391 @@
         <w:pStyle w:val="CATocTop"/>
       </w:pPr>
       <w:r>
-        <w:t xml:space="preserve">SUMMARY</w:t>
-      </w:r>
-      <w:r>
-        <w:t xml:space="preserve"> </w:t>
-      </w:r>
-      <w:r>
-        <w:t xml:space="preserve">OF</w:t>
-      </w:r>
-      <w:r>
-        <w:t xml:space="preserve"> </w:t>
-      </w:r>
-      <w:r>
-        <w:t xml:space="preserve">THE</w:t>
-      </w:r>
-      <w:r>
-        <w:t xml:space="preserve"> </w:t>
-      </w:r>
-      <w:r>
         <w:t xml:space="preserve">ARGUMENT</w:t>
       </w:r>
       <w:r>
+        <w:t xml:space="preserve">   </w:t>
+      </w:r>
+      <w:r>
         <w:tab/>
       </w:r>
       <w:r>
-        <w:t xml:space="preserve">4</w:t>
+        <w:t xml:space="preserve">5</w:t>
+      </w:r>
+    </w:p>
+    <w:p>
+      <w:pPr>
+        <w:pStyle w:val="CATocS0"/>
+      </w:pPr>
+      <w:r>
+        <w:t xml:space="preserve">I.</w:t>
+      </w:r>
+      <w:r>
+        <w:tab/>
+      </w:r>
+      <w:r>
+        <w:t xml:space="preserve">The</w:t>
+      </w:r>
+      <w:r>
+        <w:t xml:space="preserve"> </w:t>
+      </w:r>
+      <w:r>
+        <w:t xml:space="preserve">City</w:t>
+      </w:r>
+      <w:r>
+        <w:t xml:space="preserve"> </w:t>
+      </w:r>
+      <w:r>
+        <w:t xml:space="preserve">of</w:t>
+      </w:r>
+      <w:r>
+        <w:t xml:space="preserve"> </w:t>
+      </w:r>
+      <w:r>
+        <w:t xml:space="preserve">Richmond’s</w:t>
+      </w:r>
+      <w:r>
+        <w:t xml:space="preserve"> </w:t>
+      </w:r>
+      <w:r>
+        <w:t xml:space="preserve">Brief</w:t>
+      </w:r>
+      <w:r>
+        <w:t xml:space="preserve"> </w:t>
+      </w:r>
+      <w:r>
+        <w:t xml:space="preserve">is</w:t>
+      </w:r>
+      <w:r>
+        <w:t xml:space="preserve"> </w:t>
+      </w:r>
+      <w:r>
+        <w:t xml:space="preserve">Predicated</w:t>
+      </w:r>
+      <w:r>
+        <w:t xml:space="preserve"> </w:t>
+      </w:r>
+      <w:r>
+        <w:t xml:space="preserve">Upon</w:t>
+      </w:r>
+      <w:r>
+        <w:t xml:space="preserve"> </w:t>
+      </w:r>
+      <w:r>
+        <w:t xml:space="preserve">the</w:t>
+      </w:r>
+      <w:r>
+        <w:t xml:space="preserve"> </w:t>
+      </w:r>
+      <w:r>
+        <w:t xml:space="preserve">Mischaracterization</w:t>
+      </w:r>
+      <w:r>
+        <w:t xml:space="preserve"> </w:t>
+      </w:r>
+      <w:r>
+        <w:t xml:space="preserve">of</w:t>
+      </w:r>
+      <w:r>
+        <w:t xml:space="preserve"> </w:t>
+      </w:r>
+      <w:r>
+        <w:t xml:space="preserve">the</w:t>
+      </w:r>
+      <w:r>
+        <w:t xml:space="preserve"> </w:t>
+      </w:r>
+      <w:r>
+        <w:t xml:space="preserve">Citizens</w:t>
+      </w:r>
+      <w:r>
+        <w:t xml:space="preserve"> </w:t>
+      </w:r>
+      <w:r>
+        <w:t xml:space="preserve">of</w:t>
+      </w:r>
+      <w:r>
+        <w:t xml:space="preserve"> </w:t>
+      </w:r>
+      <w:r>
+        <w:t xml:space="preserve">Richmond’s</w:t>
+      </w:r>
+      <w:r>
+        <w:t xml:space="preserve"> </w:t>
+      </w:r>
+      <w:r>
+        <w:t xml:space="preserve">Complaint</w:t>
+      </w:r>
+      <w:r>
+        <w:t xml:space="preserve"> </w:t>
+      </w:r>
+      <w:r>
+        <w:t xml:space="preserve">for</w:t>
+      </w:r>
+      <w:r>
+        <w:t xml:space="preserve"> </w:t>
+      </w:r>
+      <w:r>
+        <w:t xml:space="preserve">Damages</w:t>
+      </w:r>
+      <w:r>
+        <w:t xml:space="preserve"> </w:t>
+      </w:r>
+      <w:r>
+        <w:t xml:space="preserve">and</w:t>
+      </w:r>
+      <w:r>
+        <w:t xml:space="preserve"> </w:t>
+      </w:r>
+      <w:r>
+        <w:t xml:space="preserve">Allegations</w:t>
+      </w:r>
+      <w:r>
+        <w:t xml:space="preserve"> </w:t>
+      </w:r>
+      <w:r>
+        <w:t xml:space="preserve">Therein.</w:t>
+      </w:r>
+      <w:r>
+        <w:t xml:space="preserve">   </w:t>
+      </w:r>
+      <w:r>
+        <w:tab/>
+      </w:r>
+      <w:r>
+        <w:t xml:space="preserve">5</w:t>
+      </w:r>
+    </w:p>
+    <w:p>
+      <w:pPr>
+        <w:pStyle w:val="CATocS0"/>
+      </w:pPr>
+      <w:r>
+        <w:t xml:space="preserve">II.</w:t>
+      </w:r>
+      <w:r>
+        <w:tab/>
+      </w:r>
+      <w:r>
+        <w:t xml:space="preserve">The</w:t>
+      </w:r>
+      <w:r>
+        <w:t xml:space="preserve"> </w:t>
+      </w:r>
+      <w:r>
+        <w:t xml:space="preserve">April</w:t>
+      </w:r>
+      <w:r>
+        <w:t xml:space="preserve"> </w:t>
+      </w:r>
+      <w:r>
+        <w:t xml:space="preserve">11,</w:t>
+      </w:r>
+      <w:r>
+        <w:t xml:space="preserve"> </w:t>
+      </w:r>
+      <w:r>
+        <w:t xml:space="preserve">2023,</w:t>
+      </w:r>
+      <w:r>
+        <w:t xml:space="preserve"> </w:t>
+      </w:r>
+      <w:r>
+        <w:t xml:space="preserve">Fire</w:t>
+      </w:r>
+      <w:r>
+        <w:t xml:space="preserve"> </w:t>
+      </w:r>
+      <w:r>
+        <w:t xml:space="preserve">at</w:t>
+      </w:r>
+      <w:r>
+        <w:t xml:space="preserve"> </w:t>
+      </w:r>
+      <w:r>
+        <w:t xml:space="preserve">the</w:t>
+      </w:r>
+      <w:r>
+        <w:t xml:space="preserve"> </w:t>
+      </w:r>
+      <w:r>
+        <w:t xml:space="preserve">Industrial</w:t>
+      </w:r>
+      <w:r>
+        <w:t xml:space="preserve"> </w:t>
+      </w:r>
+      <w:r>
+        <w:t xml:space="preserve">Facility</w:t>
+      </w:r>
+      <w:r>
+        <w:t xml:space="preserve"> </w:t>
+      </w:r>
+      <w:r>
+        <w:t xml:space="preserve">in</w:t>
+      </w:r>
+      <w:r>
+        <w:t xml:space="preserve"> </w:t>
+      </w:r>
+      <w:r>
+        <w:t xml:space="preserve">Richmond,</w:t>
+      </w:r>
+      <w:r>
+        <w:t xml:space="preserve"> </w:t>
+      </w:r>
+      <w:r>
+        <w:t xml:space="preserve">Indiana</w:t>
+      </w:r>
+      <w:r>
+        <w:t xml:space="preserve"> </w:t>
+      </w:r>
+      <w:r>
+        <w:t xml:space="preserve">Was</w:t>
+      </w:r>
+      <w:r>
+        <w:t xml:space="preserve"> </w:t>
+      </w:r>
+      <w:r>
+        <w:t xml:space="preserve">a</w:t>
+      </w:r>
+      <w:r>
+        <w:t xml:space="preserve"> </w:t>
+      </w:r>
+      <w:r>
+        <w:t xml:space="preserve">Singular</w:t>
+      </w:r>
+      <w:r>
+        <w:t xml:space="preserve"> </w:t>
+      </w:r>
+      <w:r>
+        <w:t xml:space="preserve">Event</w:t>
+      </w:r>
+      <w:r>
+        <w:t xml:space="preserve">   </w:t>
+      </w:r>
+      <w:r>
+        <w:tab/>
+      </w:r>
+      <w:r>
+        <w:t xml:space="preserve">5</w:t>
+      </w:r>
+    </w:p>
+    <w:p>
+      <w:pPr>
+        <w:pStyle w:val="CATocS0"/>
+      </w:pPr>
+      <w:r>
+        <w:t xml:space="preserve">III.</w:t>
+      </w:r>
+      <w:r>
+        <w:tab/>
+      </w:r>
+      <w:r>
+        <w:t xml:space="preserve">The</w:t>
+      </w:r>
+      <w:r>
+        <w:t xml:space="preserve"> </w:t>
+      </w:r>
+      <w:r>
+        <w:t xml:space="preserve">District</w:t>
+      </w:r>
+      <w:r>
+        <w:t xml:space="preserve"> </w:t>
+      </w:r>
+      <w:r>
+        <w:t xml:space="preserve">Court</w:t>
+      </w:r>
+      <w:r>
+        <w:t xml:space="preserve"> </w:t>
+      </w:r>
+      <w:r>
+        <w:t xml:space="preserve">Did</w:t>
+      </w:r>
+      <w:r>
+        <w:t xml:space="preserve"> </w:t>
+      </w:r>
+      <w:r>
+        <w:t xml:space="preserve">Not</w:t>
+      </w:r>
+      <w:r>
+        <w:t xml:space="preserve"> </w:t>
+      </w:r>
+      <w:r>
+        <w:t xml:space="preserve">Have</w:t>
+      </w:r>
+      <w:r>
+        <w:t xml:space="preserve"> </w:t>
+      </w:r>
+      <w:r>
+        <w:t xml:space="preserve">Jurisdiction</w:t>
+      </w:r>
+      <w:r>
+        <w:t xml:space="preserve"> </w:t>
+      </w:r>
+      <w:r>
+        <w:t xml:space="preserve">Since</w:t>
+      </w:r>
+      <w:r>
+        <w:t xml:space="preserve"> </w:t>
+      </w:r>
+      <w:r>
+        <w:t xml:space="preserve">the</w:t>
+      </w:r>
+      <w:r>
+        <w:t xml:space="preserve"> </w:t>
+      </w:r>
+      <w:r>
+        <w:t xml:space="preserve">Case</w:t>
+      </w:r>
+      <w:r>
+        <w:t xml:space="preserve"> </w:t>
+      </w:r>
+      <w:r>
+        <w:t xml:space="preserve">Was</w:t>
+      </w:r>
+      <w:r>
+        <w:t xml:space="preserve"> </w:t>
+      </w:r>
+      <w:r>
+        <w:t xml:space="preserve">Not</w:t>
+      </w:r>
+      <w:r>
+        <w:t xml:space="preserve"> </w:t>
+      </w:r>
+      <w:r>
+        <w:t xml:space="preserve">a</w:t>
+      </w:r>
+      <w:r>
+        <w:t xml:space="preserve"> </w:t>
+      </w:r>
+      <w:r>
+        <w:t xml:space="preserve">Mass</w:t>
+      </w:r>
+      <w:r>
+        <w:t xml:space="preserve"> </w:t>
+      </w:r>
+      <w:r>
+        <w:t xml:space="preserve">Action</w:t>
+      </w:r>
+      <w:r>
+        <w:t xml:space="preserve"> </w:t>
+      </w:r>
+      <w:r>
+        <w:t xml:space="preserve">Under</w:t>
+      </w:r>
+      <w:r>
+        <w:t xml:space="preserve"> </w:t>
+      </w:r>
+      <w:r>
+        <w:t xml:space="preserve">CAFA</w:t>
+      </w:r>
+      <w:r>
+        <w:t xml:space="preserve">   </w:t>
+      </w:r>
+      <w:r>
+        <w:tab/>
+      </w:r>
+      <w:r>
+        <w:t xml:space="preserve">8</w:t>
       </w:r>
     </w:p>
     <w:p>
@@ -713,427 +1123,57 @@
         <w:pStyle w:val="CATocTop"/>
       </w:pPr>
       <w:r>
-        <w:t xml:space="preserve">ARGUMENT</w:t>
+        <w:t xml:space="preserve">CONCLUSION</w:t>
+      </w:r>
+      <w:r>
+        <w:t xml:space="preserve">   </w:t>
       </w:r>
       <w:r>
         <w:tab/>
       </w:r>
       <w:r>
-        <w:t xml:space="preserve">4</w:t>
-      </w:r>
-    </w:p>
-    <w:p>
-      <w:pPr>
-        <w:pStyle w:val="CATocS0"/>
-      </w:pPr>
-      <w:r>
-        <w:t xml:space="preserve">I.</w:t>
+        <w:t xml:space="preserve">8</w:t>
+      </w:r>
+    </w:p>
+    <w:p>
+      <w:pPr>
+        <w:pStyle w:val="CATocTop"/>
+      </w:pPr>
+      <w:r>
+        <w:t xml:space="preserve">CERTIFICATE OF COMPLIANCE WITH TYPE-VOLUME LIMIT, TYPEFACE REQUIREMENTS, AND TYPE-STYLE REQUIREMENTS</w:t>
+      </w:r>
+      <w:r>
+        <w:t xml:space="preserve">   </w:t>
       </w:r>
       <w:r>
         <w:tab/>
       </w:r>
       <w:r>
-        <w:t xml:space="preserve">The</w:t>
-      </w:r>
-      <w:r>
-        <w:t xml:space="preserve"> </w:t>
-      </w:r>
-      <w:r>
-        <w:t xml:space="preserve">City</w:t>
-      </w:r>
-      <w:r>
-        <w:t xml:space="preserve"> </w:t>
-      </w:r>
-      <w:r>
-        <w:t xml:space="preserve">of</w:t>
-      </w:r>
-      <w:r>
-        <w:t xml:space="preserve"> </w:t>
-      </w:r>
-      <w:r>
-        <w:t xml:space="preserve">Richmond’s</w:t>
-      </w:r>
-      <w:r>
-        <w:t xml:space="preserve"> </w:t>
-      </w:r>
-      <w:r>
-        <w:t xml:space="preserve">Brief</w:t>
-      </w:r>
-      <w:r>
-        <w:t xml:space="preserve"> </w:t>
-      </w:r>
-      <w:r>
-        <w:t xml:space="preserve">is</w:t>
-      </w:r>
-      <w:r>
-        <w:t xml:space="preserve"> </w:t>
-      </w:r>
-      <w:r>
-        <w:t xml:space="preserve">Predicated</w:t>
-      </w:r>
-      <w:r>
-        <w:t xml:space="preserve"> </w:t>
-      </w:r>
-      <w:r>
-        <w:t xml:space="preserve">Upon</w:t>
-      </w:r>
-      <w:r>
-        <w:t xml:space="preserve"> </w:t>
-      </w:r>
-      <w:r>
-        <w:t xml:space="preserve">the</w:t>
-      </w:r>
-      <w:r>
-        <w:t xml:space="preserve"> </w:t>
-      </w:r>
-      <w:r>
-        <w:t xml:space="preserve">Mischaracterization</w:t>
-      </w:r>
-      <w:r>
-        <w:t xml:space="preserve"> </w:t>
-      </w:r>
-      <w:r>
-        <w:t xml:space="preserve">of</w:t>
-      </w:r>
-      <w:r>
-        <w:t xml:space="preserve"> </w:t>
-      </w:r>
-      <w:r>
-        <w:t xml:space="preserve">the</w:t>
-      </w:r>
-      <w:r>
-        <w:t xml:space="preserve"> </w:t>
-      </w:r>
-      <w:r>
-        <w:t xml:space="preserve">Citizens</w:t>
-      </w:r>
-      <w:r>
-        <w:t xml:space="preserve"> </w:t>
-      </w:r>
-      <w:r>
-        <w:t xml:space="preserve">of</w:t>
-      </w:r>
-      <w:r>
-        <w:t xml:space="preserve"> </w:t>
-      </w:r>
-      <w:r>
-        <w:t xml:space="preserve">Richmond’s</w:t>
-      </w:r>
-      <w:r>
-        <w:t xml:space="preserve"> </w:t>
-      </w:r>
-      <w:r>
-        <w:t xml:space="preserve">Complaint</w:t>
-      </w:r>
-      <w:r>
-        <w:t xml:space="preserve"> </w:t>
-      </w:r>
-      <w:r>
-        <w:t xml:space="preserve">for</w:t>
-      </w:r>
-      <w:r>
-        <w:t xml:space="preserve"> </w:t>
-      </w:r>
-      <w:r>
-        <w:t xml:space="preserve">Damages</w:t>
-      </w:r>
-      <w:r>
-        <w:t xml:space="preserve"> </w:t>
-      </w:r>
-      <w:r>
-        <w:t xml:space="preserve">and</w:t>
-      </w:r>
-      <w:r>
-        <w:t xml:space="preserve"> </w:t>
-      </w:r>
-      <w:r>
-        <w:t xml:space="preserve">Allegations</w:t>
-      </w:r>
-      <w:r>
-        <w:t xml:space="preserve"> </w:t>
-      </w:r>
-      <w:r>
-        <w:t xml:space="preserve">Therein.</w:t>
+        <w:t xml:space="preserve">10</w:t>
+      </w:r>
+    </w:p>
+    <w:p>
+      <w:pPr>
+        <w:pStyle w:val="CATocTop"/>
+      </w:pPr>
+      <w:r>
+        <w:t xml:space="preserve">CERTIFICATE OF SERVICE</w:t>
+      </w:r>
+      <w:r>
+        <w:t xml:space="preserve">   </w:t>
       </w:r>
       <w:r>
         <w:tab/>
       </w:r>
       <w:r>
-        <w:t xml:space="preserve">4</w:t>
-      </w:r>
-    </w:p>
-    <w:p>
-      <w:pPr>
-        <w:pStyle w:val="CATocS0"/>
-      </w:pPr>
-      <w:r>
-        <w:t xml:space="preserve">II.</w:t>
-      </w:r>
-      <w:r>
-        <w:tab/>
-      </w:r>
-      <w:r>
-        <w:t xml:space="preserve">The</w:t>
-      </w:r>
-      <w:r>
-        <w:t xml:space="preserve"> </w:t>
-      </w:r>
-      <w:r>
-        <w:t xml:space="preserve">April</w:t>
-      </w:r>
-      <w:r>
-        <w:t xml:space="preserve"> </w:t>
-      </w:r>
-      <w:r>
-        <w:t xml:space="preserve">11,</w:t>
-      </w:r>
-      <w:r>
-        <w:t xml:space="preserve"> </w:t>
-      </w:r>
-      <w:r>
-        <w:t xml:space="preserve">2023,</w:t>
-      </w:r>
-      <w:r>
-        <w:t xml:space="preserve"> </w:t>
-      </w:r>
-      <w:r>
-        <w:t xml:space="preserve">Fire</w:t>
-      </w:r>
-      <w:r>
-        <w:t xml:space="preserve"> </w:t>
-      </w:r>
-      <w:r>
-        <w:t xml:space="preserve">at</w:t>
-      </w:r>
-      <w:r>
-        <w:t xml:space="preserve"> </w:t>
-      </w:r>
-      <w:r>
-        <w:t xml:space="preserve">the</w:t>
-      </w:r>
-      <w:r>
-        <w:t xml:space="preserve"> </w:t>
-      </w:r>
-      <w:r>
-        <w:t xml:space="preserve">Industrial</w:t>
-      </w:r>
-      <w:r>
-        <w:t xml:space="preserve"> </w:t>
-      </w:r>
-      <w:r>
-        <w:t xml:space="preserve">Facility</w:t>
-      </w:r>
-      <w:r>
-        <w:t xml:space="preserve"> </w:t>
-      </w:r>
-      <w:r>
-        <w:t xml:space="preserve">in</w:t>
-      </w:r>
-      <w:r>
-        <w:t xml:space="preserve"> </w:t>
-      </w:r>
-      <w:r>
-        <w:t xml:space="preserve">Richmond,</w:t>
-      </w:r>
-      <w:r>
-        <w:t xml:space="preserve"> </w:t>
-      </w:r>
-      <w:r>
-        <w:t xml:space="preserve">Indiana</w:t>
-      </w:r>
-      <w:r>
-        <w:t xml:space="preserve"> </w:t>
-      </w:r>
-      <w:r>
-        <w:t xml:space="preserve">Was</w:t>
-      </w:r>
-      <w:r>
-        <w:t xml:space="preserve"> </w:t>
-      </w:r>
-      <w:r>
-        <w:t xml:space="preserve">a</w:t>
-      </w:r>
-      <w:r>
-        <w:t xml:space="preserve"> </w:t>
-      </w:r>
-      <w:r>
-        <w:t xml:space="preserve">Singular</w:t>
-      </w:r>
-      <w:r>
-        <w:t xml:space="preserve"> </w:t>
-      </w:r>
-      <w:r>
-        <w:t xml:space="preserve">Event</w:t>
-      </w:r>
-      <w:r>
-        <w:tab/>
-      </w:r>
-      <w:r>
-        <w:t xml:space="preserve">5</w:t>
-      </w:r>
-    </w:p>
-    <w:p>
-      <w:pPr>
-        <w:pStyle w:val="CATocS0"/>
-      </w:pPr>
-      <w:r>
-        <w:t xml:space="preserve">III.</w:t>
-      </w:r>
-      <w:r>
-        <w:tab/>
-      </w:r>
-      <w:r>
-        <w:t xml:space="preserve">The</w:t>
-      </w:r>
-      <w:r>
-        <w:t xml:space="preserve"> </w:t>
-      </w:r>
-      <w:r>
-        <w:t xml:space="preserve">District</w:t>
-      </w:r>
-      <w:r>
-        <w:t xml:space="preserve"> </w:t>
-      </w:r>
-      <w:r>
-        <w:t xml:space="preserve">Court</w:t>
-      </w:r>
-      <w:r>
-        <w:t xml:space="preserve"> </w:t>
-      </w:r>
-      <w:r>
-        <w:t xml:space="preserve">Did</w:t>
-      </w:r>
-      <w:r>
-        <w:t xml:space="preserve"> </w:t>
-      </w:r>
-      <w:r>
-        <w:t xml:space="preserve">Not</w:t>
-      </w:r>
-      <w:r>
-        <w:t xml:space="preserve"> </w:t>
-      </w:r>
-      <w:r>
-        <w:t xml:space="preserve">Have</w:t>
-      </w:r>
-      <w:r>
-        <w:t xml:space="preserve"> </w:t>
-      </w:r>
-      <w:r>
-        <w:t xml:space="preserve">Jurisdiction</w:t>
-      </w:r>
-      <w:r>
-        <w:t xml:space="preserve"> </w:t>
-      </w:r>
-      <w:r>
-        <w:t xml:space="preserve">Since</w:t>
-      </w:r>
-      <w:r>
-        <w:t xml:space="preserve"> </w:t>
-      </w:r>
-      <w:r>
-        <w:t xml:space="preserve">the</w:t>
-      </w:r>
-      <w:r>
-        <w:t xml:space="preserve"> </w:t>
-      </w:r>
-      <w:r>
-        <w:t xml:space="preserve">Case</w:t>
-      </w:r>
-      <w:r>
-        <w:t xml:space="preserve"> </w:t>
-      </w:r>
-      <w:r>
-        <w:t xml:space="preserve">Was</w:t>
-      </w:r>
-      <w:r>
-        <w:t xml:space="preserve"> </w:t>
-      </w:r>
-      <w:r>
-        <w:t xml:space="preserve">Not</w:t>
-      </w:r>
-      <w:r>
-        <w:t xml:space="preserve"> </w:t>
-      </w:r>
-      <w:r>
-        <w:t xml:space="preserve">a</w:t>
-      </w:r>
-      <w:r>
-        <w:t xml:space="preserve"> </w:t>
-      </w:r>
-      <w:r>
-        <w:t xml:space="preserve">Mass</w:t>
-      </w:r>
-      <w:r>
-        <w:t xml:space="preserve"> </w:t>
-      </w:r>
-      <w:r>
-        <w:t xml:space="preserve">Action</w:t>
-      </w:r>
-      <w:r>
-        <w:t xml:space="preserve"> </w:t>
-      </w:r>
-      <w:r>
-        <w:t xml:space="preserve">Under</w:t>
-      </w:r>
-      <w:r>
-        <w:t xml:space="preserve"> </w:t>
-      </w:r>
-      <w:r>
-        <w:t xml:space="preserve">CAFA</w:t>
-      </w:r>
-      <w:r>
-        <w:tab/>
-      </w:r>
-      <w:r>
-        <w:t xml:space="preserve">8</w:t>
-      </w:r>
-    </w:p>
-    <w:p>
-      <w:pPr>
-        <w:pStyle w:val="CATocTop"/>
-      </w:pPr>
-      <w:r>
-        <w:t xml:space="preserve">CONCLUSION</w:t>
-      </w:r>
-      <w:r>
-        <w:tab/>
-      </w:r>
-      <w:r>
-        <w:t xml:space="preserve">8</w:t>
-      </w:r>
-    </w:p>
-    <w:p>
-      <w:pPr>
-        <w:pStyle w:val="CATocTop"/>
-      </w:pPr>
-      <w:r>
-        <w:t xml:space="preserve">CERTIFICATE OF COMPLIANCE WITH TYPE-VOLUME LIMIT, TYPEFACE REQUIREMENTS, AND TYPE-STYLE REQUIREMENTS</w:t>
-      </w:r>
-      <w:r>
-        <w:tab/>
-      </w:r>
-      <w:r>
-        <w:t xml:space="preserve">9</w:t>
-      </w:r>
-    </w:p>
-    <w:p>
-      <w:pPr>
-        <w:pStyle w:val="CATocTop"/>
-      </w:pPr>
-      <w:r>
-        <w:t xml:space="preserve">CERTIFICATE OF SERVICE</w:t>
-      </w:r>
-      <w:r>
-        <w:tab/>
-      </w:r>
-      <w:r>
-        <w:t xml:space="preserve">10</w:t>
+        <w:t xml:space="preserve">11</w:t>
       </w:r>
     </w:p>
     <w:p>
       <w:pPr>
         <w:pStyle w:val="CASection"/>
         <w:pageBreakBefore/>
+        <w:spacing w:before="0" w:after="264" w:line="340" w:lineRule="exact"/>
       </w:pPr>
       <w:r>
         <w:t xml:space="preserve">Table of Authorities</w:t>
@@ -1142,6 +1182,7 @@
     <w:p>
       <w:pPr>
         <w:pStyle w:val="CAToaGroup"/>
+        <w:spacing w:before="192" w:after="48" w:line="340" w:lineRule="exact"/>
       </w:pPr>
       <w:r>
         <w:t xml:space="preserve">Cases:</w:t>
@@ -1266,10 +1307,13 @@
         <w:t xml:space="preserve">2013)</w:t>
       </w:r>
       <w:r>
+        <w:t xml:space="preserve">   </w:t>
+      </w:r>
+      <w:r>
         <w:tab/>
       </w:r>
       <w:r>
-        <w:t xml:space="preserve">7</w:t>
+        <w:t xml:space="preserve">6, 7</w:t>
       </w:r>
     </w:p>
     <w:p>
@@ -1382,6 +1426,9 @@
         <w:t xml:space="preserve">2017)</w:t>
       </w:r>
       <w:r>
+        <w:t xml:space="preserve">   </w:t>
+      </w:r>
+      <w:r>
         <w:tab/>
       </w:r>
       <w:r>
@@ -1510,9 +1557,214 @@
         <w:t xml:space="preserve">2019)</w:t>
       </w:r>
       <w:r>
+        <w:t xml:space="preserve">   </w:t>
+      </w:r>
+      <w:r>
         <w:tab/>
       </w:r>
       <w:r>
+        <w:t xml:space="preserve">6, 7</w:t>
+      </w:r>
+    </w:p>
+    <w:p>
+      <w:pPr>
+        <w:pStyle w:val="CAToaEntry"/>
+      </w:pPr>
+      <w:r>
+        <w:rPr>
+          <w:i/>
+        </w:rPr>
+        <w:t xml:space="preserve">Allen</w:t>
+      </w:r>
+      <w:r>
+        <w:rPr>
+          <w:i/>
+        </w:rPr>
+        <w:t xml:space="preserve"> </w:t>
+      </w:r>
+      <w:r>
+        <w:rPr>
+          <w:i/>
+        </w:rPr>
+        <w:t xml:space="preserve">v.</w:t>
+      </w:r>
+      <w:r>
+        <w:rPr>
+          <w:i/>
+        </w:rPr>
+        <w:t xml:space="preserve"> </w:t>
+      </w:r>
+      <w:r>
+        <w:rPr>
+          <w:i/>
+        </w:rPr>
+        <w:t xml:space="preserve">Boeing</w:t>
+      </w:r>
+      <w:r>
+        <w:rPr>
+          <w:i/>
+        </w:rPr>
+        <w:t xml:space="preserve"> </w:t>
+      </w:r>
+      <w:r>
+        <w:rPr>
+          <w:i/>
+        </w:rPr>
+        <w:t xml:space="preserve">Co.</w:t>
+      </w:r>
+      <w:r>
+        <w:t xml:space="preserve">,</w:t>
+      </w:r>
+      <w:r>
+        <w:br/>
+      </w:r>
+      <w:r>
+        <w:t xml:space="preserve">784</w:t>
+      </w:r>
+      <w:r>
+        <w:t xml:space="preserve"> </w:t>
+      </w:r>
+      <w:r>
+        <w:t xml:space="preserve">F.3d</w:t>
+      </w:r>
+      <w:r>
+        <w:t xml:space="preserve"> </w:t>
+      </w:r>
+      <w:r>
+        <w:t xml:space="preserve">625</w:t>
+      </w:r>
+      <w:r>
+        <w:t xml:space="preserve"> </w:t>
+      </w:r>
+      <w:r>
+        <w:t xml:space="preserve">(9th</w:t>
+      </w:r>
+      <w:r>
+        <w:t xml:space="preserve"> </w:t>
+      </w:r>
+      <w:r>
+        <w:t xml:space="preserve">Cir.</w:t>
+      </w:r>
+      <w:r>
+        <w:t xml:space="preserve"> </w:t>
+      </w:r>
+      <w:r>
+        <w:t xml:space="preserve">2015)</w:t>
+      </w:r>
+      <w:r>
+        <w:t xml:space="preserve">   </w:t>
+      </w:r>
+      <w:r>
+        <w:tab/>
+      </w:r>
+      <w:r>
+        <w:t xml:space="preserve">1, 4, 6, 7</w:t>
+      </w:r>
+    </w:p>
+    <w:p>
+      <w:pPr>
+        <w:pStyle w:val="CAToaEntry"/>
+      </w:pPr>
+      <w:r>
+        <w:rPr>
+          <w:i/>
+        </w:rPr>
+        <w:t xml:space="preserve">Allen</w:t>
+      </w:r>
+      <w:r>
+        <w:rPr>
+          <w:i/>
+        </w:rPr>
+        <w:t xml:space="preserve"> </w:t>
+      </w:r>
+      <w:r>
+        <w:rPr>
+          <w:i/>
+        </w:rPr>
+        <w:t xml:space="preserve">v.</w:t>
+      </w:r>
+      <w:r>
+        <w:rPr>
+          <w:i/>
+        </w:rPr>
+        <w:t xml:space="preserve"> </w:t>
+      </w:r>
+      <w:r>
+        <w:rPr>
+          <w:i/>
+        </w:rPr>
+        <w:t xml:space="preserve">Monsanto</w:t>
+      </w:r>
+      <w:r>
+        <w:rPr>
+          <w:i/>
+        </w:rPr>
+        <w:t xml:space="preserve"> </w:t>
+      </w:r>
+      <w:r>
+        <w:rPr>
+          <w:i/>
+        </w:rPr>
+        <w:t xml:space="preserve">Co.</w:t>
+      </w:r>
+      <w:r>
+        <w:t xml:space="preserve">,</w:t>
+      </w:r>
+      <w:r>
+        <w:br/>
+      </w:r>
+      <w:r>
+        <w:t xml:space="preserve">2010</w:t>
+      </w:r>
+      <w:r>
+        <w:t xml:space="preserve"> </w:t>
+      </w:r>
+      <w:r>
+        <w:t xml:space="preserve">WL</w:t>
+      </w:r>
+      <w:r>
+        <w:t xml:space="preserve"> </w:t>
+      </w:r>
+      <w:r>
+        <w:t xml:space="preserve">8752873</w:t>
+      </w:r>
+      <w:r>
+        <w:t xml:space="preserve"> </w:t>
+      </w:r>
+      <w:r>
+        <w:t xml:space="preserve">(N.D.</w:t>
+      </w:r>
+      <w:r>
+        <w:t xml:space="preserve"> </w:t>
+      </w:r>
+      <w:r>
+        <w:t xml:space="preserve">Fla.</w:t>
+      </w:r>
+      <w:r>
+        <w:t xml:space="preserve"> </w:t>
+      </w:r>
+      <w:r>
+        <w:t xml:space="preserve">Feb.</w:t>
+      </w:r>
+      <w:r>
+        <w:t xml:space="preserve"> </w:t>
+      </w:r>
+      <w:r>
+        <w:t xml:space="preserve">1,</w:t>
+      </w:r>
+      <w:r>
+        <w:t xml:space="preserve"> </w:t>
+      </w:r>
+      <w:r>
+        <w:t xml:space="preserve">2010)</w:t>
+      </w:r>
+      <w:r>
+        <w:t xml:space="preserve">   </w:t>
+      </w:r>
+      <w:r>
+        <w:tab/>
+      </w:r>
+      <w:r>
         <w:t xml:space="preserve">6</w:t>
       </w:r>
     </w:p>
@@ -1524,7 +1776,7 @@
         <w:rPr>
           <w:i/>
         </w:rPr>
-        <w:t xml:space="preserve">Allen</w:t>
+        <w:t xml:space="preserve">Anderson</w:t>
       </w:r>
       <w:r>
         <w:rPr>
@@ -1548,7 +1800,150 @@
         <w:rPr>
           <w:i/>
         </w:rPr>
-        <w:t xml:space="preserve">Boeing</w:t>
+        <w:t xml:space="preserve">Bayer</w:t>
+      </w:r>
+      <w:r>
+        <w:rPr>
+          <w:i/>
+        </w:rPr>
+        <w:t xml:space="preserve"> </w:t>
+      </w:r>
+      <w:r>
+        <w:rPr>
+          <w:i/>
+        </w:rPr>
+        <w:t xml:space="preserve">Corp.</w:t>
+      </w:r>
+      <w:r>
+        <w:t xml:space="preserve">,</w:t>
+      </w:r>
+      <w:r>
+        <w:br/>
+      </w:r>
+      <w:r>
+        <w:t xml:space="preserve">610</w:t>
+      </w:r>
+      <w:r>
+        <w:t xml:space="preserve"> </w:t>
+      </w:r>
+      <w:r>
+        <w:t xml:space="preserve">F.3d</w:t>
+      </w:r>
+      <w:r>
+        <w:t xml:space="preserve"> </w:t>
+      </w:r>
+      <w:r>
+        <w:t xml:space="preserve">390</w:t>
+      </w:r>
+      <w:r>
+        <w:t xml:space="preserve"> </w:t>
+      </w:r>
+      <w:r>
+        <w:t xml:space="preserve">(7th</w:t>
+      </w:r>
+      <w:r>
+        <w:t xml:space="preserve"> </w:t>
+      </w:r>
+      <w:r>
+        <w:t xml:space="preserve">Cir.</w:t>
+      </w:r>
+      <w:r>
+        <w:t xml:space="preserve"> </w:t>
+      </w:r>
+      <w:r>
+        <w:t xml:space="preserve">2010)</w:t>
+      </w:r>
+      <w:r>
+        <w:t xml:space="preserve">   </w:t>
+      </w:r>
+      <w:r>
+        <w:tab/>
+      </w:r>
+      <w:r>
+        <w:t xml:space="preserve">2</w:t>
+      </w:r>
+    </w:p>
+    <w:p>
+      <w:pPr>
+        <w:pStyle w:val="CAToaEntry"/>
+      </w:pPr>
+      <w:r>
+        <w:rPr>
+          <w:i/>
+        </w:rPr>
+        <w:t xml:space="preserve">Hamilton</w:t>
+      </w:r>
+      <w:r>
+        <w:rPr>
+          <w:i/>
+        </w:rPr>
+        <w:t xml:space="preserve"> </w:t>
+      </w:r>
+      <w:r>
+        <w:rPr>
+          <w:i/>
+        </w:rPr>
+        <w:t xml:space="preserve">v.</w:t>
+      </w:r>
+      <w:r>
+        <w:rPr>
+          <w:i/>
+        </w:rPr>
+        <w:t xml:space="preserve"> </w:t>
+      </w:r>
+      <w:r>
+        <w:rPr>
+          <w:i/>
+        </w:rPr>
+        <w:t xml:space="preserve">Burlington</w:t>
+      </w:r>
+      <w:r>
+        <w:rPr>
+          <w:i/>
+        </w:rPr>
+        <w:t xml:space="preserve"> </w:t>
+      </w:r>
+      <w:r>
+        <w:rPr>
+          <w:i/>
+        </w:rPr>
+        <w:t xml:space="preserve">N.</w:t>
+      </w:r>
+      <w:r>
+        <w:rPr>
+          <w:i/>
+        </w:rPr>
+        <w:t xml:space="preserve"> </w:t>
+      </w:r>
+      <w:r>
+        <w:rPr>
+          <w:i/>
+        </w:rPr>
+        <w:t xml:space="preserve">Santa</w:t>
+      </w:r>
+      <w:r>
+        <w:rPr>
+          <w:i/>
+        </w:rPr>
+        <w:t xml:space="preserve"> </w:t>
+      </w:r>
+      <w:r>
+        <w:rPr>
+          <w:i/>
+        </w:rPr>
+        <w:t xml:space="preserve">Fe</w:t>
+      </w:r>
+      <w:r>
+        <w:rPr>
+          <w:i/>
+        </w:rPr>
+        <w:t xml:space="preserve"> </w:t>
+      </w:r>
+      <w:r>
+        <w:rPr>
+          <w:i/>
+        </w:rPr>
+        <w:t xml:space="preserve">Ry.</w:t>
       </w:r>
       <w:r>
         <w:rPr>
@@ -1569,7 +1964,442 @@
         <w:br/>
       </w:r>
       <w:r>
-        <w:t xml:space="preserve">784</w:t>
+        <w:t xml:space="preserve">No.</w:t>
+      </w:r>
+      <w:r>
+        <w:t xml:space="preserve"> </w:t>
+      </w:r>
+      <w:r>
+        <w:t xml:space="preserve">A</w:t>
+      </w:r>
+      <w:r>
+        <w:noBreakHyphen/>
+      </w:r>
+      <w:r>
+        <w:t xml:space="preserve">8-CA</w:t>
+      </w:r>
+      <w:r>
+        <w:noBreakHyphen/>
+      </w:r>
+      <w:r>
+        <w:t xml:space="preserve">132,</w:t>
+      </w:r>
+      <w:r>
+        <w:t xml:space="preserve"> </w:t>
+      </w:r>
+      <w:r>
+        <w:t xml:space="preserve">2008</w:t>
+      </w:r>
+      <w:r>
+        <w:t xml:space="preserve"> </w:t>
+      </w:r>
+      <w:r>
+        <w:t xml:space="preserve">WL</w:t>
+      </w:r>
+      <w:r>
+        <w:t xml:space="preserve"> </w:t>
+      </w:r>
+      <w:r>
+        <w:t xml:space="preserve">8148619</w:t>
+      </w:r>
+      <w:r>
+        <w:t xml:space="preserve"> </w:t>
+      </w:r>
+      <w:r>
+        <w:t xml:space="preserve">(W.D.</w:t>
+      </w:r>
+      <w:r>
+        <w:t xml:space="preserve"> </w:t>
+      </w:r>
+      <w:r>
+        <w:t xml:space="preserve">Tex.</w:t>
+      </w:r>
+      <w:r>
+        <w:t xml:space="preserve"> </w:t>
+      </w:r>
+      <w:r>
+        <w:t xml:space="preserve">Aug.</w:t>
+      </w:r>
+      <w:r>
+        <w:t xml:space="preserve"> </w:t>
+      </w:r>
+      <w:r>
+        <w:t xml:space="preserve">8,</w:t>
+      </w:r>
+      <w:r>
+        <w:t xml:space="preserve"> </w:t>
+      </w:r>
+      <w:r>
+        <w:t xml:space="preserve">2008)</w:t>
+      </w:r>
+      <w:r>
+        <w:t xml:space="preserve">   </w:t>
+      </w:r>
+      <w:r>
+        <w:tab/>
+      </w:r>
+      <w:r>
+        <w:t xml:space="preserve">6</w:t>
+      </w:r>
+    </w:p>
+    <w:p>
+      <w:pPr>
+        <w:pStyle w:val="CAToaEntry"/>
+      </w:pPr>
+      <w:r>
+        <w:rPr>
+          <w:i/>
+        </w:rPr>
+        <w:t xml:space="preserve">Holiday</w:t>
+      </w:r>
+      <w:r>
+        <w:rPr>
+          <w:i/>
+        </w:rPr>
+        <w:t xml:space="preserve"> </w:t>
+      </w:r>
+      <w:r>
+        <w:rPr>
+          <w:i/>
+        </w:rPr>
+        <w:t xml:space="preserve">v.</w:t>
+      </w:r>
+      <w:r>
+        <w:rPr>
+          <w:i/>
+        </w:rPr>
+        <w:t xml:space="preserve"> </w:t>
+      </w:r>
+      <w:r>
+        <w:rPr>
+          <w:i/>
+        </w:rPr>
+        <w:t xml:space="preserve">Alt.</w:t>
+      </w:r>
+      <w:r>
+        <w:rPr>
+          <w:i/>
+        </w:rPr>
+        <w:t xml:space="preserve"> </w:t>
+      </w:r>
+      <w:r>
+        <w:rPr>
+          <w:i/>
+        </w:rPr>
+        <w:t xml:space="preserve">Richfield</w:t>
+      </w:r>
+      <w:r>
+        <w:rPr>
+          <w:i/>
+        </w:rPr>
+        <w:t xml:space="preserve"> </w:t>
+      </w:r>
+      <w:r>
+        <w:rPr>
+          <w:i/>
+        </w:rPr>
+        <w:t xml:space="preserve">Co.</w:t>
+      </w:r>
+      <w:r>
+        <w:t xml:space="preserve">,</w:t>
+      </w:r>
+      <w:r>
+        <w:br/>
+      </w:r>
+      <w:r>
+        <w:t xml:space="preserve">No.</w:t>
+      </w:r>
+      <w:r>
+        <w:t xml:space="preserve"> </w:t>
+      </w:r>
+      <w:r>
+        <w:t xml:space="preserve">2:16-cv</w:t>
+      </w:r>
+      <w:r>
+        <w:noBreakHyphen/>
+      </w:r>
+      <w:r>
+        <w:t xml:space="preserve">525</w:t>
+      </w:r>
+      <w:r>
+        <w:t xml:space="preserve"> </w:t>
+      </w:r>
+      <w:r>
+        <w:t xml:space="preserve">JVB,</w:t>
+      </w:r>
+      <w:r>
+        <w:t xml:space="preserve"> </w:t>
+      </w:r>
+      <w:r>
+        <w:t xml:space="preserve">2018</w:t>
+      </w:r>
+      <w:r>
+        <w:t xml:space="preserve"> </w:t>
+      </w:r>
+      <w:r>
+        <w:t xml:space="preserve">WL</w:t>
+      </w:r>
+      <w:r>
+        <w:t xml:space="preserve"> </w:t>
+      </w:r>
+      <w:r>
+        <w:t xml:space="preserve">11409352</w:t>
+      </w:r>
+      <w:r>
+        <w:t xml:space="preserve"> </w:t>
+      </w:r>
+      <w:r>
+        <w:t xml:space="preserve">(N.D.</w:t>
+      </w:r>
+      <w:r>
+        <w:t xml:space="preserve"> </w:t>
+      </w:r>
+      <w:r>
+        <w:t xml:space="preserve">Ind.</w:t>
+      </w:r>
+      <w:r>
+        <w:t xml:space="preserve"> </w:t>
+      </w:r>
+      <w:r>
+        <w:t xml:space="preserve">Mar.</w:t>
+      </w:r>
+      <w:r>
+        <w:t xml:space="preserve"> </w:t>
+      </w:r>
+      <w:r>
+        <w:t xml:space="preserve">7,</w:t>
+      </w:r>
+      <w:r>
+        <w:t xml:space="preserve"> </w:t>
+      </w:r>
+      <w:r>
+        <w:t xml:space="preserve">2018)</w:t>
+      </w:r>
+      <w:r>
+        <w:t xml:space="preserve">   </w:t>
+      </w:r>
+      <w:r>
+        <w:tab/>
+      </w:r>
+      <w:r>
+        <w:t xml:space="preserve">6</w:t>
+      </w:r>
+    </w:p>
+    <w:p>
+      <w:pPr>
+        <w:pStyle w:val="CAToaEntry"/>
+      </w:pPr>
+      <w:r>
+        <w:rPr>
+          <w:i/>
+        </w:rPr>
+        <w:t xml:space="preserve">Lafalier</w:t>
+      </w:r>
+      <w:r>
+        <w:rPr>
+          <w:i/>
+        </w:rPr>
+        <w:t xml:space="preserve"> </w:t>
+      </w:r>
+      <w:r>
+        <w:rPr>
+          <w:i/>
+        </w:rPr>
+        <w:t xml:space="preserve">v.</w:t>
+      </w:r>
+      <w:r>
+        <w:rPr>
+          <w:i/>
+        </w:rPr>
+        <w:t xml:space="preserve"> </w:t>
+      </w:r>
+      <w:r>
+        <w:rPr>
+          <w:i/>
+        </w:rPr>
+        <w:t xml:space="preserve">Cinnabar</w:t>
+      </w:r>
+      <w:r>
+        <w:rPr>
+          <w:i/>
+        </w:rPr>
+        <w:t xml:space="preserve"> </w:t>
+      </w:r>
+      <w:r>
+        <w:rPr>
+          <w:i/>
+        </w:rPr>
+        <w:t xml:space="preserve">Serv.</w:t>
+      </w:r>
+      <w:r>
+        <w:rPr>
+          <w:i/>
+        </w:rPr>
+        <w:t xml:space="preserve"> </w:t>
+      </w:r>
+      <w:r>
+        <w:rPr>
+          <w:i/>
+        </w:rPr>
+        <w:t xml:space="preserve">Co.,</w:t>
+      </w:r>
+      <w:r>
+        <w:rPr>
+          <w:i/>
+        </w:rPr>
+        <w:t xml:space="preserve"> </w:t>
+      </w:r>
+      <w:r>
+        <w:rPr>
+          <w:i/>
+        </w:rPr>
+        <w:t xml:space="preserve">Inc.</w:t>
+      </w:r>
+      <w:r>
+        <w:t xml:space="preserve">,</w:t>
+      </w:r>
+      <w:r>
+        <w:br/>
+      </w:r>
+      <w:r>
+        <w:t xml:space="preserve">2010</w:t>
+      </w:r>
+      <w:r>
+        <w:t xml:space="preserve"> </w:t>
+      </w:r>
+      <w:r>
+        <w:t xml:space="preserve">U.S.</w:t>
+      </w:r>
+      <w:r>
+        <w:t xml:space="preserve"> </w:t>
+      </w:r>
+      <w:r>
+        <w:t xml:space="preserve">Dist.</w:t>
+      </w:r>
+      <w:r>
+        <w:t xml:space="preserve"> </w:t>
+      </w:r>
+      <w:r>
+        <w:t xml:space="preserve">LEXIS</w:t>
+      </w:r>
+      <w:r>
+        <w:t xml:space="preserve"> </w:t>
+      </w:r>
+      <w:r>
+        <w:t xml:space="preserve">36215,</w:t>
+      </w:r>
+      <w:r>
+        <w:t xml:space="preserve"> </w:t>
+      </w:r>
+      <w:r>
+        <w:t xml:space="preserve">2010</w:t>
+      </w:r>
+      <w:r>
+        <w:t xml:space="preserve"> </w:t>
+      </w:r>
+      <w:r>
+        <w:t xml:space="preserve">WL</w:t>
+      </w:r>
+      <w:r>
+        <w:t xml:space="preserve"> </w:t>
+      </w:r>
+      <w:r>
+        <w:t xml:space="preserve">1486900</w:t>
+      </w:r>
+      <w:r>
+        <w:t xml:space="preserve"> </w:t>
+      </w:r>
+      <w:r>
+        <w:t xml:space="preserve">(N.D.</w:t>
+      </w:r>
+      <w:r>
+        <w:t xml:space="preserve"> </w:t>
+      </w:r>
+      <w:r>
+        <w:t xml:space="preserve">Okla.</w:t>
+      </w:r>
+      <w:r>
+        <w:t xml:space="preserve"> </w:t>
+      </w:r>
+      <w:r>
+        <w:t xml:space="preserve">April</w:t>
+      </w:r>
+      <w:r>
+        <w:t xml:space="preserve"> </w:t>
+      </w:r>
+      <w:r>
+        <w:t xml:space="preserve">13,</w:t>
+      </w:r>
+      <w:r>
+        <w:t xml:space="preserve"> </w:t>
+      </w:r>
+      <w:r>
+        <w:t xml:space="preserve">2010)</w:t>
+      </w:r>
+      <w:r>
+        <w:t xml:space="preserve">   </w:t>
+      </w:r>
+      <w:r>
+        <w:tab/>
+      </w:r>
+      <w:r>
+        <w:t xml:space="preserve">6</w:t>
+      </w:r>
+    </w:p>
+    <w:p>
+      <w:pPr>
+        <w:pStyle w:val="CAToaEntry"/>
+      </w:pPr>
+      <w:r>
+        <w:rPr>
+          <w:i/>
+        </w:rPr>
+        <w:t xml:space="preserve">LG</w:t>
+      </w:r>
+      <w:r>
+        <w:rPr>
+          <w:i/>
+        </w:rPr>
+        <w:t xml:space="preserve"> </w:t>
+      </w:r>
+      <w:r>
+        <w:rPr>
+          <w:i/>
+        </w:rPr>
+        <w:t xml:space="preserve">Display</w:t>
+      </w:r>
+      <w:r>
+        <w:rPr>
+          <w:i/>
+        </w:rPr>
+        <w:t xml:space="preserve"> </w:t>
+      </w:r>
+      <w:r>
+        <w:rPr>
+          <w:i/>
+        </w:rPr>
+        <w:t xml:space="preserve">Co. v.</w:t>
+      </w:r>
+      <w:r>
+        <w:rPr>
+          <w:i/>
+        </w:rPr>
+        <w:t xml:space="preserve"> </w:t>
+      </w:r>
+      <w:r>
+        <w:rPr>
+          <w:i/>
+        </w:rPr>
+        <w:t xml:space="preserve">Madigan</w:t>
+      </w:r>
+      <w:r>
+        <w:t xml:space="preserve">,</w:t>
+      </w:r>
+      <w:r>
+        <w:br/>
+      </w:r>
+      <w:r>
+        <w:t xml:space="preserve">665</w:t>
       </w:r>
       <w:r>
         <w:t xml:space="preserve"> </w:t>
@@ -1581,13 +2411,13 @@
         <w:t xml:space="preserve"> </w:t>
       </w:r>
       <w:r>
-        <w:t xml:space="preserve">625</w:t>
-      </w:r>
-      <w:r>
-        <w:t xml:space="preserve"> </w:t>
-      </w:r>
-      <w:r>
-        <w:t xml:space="preserve">(9th</w:t>
+        <w:t xml:space="preserve">768</w:t>
+      </w:r>
+      <w:r>
+        <w:t xml:space="preserve"> </w:t>
+      </w:r>
+      <w:r>
+        <w:t xml:space="preserve">(7th</w:t>
       </w:r>
       <w:r>
         <w:t xml:space="preserve"> </w:t>
@@ -1599,13 +2429,16 @@
         <w:t xml:space="preserve"> </w:t>
       </w:r>
       <w:r>
-        <w:t xml:space="preserve">2015)</w:t>
+        <w:t xml:space="preserve">2011)</w:t>
+      </w:r>
+      <w:r>
+        <w:t xml:space="preserve">   </w:t>
       </w:r>
       <w:r>
         <w:tab/>
       </w:r>
       <w:r>
-        <w:t xml:space="preserve">1, 4, 5, 6, 7</w:t>
+        <w:t xml:space="preserve">2</w:t>
       </w:r>
     </w:p>
     <w:p>
@@ -1616,7 +2449,138 @@
         <w:rPr>
           <w:i/>
         </w:rPr>
-        <w:t xml:space="preserve">Allen</w:t>
+        <w:t xml:space="preserve">Rainbow</w:t>
+      </w:r>
+      <w:r>
+        <w:rPr>
+          <w:i/>
+        </w:rPr>
+        <w:t xml:space="preserve"> </w:t>
+      </w:r>
+      <w:r>
+        <w:rPr>
+          <w:i/>
+        </w:rPr>
+        <w:t xml:space="preserve">Gun</w:t>
+      </w:r>
+      <w:r>
+        <w:rPr>
+          <w:i/>
+        </w:rPr>
+        <w:t xml:space="preserve"> </w:t>
+      </w:r>
+      <w:r>
+        <w:rPr>
+          <w:i/>
+        </w:rPr>
+        <w:t xml:space="preserve">Club,</w:t>
+      </w:r>
+      <w:r>
+        <w:rPr>
+          <w:i/>
+        </w:rPr>
+        <w:t xml:space="preserve"> </w:t>
+      </w:r>
+      <w:r>
+        <w:rPr>
+          <w:i/>
+        </w:rPr>
+        <w:t xml:space="preserve">Inc. v.</w:t>
+      </w:r>
+      <w:r>
+        <w:rPr>
+          <w:i/>
+        </w:rPr>
+        <w:t xml:space="preserve"> </w:t>
+      </w:r>
+      <w:r>
+        <w:rPr>
+          <w:i/>
+        </w:rPr>
+        <w:t xml:space="preserve">Denbury</w:t>
+      </w:r>
+      <w:r>
+        <w:rPr>
+          <w:i/>
+        </w:rPr>
+        <w:t xml:space="preserve"> </w:t>
+      </w:r>
+      <w:r>
+        <w:rPr>
+          <w:i/>
+        </w:rPr>
+        <w:t xml:space="preserve">Onshore,</w:t>
+      </w:r>
+      <w:r>
+        <w:rPr>
+          <w:i/>
+        </w:rPr>
+        <w:t xml:space="preserve"> </w:t>
+      </w:r>
+      <w:r>
+        <w:rPr>
+          <w:i/>
+        </w:rPr>
+        <w:t xml:space="preserve">L.L.C.</w:t>
+      </w:r>
+      <w:r>
+        <w:t xml:space="preserve">,</w:t>
+      </w:r>
+      <w:r>
+        <w:br/>
+      </w:r>
+      <w:r>
+        <w:t xml:space="preserve">760</w:t>
+      </w:r>
+      <w:r>
+        <w:t xml:space="preserve"> </w:t>
+      </w:r>
+      <w:r>
+        <w:t xml:space="preserve">F.3d</w:t>
+      </w:r>
+      <w:r>
+        <w:t xml:space="preserve"> </w:t>
+      </w:r>
+      <w:r>
+        <w:t xml:space="preserve">405</w:t>
+      </w:r>
+      <w:r>
+        <w:t xml:space="preserve"> </w:t>
+      </w:r>
+      <w:r>
+        <w:t xml:space="preserve">(5th</w:t>
+      </w:r>
+      <w:r>
+        <w:t xml:space="preserve"> </w:t>
+      </w:r>
+      <w:r>
+        <w:t xml:space="preserve">Cir.</w:t>
+      </w:r>
+      <w:r>
+        <w:t xml:space="preserve"> </w:t>
+      </w:r>
+      <w:r>
+        <w:t xml:space="preserve">2014)</w:t>
+      </w:r>
+      <w:r>
+        <w:t xml:space="preserve">   </w:t>
+      </w:r>
+      <w:r>
+        <w:tab/>
+      </w:r>
+      <w:r>
+        <w:t xml:space="preserve">6</w:t>
+      </w:r>
+    </w:p>
+    <w:p>
+      <w:pPr>
+        <w:pStyle w:val="CAToaEntry"/>
+      </w:pPr>
+      <w:r>
+        <w:rPr>
+          <w:i/>
+        </w:rPr>
+        <w:t xml:space="preserve">Rightsell</w:t>
       </w:r>
       <w:r>
         <w:rPr>
@@ -1640,19 +2604,31 @@
         <w:rPr>
           <w:i/>
         </w:rPr>
-        <w:t xml:space="preserve">Monsanto</w:t>
-      </w:r>
-      <w:r>
-        <w:rPr>
-          <w:i/>
-        </w:rPr>
-        <w:t xml:space="preserve"> </w:t>
-      </w:r>
-      <w:r>
-        <w:rPr>
-          <w:i/>
-        </w:rPr>
-        <w:t xml:space="preserve">Co.</w:t>
+        <w:t xml:space="preserve">Carrington</w:t>
+      </w:r>
+      <w:r>
+        <w:rPr>
+          <w:i/>
+        </w:rPr>
+        <w:t xml:space="preserve"> </w:t>
+      </w:r>
+      <w:r>
+        <w:rPr>
+          <w:i/>
+        </w:rPr>
+        <w:t xml:space="preserve">Mortg.</w:t>
+      </w:r>
+      <w:r>
+        <w:rPr>
+          <w:i/>
+        </w:rPr>
+        <w:t xml:space="preserve"> </w:t>
+      </w:r>
+      <w:r>
+        <w:rPr>
+          <w:i/>
+        </w:rPr>
+        <w:t xml:space="preserve">LLC</w:t>
       </w:r>
       <w:r>
         <w:t xml:space="preserve">,</w:t>
@@ -1661,7 +2637,138 @@
         <w:br/>
       </w:r>
       <w:r>
-        <w:t xml:space="preserve">2010</w:t>
+        <w:t xml:space="preserve">2026</w:t>
+      </w:r>
+      <w:r>
+        <w:t xml:space="preserve"> </w:t>
+      </w:r>
+      <w:r>
+        <w:t xml:space="preserve">U.S.</w:t>
+      </w:r>
+      <w:r>
+        <w:t xml:space="preserve"> </w:t>
+      </w:r>
+      <w:r>
+        <w:t xml:space="preserve">Dist.</w:t>
+      </w:r>
+      <w:r>
+        <w:t xml:space="preserve"> </w:t>
+      </w:r>
+      <w:r>
+        <w:t xml:space="preserve">LEXIS</w:t>
+      </w:r>
+      <w:r>
+        <w:t xml:space="preserve"> </w:t>
+      </w:r>
+      <w:r>
+        <w:t xml:space="preserve">51716</w:t>
+      </w:r>
+      <w:r>
+        <w:t xml:space="preserve"> </w:t>
+      </w:r>
+      <w:r>
+        <w:t xml:space="preserve">(N.D.</w:t>
+      </w:r>
+      <w:r>
+        <w:t xml:space="preserve"> </w:t>
+      </w:r>
+      <w:r>
+        <w:t xml:space="preserve">Ind.</w:t>
+      </w:r>
+      <w:r>
+        <w:t xml:space="preserve"> </w:t>
+      </w:r>
+      <w:r>
+        <w:t xml:space="preserve">Mar.</w:t>
+      </w:r>
+      <w:r>
+        <w:t xml:space="preserve"> </w:t>
+      </w:r>
+      <w:r>
+        <w:t xml:space="preserve">6,</w:t>
+      </w:r>
+      <w:r>
+        <w:t xml:space="preserve"> </w:t>
+      </w:r>
+      <w:r>
+        <w:t xml:space="preserve">2026)</w:t>
+      </w:r>
+      <w:r>
+        <w:t xml:space="preserve">   </w:t>
+      </w:r>
+      <w:r>
+        <w:tab/>
+      </w:r>
+      <w:r>
+        <w:t xml:space="preserve">5</w:t>
+      </w:r>
+    </w:p>
+    <w:p>
+      <w:pPr>
+        <w:pStyle w:val="CAToaEntry"/>
+      </w:pPr>
+      <w:r>
+        <w:rPr>
+          <w:i/>
+        </w:rPr>
+        <w:t xml:space="preserve">Robertson</w:t>
+      </w:r>
+      <w:r>
+        <w:rPr>
+          <w:i/>
+        </w:rPr>
+        <w:t xml:space="preserve"> </w:t>
+      </w:r>
+      <w:r>
+        <w:rPr>
+          <w:i/>
+        </w:rPr>
+        <w:t xml:space="preserve">v.</w:t>
+      </w:r>
+      <w:r>
+        <w:rPr>
+          <w:i/>
+        </w:rPr>
+        <w:t xml:space="preserve"> </w:t>
+      </w:r>
+      <w:r>
+        <w:rPr>
+          <w:i/>
+        </w:rPr>
+        <w:t xml:space="preserve">Chevron</w:t>
+      </w:r>
+      <w:r>
+        <w:rPr>
+          <w:i/>
+        </w:rPr>
+        <w:t xml:space="preserve"> </w:t>
+      </w:r>
+      <w:r>
+        <w:rPr>
+          <w:i/>
+        </w:rPr>
+        <w:t xml:space="preserve">USA,</w:t>
+      </w:r>
+      <w:r>
+        <w:rPr>
+          <w:i/>
+        </w:rPr>
+        <w:t xml:space="preserve"> </w:t>
+      </w:r>
+      <w:r>
+        <w:rPr>
+          <w:i/>
+        </w:rPr>
+        <w:t xml:space="preserve">Inc.</w:t>
+      </w:r>
+      <w:r>
+        <w:t xml:space="preserve">,</w:t>
+      </w:r>
+      <w:r>
+        <w:br/>
+      </w:r>
+      <w:r>
+        <w:t xml:space="preserve">2016</w:t>
       </w:r>
       <w:r>
         <w:t xml:space="preserve"> </w:t>
@@ -1673,1211 +2780,248 @@
         <w:t xml:space="preserve"> </w:t>
       </w:r>
       <w:r>
-        <w:t xml:space="preserve">8752873</w:t>
-      </w:r>
-      <w:r>
-        <w:t xml:space="preserve"> </w:t>
-      </w:r>
-      <w:r>
-        <w:t xml:space="preserve">(N.D.</w:t>
-      </w:r>
-      <w:r>
-        <w:t xml:space="preserve"> </w:t>
-      </w:r>
-      <w:r>
-        <w:t xml:space="preserve">Fla.</w:t>
-      </w:r>
-      <w:r>
-        <w:t xml:space="preserve"> </w:t>
-      </w:r>
-      <w:r>
-        <w:t xml:space="preserve">Feb. 1,</w:t>
-      </w:r>
-      <w:r>
-        <w:t xml:space="preserve"> </w:t>
-      </w:r>
-      <w:r>
-        <w:t xml:space="preserve">2010)</w:t>
+        <w:t xml:space="preserve">3667153</w:t>
+      </w:r>
+      <w:r>
+        <w:t xml:space="preserve"> </w:t>
+      </w:r>
+      <w:r>
+        <w:t xml:space="preserve">(E.D.</w:t>
+      </w:r>
+      <w:r>
+        <w:t xml:space="preserve"> </w:t>
+      </w:r>
+      <w:r>
+        <w:t xml:space="preserve">La.</w:t>
+      </w:r>
+      <w:r>
+        <w:t xml:space="preserve"> </w:t>
+      </w:r>
+      <w:r>
+        <w:t xml:space="preserve">July</w:t>
+      </w:r>
+      <w:r>
+        <w:t xml:space="preserve"> </w:t>
+      </w:r>
+      <w:r>
+        <w:t xml:space="preserve">11,</w:t>
+      </w:r>
+      <w:r>
+        <w:t xml:space="preserve"> </w:t>
+      </w:r>
+      <w:r>
+        <w:t xml:space="preserve">2026)</w:t>
+      </w:r>
+      <w:r>
+        <w:t xml:space="preserve">   </w:t>
       </w:r>
       <w:r>
         <w:tab/>
       </w:r>
       <w:r>
+        <w:t xml:space="preserve">6, 7</w:t>
+      </w:r>
+    </w:p>
+    <w:p>
+      <w:pPr>
+        <w:pStyle w:val="CAToaEntry"/>
+      </w:pPr>
+      <w:r>
+        <w:rPr>
+          <w:i/>
+        </w:rPr>
+        <w:t xml:space="preserve">Spencer</w:t>
+      </w:r>
+      <w:r>
+        <w:rPr>
+          <w:i/>
+        </w:rPr>
+        <w:t xml:space="preserve"> </w:t>
+      </w:r>
+      <w:r>
+        <w:rPr>
+          <w:i/>
+        </w:rPr>
+        <w:t xml:space="preserve">v.</w:t>
+      </w:r>
+      <w:r>
+        <w:rPr>
+          <w:i/>
+        </w:rPr>
+        <w:t xml:space="preserve"> </w:t>
+      </w:r>
+      <w:r>
+        <w:rPr>
+          <w:i/>
+        </w:rPr>
+        <w:t xml:space="preserve">Specialty</w:t>
+      </w:r>
+      <w:r>
+        <w:rPr>
+          <w:i/>
+        </w:rPr>
+        <w:t xml:space="preserve"> </w:t>
+      </w:r>
+      <w:r>
+        <w:rPr>
+          <w:i/>
+        </w:rPr>
+        <w:t xml:space="preserve">Foundry</w:t>
+      </w:r>
+      <w:r>
+        <w:rPr>
+          <w:i/>
+        </w:rPr>
+        <w:t xml:space="preserve"> </w:t>
+      </w:r>
+      <w:r>
+        <w:rPr>
+          <w:i/>
+        </w:rPr>
+        <w:t xml:space="preserve">Prods.</w:t>
+      </w:r>
+      <w:r>
+        <w:rPr>
+          <w:i/>
+        </w:rPr>
+        <w:t xml:space="preserve"> </w:t>
+      </w:r>
+      <w:r>
+        <w:rPr>
+          <w:i/>
+        </w:rPr>
+        <w:t xml:space="preserve">Inc.</w:t>
+      </w:r>
+      <w:r>
+        <w:t xml:space="preserve">,</w:t>
+      </w:r>
+      <w:r>
+        <w:br/>
+      </w:r>
+      <w:r>
+        <w:t xml:space="preserve">953</w:t>
+      </w:r>
+      <w:r>
+        <w:t xml:space="preserve"> </w:t>
+      </w:r>
+      <w:r>
+        <w:t xml:space="preserve">F.3d</w:t>
+      </w:r>
+      <w:r>
+        <w:t xml:space="preserve"> </w:t>
+      </w:r>
+      <w:r>
+        <w:t xml:space="preserve">735</w:t>
+      </w:r>
+      <w:r>
+        <w:t xml:space="preserve"> </w:t>
+      </w:r>
+      <w:r>
+        <w:t xml:space="preserve">(11th</w:t>
+      </w:r>
+      <w:r>
+        <w:t xml:space="preserve"> </w:t>
+      </w:r>
+      <w:r>
+        <w:t xml:space="preserve">Cir.</w:t>
+      </w:r>
+      <w:r>
+        <w:t xml:space="preserve"> </w:t>
+      </w:r>
+      <w:r>
+        <w:t xml:space="preserve">2020)</w:t>
+      </w:r>
+      <w:r>
+        <w:t xml:space="preserve">   </w:t>
+      </w:r>
+      <w:r>
+        <w:tab/>
+      </w:r>
+      <w:r>
         <w:t xml:space="preserve">6</w:t>
       </w:r>
     </w:p>
     <w:p>
       <w:pPr>
+        <w:pStyle w:val="CAToaGroup"/>
+      </w:pPr>
+      <w:r>
+        <w:t xml:space="preserve">Statutes:</w:t>
+      </w:r>
+    </w:p>
+    <w:p>
+      <w:pPr>
         <w:pStyle w:val="CAToaEntry"/>
       </w:pPr>
       <w:r>
-        <w:rPr>
-          <w:i/>
-        </w:rPr>
-        <w:t xml:space="preserve">Anderson</w:t>
-      </w:r>
-      <w:r>
-        <w:rPr>
-          <w:i/>
-        </w:rPr>
-        <w:t xml:space="preserve"> </w:t>
-      </w:r>
-      <w:r>
-        <w:rPr>
-          <w:i/>
-        </w:rPr>
-        <w:t xml:space="preserve">v.</w:t>
-      </w:r>
-      <w:r>
-        <w:rPr>
-          <w:i/>
-        </w:rPr>
-        <w:t xml:space="preserve"> </w:t>
-      </w:r>
-      <w:r>
-        <w:rPr>
-          <w:i/>
-        </w:rPr>
-        <w:t xml:space="preserve">Bayer</w:t>
-      </w:r>
-      <w:r>
-        <w:rPr>
-          <w:i/>
-        </w:rPr>
-        <w:t xml:space="preserve"> </w:t>
-      </w:r>
-      <w:r>
-        <w:rPr>
-          <w:i/>
-        </w:rPr>
-        <w:t xml:space="preserve">Corp.</w:t>
-      </w:r>
-      <w:r>
-        <w:t xml:space="preserve">,</w:t>
-      </w:r>
-      <w:r>
-        <w:br/>
-      </w:r>
-      <w:r>
-        <w:t xml:space="preserve">610</w:t>
-      </w:r>
-      <w:r>
-        <w:t xml:space="preserve"> </w:t>
-      </w:r>
-      <w:r>
-        <w:t xml:space="preserve">F.3d</w:t>
-      </w:r>
-      <w:r>
-        <w:t xml:space="preserve"> </w:t>
-      </w:r>
-      <w:r>
-        <w:t xml:space="preserve">390</w:t>
-      </w:r>
-      <w:r>
-        <w:t xml:space="preserve"> </w:t>
-      </w:r>
-      <w:r>
-        <w:t xml:space="preserve">(7th</w:t>
-      </w:r>
-      <w:r>
-        <w:t xml:space="preserve"> </w:t>
-      </w:r>
-      <w:r>
-        <w:t xml:space="preserve">Cir.</w:t>
-      </w:r>
-      <w:r>
-        <w:t xml:space="preserve"> </w:t>
-      </w:r>
-      <w:r>
-        <w:t xml:space="preserve">2010)</w:t>
+        <w:t xml:space="preserve">28</w:t>
+      </w:r>
+      <w:r>
+        <w:t xml:space="preserve"> </w:t>
+      </w:r>
+      <w:r>
+        <w:t xml:space="preserve">U.S.C.</w:t>
+      </w:r>
+      <w:r>
+        <w:t xml:space="preserve"> </w:t>
+      </w:r>
+      <w:r>
+        <w:t xml:space="preserve">§</w:t>
+      </w:r>
+      <w:r>
+        <w:t xml:space="preserve"> </w:t>
+      </w:r>
+      <w:r>
+        <w:t xml:space="preserve">1332(d)⁠(11)</w:t>
+      </w:r>
+      <w:r>
+        <w:t xml:space="preserve">   </w:t>
       </w:r>
       <w:r>
         <w:tab/>
       </w:r>
       <w:r>
+        <w:t xml:space="preserve">1, 2, 4, 5</w:t>
+      </w:r>
+    </w:p>
+    <w:p>
+      <w:pPr>
+        <w:pStyle w:val="CAToaEntry"/>
+      </w:pPr>
+      <w:r>
+        <w:t xml:space="preserve">28</w:t>
+      </w:r>
+      <w:r>
+        <w:t xml:space="preserve"> </w:t>
+      </w:r>
+      <w:r>
+        <w:t xml:space="preserve">U.S.C.</w:t>
+      </w:r>
+      <w:r>
+        <w:t xml:space="preserve"> </w:t>
+      </w:r>
+      <w:r>
+        <w:t xml:space="preserve">§</w:t>
+      </w:r>
+      <w:r>
+        <w:t xml:space="preserve"> </w:t>
+      </w:r>
+      <w:r>
+        <w:t xml:space="preserve">1453(c)</w:t>
+      </w:r>
+      <w:r>
+        <w:t xml:space="preserve">   </w:t>
+      </w:r>
+      <w:r>
+        <w:tab/>
+      </w:r>
+      <w:r>
         <w:t xml:space="preserve">2</w:t>
       </w:r>
     </w:p>
     <w:p>
       <w:pPr>
-        <w:pStyle w:val="CAToaEntry"/>
-      </w:pPr>
-      <w:r>
-        <w:rPr>
-          <w:i/>
-        </w:rPr>
-        <w:t xml:space="preserve">Hamilton</w:t>
-      </w:r>
-      <w:r>
-        <w:rPr>
-          <w:i/>
-        </w:rPr>
-        <w:t xml:space="preserve"> </w:t>
-      </w:r>
-      <w:r>
-        <w:rPr>
-          <w:i/>
-        </w:rPr>
-        <w:t xml:space="preserve">v.</w:t>
-      </w:r>
-      <w:r>
-        <w:rPr>
-          <w:i/>
-        </w:rPr>
-        <w:t xml:space="preserve"> </w:t>
-      </w:r>
-      <w:r>
-        <w:rPr>
-          <w:i/>
-        </w:rPr>
-        <w:t xml:space="preserve">Burlington</w:t>
-      </w:r>
-      <w:r>
-        <w:rPr>
-          <w:i/>
-        </w:rPr>
-        <w:t xml:space="preserve"> </w:t>
-      </w:r>
-      <w:r>
-        <w:rPr>
-          <w:i/>
-        </w:rPr>
-        <w:t xml:space="preserve">N.</w:t>
-      </w:r>
-      <w:r>
-        <w:rPr>
-          <w:i/>
-        </w:rPr>
-        <w:t xml:space="preserve"> </w:t>
-      </w:r>
-      <w:r>
-        <w:rPr>
-          <w:i/>
-        </w:rPr>
-        <w:t xml:space="preserve">Santa</w:t>
-      </w:r>
-      <w:r>
-        <w:rPr>
-          <w:i/>
-        </w:rPr>
-        <w:t xml:space="preserve"> </w:t>
-      </w:r>
-      <w:r>
-        <w:rPr>
-          <w:i/>
-        </w:rPr>
-        <w:t xml:space="preserve">Fe</w:t>
-      </w:r>
-      <w:r>
-        <w:rPr>
-          <w:i/>
-        </w:rPr>
-        <w:t xml:space="preserve"> </w:t>
-      </w:r>
-      <w:r>
-        <w:rPr>
-          <w:i/>
-        </w:rPr>
-        <w:t xml:space="preserve">Ry.</w:t>
-      </w:r>
-      <w:r>
-        <w:rPr>
-          <w:i/>
-        </w:rPr>
-        <w:t xml:space="preserve"> </w:t>
-      </w:r>
-      <w:r>
-        <w:rPr>
-          <w:i/>
-        </w:rPr>
-        <w:t xml:space="preserve">Co.</w:t>
-      </w:r>
-      <w:r>
-        <w:t xml:space="preserve">,</w:t>
-      </w:r>
-      <w:r>
-        <w:br/>
-      </w:r>
-      <w:r>
-        <w:t xml:space="preserve">No. A-8-CA-132,</w:t>
-      </w:r>
-      <w:r>
-        <w:t xml:space="preserve"> </w:t>
-      </w:r>
-      <w:r>
-        <w:t xml:space="preserve">2008</w:t>
-      </w:r>
-      <w:r>
-        <w:t xml:space="preserve"> </w:t>
-      </w:r>
-      <w:r>
-        <w:t xml:space="preserve">WL</w:t>
-      </w:r>
-      <w:r>
-        <w:t xml:space="preserve"> </w:t>
-      </w:r>
-      <w:r>
-        <w:t xml:space="preserve">8148619</w:t>
-      </w:r>
-      <w:r>
-        <w:t xml:space="preserve"> </w:t>
-      </w:r>
-      <w:r>
-        <w:t xml:space="preserve">(W.D.</w:t>
-      </w:r>
-      <w:r>
-        <w:t xml:space="preserve"> </w:t>
-      </w:r>
-      <w:r>
-        <w:t xml:space="preserve">Tex.</w:t>
-      </w:r>
-      <w:r>
-        <w:t xml:space="preserve"> </w:t>
-      </w:r>
-      <w:r>
-        <w:t xml:space="preserve">Aug. 8,</w:t>
-      </w:r>
-      <w:r>
-        <w:t xml:space="preserve"> </w:t>
-      </w:r>
-      <w:r>
-        <w:t xml:space="preserve">2008)</w:t>
-      </w:r>
-      <w:r>
-        <w:tab/>
-      </w:r>
-      <w:r>
-        <w:t xml:space="preserve">6</w:t>
-      </w:r>
-    </w:p>
-    <w:p>
-      <w:pPr>
-        <w:pStyle w:val="CAToaEntry"/>
-      </w:pPr>
-      <w:r>
-        <w:rPr>
-          <w:i/>
-        </w:rPr>
-        <w:t xml:space="preserve">Holiday</w:t>
-      </w:r>
-      <w:r>
-        <w:rPr>
-          <w:i/>
-        </w:rPr>
-        <w:t xml:space="preserve"> </w:t>
-      </w:r>
-      <w:r>
-        <w:rPr>
-          <w:i/>
-        </w:rPr>
-        <w:t xml:space="preserve">v.</w:t>
-      </w:r>
-      <w:r>
-        <w:rPr>
-          <w:i/>
-        </w:rPr>
-        <w:t xml:space="preserve"> </w:t>
-      </w:r>
-      <w:r>
-        <w:rPr>
-          <w:i/>
-        </w:rPr>
-        <w:t xml:space="preserve">Alt.</w:t>
-      </w:r>
-      <w:r>
-        <w:rPr>
-          <w:i/>
-        </w:rPr>
-        <w:t xml:space="preserve"> </w:t>
-      </w:r>
-      <w:r>
-        <w:rPr>
-          <w:i/>
-        </w:rPr>
-        <w:t xml:space="preserve">Richfield</w:t>
-      </w:r>
-      <w:r>
-        <w:rPr>
-          <w:i/>
-        </w:rPr>
-        <w:t xml:space="preserve"> </w:t>
-      </w:r>
-      <w:r>
-        <w:rPr>
-          <w:i/>
-        </w:rPr>
-        <w:t xml:space="preserve">Co.</w:t>
-      </w:r>
-      <w:r>
-        <w:t xml:space="preserve">,</w:t>
-      </w:r>
-      <w:r>
-        <w:br/>
-      </w:r>
-      <w:r>
-        <w:t xml:space="preserve">No. 2:16-cv-525</w:t>
-      </w:r>
-      <w:r>
-        <w:t xml:space="preserve"> </w:t>
-      </w:r>
-      <w:r>
-        <w:t xml:space="preserve">JVB,</w:t>
-      </w:r>
-      <w:r>
-        <w:t xml:space="preserve"> </w:t>
-      </w:r>
-      <w:r>
-        <w:t xml:space="preserve">2018</w:t>
-      </w:r>
-      <w:r>
-        <w:t xml:space="preserve"> </w:t>
-      </w:r>
-      <w:r>
-        <w:t xml:space="preserve">WL</w:t>
-      </w:r>
-      <w:r>
-        <w:t xml:space="preserve"> </w:t>
-      </w:r>
-      <w:r>
-        <w:t xml:space="preserve">11409352</w:t>
-      </w:r>
-      <w:r>
-        <w:t xml:space="preserve"> </w:t>
-      </w:r>
-      <w:r>
-        <w:t xml:space="preserve">(N.D.</w:t>
-      </w:r>
-      <w:r>
-        <w:t xml:space="preserve"> </w:t>
-      </w:r>
-      <w:r>
-        <w:t xml:space="preserve">Ind.</w:t>
-      </w:r>
-      <w:r>
-        <w:t xml:space="preserve"> </w:t>
-      </w:r>
-      <w:r>
-        <w:t xml:space="preserve">Mar. 7,</w:t>
-      </w:r>
-      <w:r>
-        <w:t xml:space="preserve"> </w:t>
-      </w:r>
-      <w:r>
-        <w:t xml:space="preserve">2018)</w:t>
-      </w:r>
-      <w:r>
-        <w:tab/>
-      </w:r>
-      <w:r>
-        <w:t xml:space="preserve">6</w:t>
-      </w:r>
-    </w:p>
-    <w:p>
-      <w:pPr>
-        <w:pStyle w:val="CAToaEntry"/>
-      </w:pPr>
-      <w:r>
-        <w:rPr>
-          <w:i/>
-        </w:rPr>
-        <w:t xml:space="preserve">Lafalier</w:t>
-      </w:r>
-      <w:r>
-        <w:rPr>
-          <w:i/>
-        </w:rPr>
-        <w:t xml:space="preserve"> </w:t>
-      </w:r>
-      <w:r>
-        <w:rPr>
-          <w:i/>
-        </w:rPr>
-        <w:t xml:space="preserve">v.</w:t>
-      </w:r>
-      <w:r>
-        <w:rPr>
-          <w:i/>
-        </w:rPr>
-        <w:t xml:space="preserve"> </w:t>
-      </w:r>
-      <w:r>
-        <w:rPr>
-          <w:i/>
-        </w:rPr>
-        <w:t xml:space="preserve">Cinnabar</w:t>
-      </w:r>
-      <w:r>
-        <w:rPr>
-          <w:i/>
-        </w:rPr>
-        <w:t xml:space="preserve"> </w:t>
-      </w:r>
-      <w:r>
-        <w:rPr>
-          <w:i/>
-        </w:rPr>
-        <w:t xml:space="preserve">Serv.</w:t>
-      </w:r>
-      <w:r>
-        <w:rPr>
-          <w:i/>
-        </w:rPr>
-        <w:t xml:space="preserve"> </w:t>
-      </w:r>
-      <w:r>
-        <w:rPr>
-          <w:i/>
-        </w:rPr>
-        <w:t xml:space="preserve">Co.,</w:t>
-      </w:r>
-      <w:r>
-        <w:rPr>
-          <w:i/>
-        </w:rPr>
-        <w:t xml:space="preserve"> </w:t>
-      </w:r>
-      <w:r>
-        <w:rPr>
-          <w:i/>
-        </w:rPr>
-        <w:t xml:space="preserve">Inc.</w:t>
-      </w:r>
-      <w:r>
-        <w:t xml:space="preserve">,</w:t>
-      </w:r>
-      <w:r>
-        <w:br/>
-      </w:r>
-      <w:r>
-        <w:t xml:space="preserve">2010</w:t>
-      </w:r>
-      <w:r>
-        <w:t xml:space="preserve"> </w:t>
-      </w:r>
-      <w:r>
-        <w:t xml:space="preserve">U.S.</w:t>
-      </w:r>
-      <w:r>
-        <w:t xml:space="preserve"> </w:t>
-      </w:r>
-      <w:r>
-        <w:t xml:space="preserve">Dist.</w:t>
-      </w:r>
-      <w:r>
-        <w:t xml:space="preserve"> </w:t>
-      </w:r>
-      <w:r>
-        <w:t xml:space="preserve">LEXIS</w:t>
-      </w:r>
-      <w:r>
-        <w:t xml:space="preserve"> </w:t>
-      </w:r>
-      <w:r>
-        <w:t xml:space="preserve">36215,</w:t>
-      </w:r>
-      <w:r>
-        <w:t xml:space="preserve"> </w:t>
-      </w:r>
-      <w:r>
-        <w:t xml:space="preserve">2010</w:t>
-      </w:r>
-      <w:r>
-        <w:t xml:space="preserve"> </w:t>
-      </w:r>
-      <w:r>
-        <w:t xml:space="preserve">WL</w:t>
-      </w:r>
-      <w:r>
-        <w:t xml:space="preserve"> </w:t>
-      </w:r>
-      <w:r>
-        <w:t xml:space="preserve">1486900</w:t>
-      </w:r>
-      <w:r>
-        <w:t xml:space="preserve"> </w:t>
-      </w:r>
-      <w:r>
-        <w:t xml:space="preserve">(N.D.</w:t>
-      </w:r>
-      <w:r>
-        <w:t xml:space="preserve"> </w:t>
-      </w:r>
-      <w:r>
-        <w:t xml:space="preserve">Okla.</w:t>
-      </w:r>
-      <w:r>
-        <w:t xml:space="preserve"> </w:t>
-      </w:r>
-      <w:r>
-        <w:t xml:space="preserve">April</w:t>
-      </w:r>
-      <w:r>
-        <w:t xml:space="preserve"> </w:t>
-      </w:r>
-      <w:r>
-        <w:t xml:space="preserve">13,</w:t>
-      </w:r>
-      <w:r>
-        <w:t xml:space="preserve"> </w:t>
-      </w:r>
-      <w:r>
-        <w:t xml:space="preserve">2010)</w:t>
-      </w:r>
-      <w:r>
-        <w:tab/>
-      </w:r>
-      <w:r>
-        <w:t xml:space="preserve">5</w:t>
-      </w:r>
-    </w:p>
-    <w:p>
-      <w:pPr>
-        <w:pStyle w:val="CAToaEntry"/>
-      </w:pPr>
-      <w:r>
-        <w:rPr>
-          <w:i/>
-        </w:rPr>
-        <w:t xml:space="preserve">LG</w:t>
-      </w:r>
-      <w:r>
-        <w:rPr>
-          <w:i/>
-        </w:rPr>
-        <w:t xml:space="preserve"> </w:t>
-      </w:r>
-      <w:r>
-        <w:rPr>
-          <w:i/>
-        </w:rPr>
-        <w:t xml:space="preserve">Display</w:t>
-      </w:r>
-      <w:r>
-        <w:rPr>
-          <w:i/>
-        </w:rPr>
-        <w:t xml:space="preserve"> </w:t>
-      </w:r>
-      <w:r>
-        <w:rPr>
-          <w:i/>
-        </w:rPr>
-        <w:t xml:space="preserve">Co. v.</w:t>
-      </w:r>
-      <w:r>
-        <w:rPr>
-          <w:i/>
-        </w:rPr>
-        <w:t xml:space="preserve"> </w:t>
-      </w:r>
-      <w:r>
-        <w:rPr>
-          <w:i/>
-        </w:rPr>
-        <w:t xml:space="preserve">Madigan</w:t>
-      </w:r>
-      <w:r>
-        <w:t xml:space="preserve">,</w:t>
-      </w:r>
-      <w:r>
-        <w:br/>
-      </w:r>
-      <w:r>
-        <w:t xml:space="preserve">665</w:t>
-      </w:r>
-      <w:r>
-        <w:t xml:space="preserve"> </w:t>
-      </w:r>
-      <w:r>
-        <w:t xml:space="preserve">F.3d</w:t>
-      </w:r>
-      <w:r>
-        <w:t xml:space="preserve"> </w:t>
-      </w:r>
-      <w:r>
-        <w:t xml:space="preserve">768</w:t>
-      </w:r>
-      <w:r>
-        <w:t xml:space="preserve"> </w:t>
-      </w:r>
-      <w:r>
-        <w:t xml:space="preserve">(7th</w:t>
-      </w:r>
-      <w:r>
-        <w:t xml:space="preserve"> </w:t>
-      </w:r>
-      <w:r>
-        <w:t xml:space="preserve">Cir.</w:t>
-      </w:r>
-      <w:r>
-        <w:t xml:space="preserve"> </w:t>
-      </w:r>
-      <w:r>
-        <w:t xml:space="preserve">2011)</w:t>
-      </w:r>
-      <w:r>
-        <w:tab/>
-      </w:r>
-      <w:r>
-        <w:t xml:space="preserve">2</w:t>
-      </w:r>
-    </w:p>
-    <w:p>
-      <w:pPr>
-        <w:pStyle w:val="CAToaEntry"/>
-      </w:pPr>
-      <w:r>
-        <w:rPr>
-          <w:i/>
-        </w:rPr>
-        <w:t xml:space="preserve">Rainbow</w:t>
-      </w:r>
-      <w:r>
-        <w:rPr>
-          <w:i/>
-        </w:rPr>
-        <w:t xml:space="preserve"> </w:t>
-      </w:r>
-      <w:r>
-        <w:rPr>
-          <w:i/>
-        </w:rPr>
-        <w:t xml:space="preserve">Gun</w:t>
-      </w:r>
-      <w:r>
-        <w:rPr>
-          <w:i/>
-        </w:rPr>
-        <w:t xml:space="preserve"> </w:t>
-      </w:r>
-      <w:r>
-        <w:rPr>
-          <w:i/>
-        </w:rPr>
-        <w:t xml:space="preserve">Club,</w:t>
-      </w:r>
-      <w:r>
-        <w:rPr>
-          <w:i/>
-        </w:rPr>
-        <w:t xml:space="preserve"> </w:t>
-      </w:r>
-      <w:r>
-        <w:rPr>
-          <w:i/>
-        </w:rPr>
-        <w:t xml:space="preserve">Inc. v.</w:t>
-      </w:r>
-      <w:r>
-        <w:rPr>
-          <w:i/>
-        </w:rPr>
-        <w:t xml:space="preserve"> </w:t>
-      </w:r>
-      <w:r>
-        <w:rPr>
-          <w:i/>
-        </w:rPr>
-        <w:t xml:space="preserve">Denbury</w:t>
-      </w:r>
-      <w:r>
-        <w:rPr>
-          <w:i/>
-        </w:rPr>
-        <w:t xml:space="preserve"> </w:t>
-      </w:r>
-      <w:r>
-        <w:rPr>
-          <w:i/>
-        </w:rPr>
-        <w:t xml:space="preserve">Onshore,</w:t>
-      </w:r>
-      <w:r>
-        <w:rPr>
-          <w:i/>
-        </w:rPr>
-        <w:t xml:space="preserve"> </w:t>
-      </w:r>
-      <w:r>
-        <w:rPr>
-          <w:i/>
-        </w:rPr>
-        <w:t xml:space="preserve">L.L.C.</w:t>
-      </w:r>
-      <w:r>
-        <w:t xml:space="preserve">,</w:t>
-      </w:r>
-      <w:r>
-        <w:br/>
-      </w:r>
-      <w:r>
-        <w:t xml:space="preserve">760</w:t>
-      </w:r>
-      <w:r>
-        <w:t xml:space="preserve"> </w:t>
-      </w:r>
-      <w:r>
-        <w:t xml:space="preserve">F.3d</w:t>
-      </w:r>
-      <w:r>
-        <w:t xml:space="preserve"> </w:t>
-      </w:r>
-      <w:r>
-        <w:t xml:space="preserve">405</w:t>
-      </w:r>
-      <w:r>
-        <w:t xml:space="preserve"> </w:t>
-      </w:r>
-      <w:r>
-        <w:t xml:space="preserve">(5th</w:t>
-      </w:r>
-      <w:r>
-        <w:t xml:space="preserve"> </w:t>
-      </w:r>
-      <w:r>
-        <w:t xml:space="preserve">Cir.</w:t>
-      </w:r>
-      <w:r>
-        <w:t xml:space="preserve"> </w:t>
-      </w:r>
-      <w:r>
-        <w:t xml:space="preserve">2014)</w:t>
-      </w:r>
-      <w:r>
-        <w:tab/>
-      </w:r>
-      <w:r>
-        <w:t xml:space="preserve">5</w:t>
-      </w:r>
-    </w:p>
-    <w:p>
-      <w:pPr>
-        <w:pStyle w:val="CAToaEntry"/>
-      </w:pPr>
-      <w:r>
-        <w:rPr>
-          <w:i/>
-        </w:rPr>
-        <w:t xml:space="preserve">Rightsell</w:t>
-      </w:r>
-      <w:r>
-        <w:rPr>
-          <w:i/>
-        </w:rPr>
-        <w:t xml:space="preserve"> </w:t>
-      </w:r>
-      <w:r>
-        <w:rPr>
-          <w:i/>
-        </w:rPr>
-        <w:t xml:space="preserve">v.</w:t>
-      </w:r>
-      <w:r>
-        <w:rPr>
-          <w:i/>
-        </w:rPr>
-        <w:t xml:space="preserve"> </w:t>
-      </w:r>
-      <w:r>
-        <w:rPr>
-          <w:i/>
-        </w:rPr>
-        <w:t xml:space="preserve">Carrington</w:t>
-      </w:r>
-      <w:r>
-        <w:rPr>
-          <w:i/>
-        </w:rPr>
-        <w:t xml:space="preserve"> </w:t>
-      </w:r>
-      <w:r>
-        <w:rPr>
-          <w:i/>
-        </w:rPr>
-        <w:t xml:space="preserve">Mortg.</w:t>
-      </w:r>
-      <w:r>
-        <w:rPr>
-          <w:i/>
-        </w:rPr>
-        <w:t xml:space="preserve"> </w:t>
-      </w:r>
-      <w:r>
-        <w:rPr>
-          <w:i/>
-        </w:rPr>
-        <w:t xml:space="preserve">LLC</w:t>
-      </w:r>
-      <w:r>
-        <w:t xml:space="preserve">,</w:t>
-      </w:r>
-      <w:r>
-        <w:br/>
-      </w:r>
-      <w:r>
-        <w:t xml:space="preserve">2026</w:t>
-      </w:r>
-      <w:r>
-        <w:t xml:space="preserve"> </w:t>
-      </w:r>
-      <w:r>
-        <w:t xml:space="preserve">U.S.</w:t>
-      </w:r>
-      <w:r>
-        <w:t xml:space="preserve"> </w:t>
-      </w:r>
-      <w:r>
-        <w:t xml:space="preserve">Dist.</w:t>
-      </w:r>
-      <w:r>
-        <w:t xml:space="preserve"> </w:t>
-      </w:r>
-      <w:r>
-        <w:t xml:space="preserve">LEXIS</w:t>
-      </w:r>
-      <w:r>
-        <w:t xml:space="preserve"> </w:t>
-      </w:r>
-      <w:r>
-        <w:t xml:space="preserve">51716</w:t>
-      </w:r>
-      <w:r>
-        <w:t xml:space="preserve"> </w:t>
-      </w:r>
-      <w:r>
-        <w:t xml:space="preserve">(N.D.</w:t>
-      </w:r>
-      <w:r>
-        <w:t xml:space="preserve"> </w:t>
-      </w:r>
-      <w:r>
-        <w:t xml:space="preserve">Ind.</w:t>
-      </w:r>
-      <w:r>
-        <w:t xml:space="preserve"> </w:t>
-      </w:r>
-      <w:r>
-        <w:t xml:space="preserve">Mar. 6,</w:t>
-      </w:r>
-      <w:r>
-        <w:t xml:space="preserve"> </w:t>
-      </w:r>
-      <w:r>
-        <w:t xml:space="preserve">2026)</w:t>
-      </w:r>
-      <w:r>
-        <w:tab/>
-      </w:r>
-      <w:r>
-        <w:t xml:space="preserve">5</w:t>
-      </w:r>
-    </w:p>
-    <w:p>
-      <w:pPr>
-        <w:pStyle w:val="CAToaEntry"/>
-      </w:pPr>
-      <w:r>
-        <w:rPr>
-          <w:i/>
-        </w:rPr>
-        <w:t xml:space="preserve">Robertson</w:t>
-      </w:r>
-      <w:r>
-        <w:rPr>
-          <w:i/>
-        </w:rPr>
-        <w:t xml:space="preserve"> </w:t>
-      </w:r>
-      <w:r>
-        <w:rPr>
-          <w:i/>
-        </w:rPr>
-        <w:t xml:space="preserve">v.</w:t>
-      </w:r>
-      <w:r>
-        <w:rPr>
-          <w:i/>
-        </w:rPr>
-        <w:t xml:space="preserve"> </w:t>
-      </w:r>
-      <w:r>
-        <w:rPr>
-          <w:i/>
-        </w:rPr>
-        <w:t xml:space="preserve">Chevron</w:t>
-      </w:r>
-      <w:r>
-        <w:rPr>
-          <w:i/>
-        </w:rPr>
-        <w:t xml:space="preserve"> </w:t>
-      </w:r>
-      <w:r>
-        <w:rPr>
-          <w:i/>
-        </w:rPr>
-        <w:t xml:space="preserve">USA,</w:t>
-      </w:r>
-      <w:r>
-        <w:rPr>
-          <w:i/>
-        </w:rPr>
-        <w:t xml:space="preserve"> </w:t>
-      </w:r>
-      <w:r>
-        <w:rPr>
-          <w:i/>
-        </w:rPr>
-        <w:t xml:space="preserve">Inc.</w:t>
-      </w:r>
-      <w:r>
-        <w:t xml:space="preserve">,</w:t>
-      </w:r>
-      <w:r>
-        <w:br/>
-      </w:r>
-      <w:r>
-        <w:t xml:space="preserve">2016</w:t>
-      </w:r>
-      <w:r>
-        <w:t xml:space="preserve"> </w:t>
-      </w:r>
-      <w:r>
-        <w:t xml:space="preserve">WL</w:t>
-      </w:r>
-      <w:r>
-        <w:t xml:space="preserve"> </w:t>
-      </w:r>
-      <w:r>
-        <w:t xml:space="preserve">3667153</w:t>
-      </w:r>
-      <w:r>
-        <w:t xml:space="preserve"> </w:t>
-      </w:r>
-      <w:r>
-        <w:t xml:space="preserve">(E.D.</w:t>
-      </w:r>
-      <w:r>
-        <w:t xml:space="preserve"> </w:t>
-      </w:r>
-      <w:r>
-        <w:t xml:space="preserve">La.</w:t>
-      </w:r>
-      <w:r>
-        <w:t xml:space="preserve"> </w:t>
-      </w:r>
-      <w:r>
-        <w:t xml:space="preserve">July</w:t>
-      </w:r>
-      <w:r>
-        <w:t xml:space="preserve"> </w:t>
-      </w:r>
-      <w:r>
-        <w:t xml:space="preserve">11,</w:t>
-      </w:r>
-      <w:r>
-        <w:t xml:space="preserve"> </w:t>
-      </w:r>
-      <w:r>
-        <w:t xml:space="preserve">2026)</w:t>
-      </w:r>
-      <w:r>
-        <w:tab/>
-      </w:r>
-      <w:r>
-        <w:t xml:space="preserve">6</w:t>
-      </w:r>
-    </w:p>
-    <w:p>
-      <w:pPr>
-        <w:pStyle w:val="CAToaEntry"/>
-      </w:pPr>
-      <w:r>
-        <w:rPr>
-          <w:i/>
-        </w:rPr>
-        <w:t xml:space="preserve">Spencer</w:t>
-      </w:r>
-      <w:r>
-        <w:rPr>
-          <w:i/>
-        </w:rPr>
-        <w:t xml:space="preserve"> </w:t>
-      </w:r>
-      <w:r>
-        <w:rPr>
-          <w:i/>
-        </w:rPr>
-        <w:t xml:space="preserve">v.</w:t>
-      </w:r>
-      <w:r>
-        <w:rPr>
-          <w:i/>
-        </w:rPr>
-        <w:t xml:space="preserve"> </w:t>
-      </w:r>
-      <w:r>
-        <w:rPr>
-          <w:i/>
-        </w:rPr>
-        <w:t xml:space="preserve">Specialty</w:t>
-      </w:r>
-      <w:r>
-        <w:rPr>
-          <w:i/>
-        </w:rPr>
-        <w:t xml:space="preserve"> </w:t>
-      </w:r>
-      <w:r>
-        <w:rPr>
-          <w:i/>
-        </w:rPr>
-        <w:t xml:space="preserve">Foundry</w:t>
-      </w:r>
-      <w:r>
-        <w:rPr>
-          <w:i/>
-        </w:rPr>
-        <w:t xml:space="preserve"> </w:t>
-      </w:r>
-      <w:r>
-        <w:rPr>
-          <w:i/>
-        </w:rPr>
-        <w:t xml:space="preserve">Prods.</w:t>
-      </w:r>
-      <w:r>
-        <w:rPr>
-          <w:i/>
-        </w:rPr>
-        <w:t xml:space="preserve"> </w:t>
-      </w:r>
-      <w:r>
-        <w:rPr>
-          <w:i/>
-        </w:rPr>
-        <w:t xml:space="preserve">Inc.</w:t>
-      </w:r>
-      <w:r>
-        <w:t xml:space="preserve">,</w:t>
-      </w:r>
-      <w:r>
-        <w:br/>
-      </w:r>
-      <w:r>
-        <w:t xml:space="preserve">953</w:t>
-      </w:r>
-      <w:r>
-        <w:t xml:space="preserve"> </w:t>
-      </w:r>
-      <w:r>
-        <w:t xml:space="preserve">F.3d</w:t>
-      </w:r>
-      <w:r>
-        <w:t xml:space="preserve"> </w:t>
-      </w:r>
-      <w:r>
-        <w:t xml:space="preserve">735</w:t>
-      </w:r>
-      <w:r>
-        <w:t xml:space="preserve"> </w:t>
-      </w:r>
-      <w:r>
-        <w:t xml:space="preserve">(11th</w:t>
-      </w:r>
-      <w:r>
-        <w:t xml:space="preserve"> </w:t>
-      </w:r>
-      <w:r>
-        <w:t xml:space="preserve">Cir.</w:t>
-      </w:r>
-      <w:r>
-        <w:t xml:space="preserve"> </w:t>
-      </w:r>
-      <w:r>
-        <w:t xml:space="preserve">2020)</w:t>
-      </w:r>
-      <w:r>
-        <w:tab/>
-      </w:r>
-      <w:r>
-        <w:t xml:space="preserve">5</w:t>
-      </w:r>
-    </w:p>
-    <w:p>
-      <w:pPr>
-        <w:pStyle w:val="CAToaGroup"/>
-      </w:pPr>
-      <w:r>
-        <w:t xml:space="preserve">Statutes:</w:t>
-      </w:r>
-    </w:p>
-    <w:p>
-      <w:pPr>
-        <w:pStyle w:val="CAToaEntry"/>
-      </w:pPr>
-      <w:r>
-        <w:t xml:space="preserve">28</w:t>
-      </w:r>
-      <w:r>
-        <w:t xml:space="preserve"> </w:t>
-      </w:r>
-      <w:r>
-        <w:t xml:space="preserve">U.S.C.</w:t>
-      </w:r>
-      <w:r>
-        <w:t xml:space="preserve"> </w:t>
-      </w:r>
-      <w:r>
-        <w:t xml:space="preserve">§</w:t>
-      </w:r>
-      <w:r>
-        <w:t xml:space="preserve"> </w:t>
-      </w:r>
-      <w:r>
-        <w:t xml:space="preserve">1332(d)(11)</w:t>
-      </w:r>
-      <w:r>
-        <w:tab/>
-      </w:r>
-      <w:r>
-        <w:t xml:space="preserve">1, 2, 4, 5</w:t>
-      </w:r>
-    </w:p>
-    <w:p>
-      <w:pPr>
-        <w:pStyle w:val="CAToaEntry"/>
-      </w:pPr>
-      <w:r>
-        <w:t xml:space="preserve">28</w:t>
-      </w:r>
-      <w:r>
-        <w:t xml:space="preserve"> </w:t>
-      </w:r>
-      <w:r>
-        <w:t xml:space="preserve">U.S.C.</w:t>
-      </w:r>
-      <w:r>
-        <w:t xml:space="preserve"> </w:t>
-      </w:r>
-      <w:r>
-        <w:t xml:space="preserve">§</w:t>
-      </w:r>
-      <w:r>
-        <w:t xml:space="preserve"> </w:t>
-      </w:r>
-      <w:r>
-        <w:t xml:space="preserve">1453(c)</w:t>
-      </w:r>
-      <w:r>
-        <w:tab/>
-      </w:r>
-      <w:r>
-        <w:t xml:space="preserve">2</w:t>
-      </w:r>
-    </w:p>
-    <w:p>
-      <w:pPr>
+        <w:spacing w:before="0" w:after="0" w:line="20" w:lineRule="exact"/>
         <w:sectPr>
           <w:footerReference w:type="default" r:id="rIdRomanFtr"/>
           <w:pgSz w:w="12240" w:h="15840"/>
@@ -2890,6 +3034,7 @@
       <w:pPr>
         <w:pStyle w:val="CASection"/>
         <w:keepNext/>
+        <w:spacing w:before="0" w:after="264" w:line="340" w:lineRule="exact"/>
       </w:pPr>
       <w:r>
         <w:t xml:space="preserve">Jurisdictional</w:t>
@@ -2906,7 +3051,7 @@
         <w:pStyle w:val="FirstParagraph"/>
       </w:pPr>
       <w:r>
-        <w:t xml:space="preserve">The Appellees (hereinafter “the citizens of Richmond”) are dissatisfied with Appellant’s (“City of Richmond”) jurisdictional summary as it is incomplete and incorrect because the District Court never had jurisdiction under 28 U.S.C. § 1332(d)(11)(B) when the case does not constitute a mass action. That is the crux of the issue before this Honorable Court.</w:t>
+        <w:t xml:space="preserve">The Appellees (hereinafter “the citizens of Richmond”) are dissatisfied with Appellant’s (“City of Richmond”) jurisdictional summary as it is incomplete and incorrect because the District Court never had jurisdiction under 28 U.S.C. § 1332(d)⁠(11)⁠(B) when the case does not constitute a mass action. That is the crux of the issue before this Honorable Court.</w:t>
       </w:r>
     </w:p>
     <w:p>
@@ -2914,7 +3059,7 @@
         <w:pStyle w:val="BodyText"/>
       </w:pPr>
       <w:r>
-        <w:t xml:space="preserve">Under 28 U.S.C. § 1332(d)(11), the district courts shall have original jurisdiction of any civil action in which the matter in controversy exceeds the sum or value of $5,000,000, exclusive of interest and costs, and is a mass action. A mass action is a civil action in which monetary relief claims of 100 or more persons are proposed to be tried jointly on the ground that the plaintiffs’ claims involve common questions of law or fact. 28 U.S.C. § 1332(d)(11)(B)(i).</w:t>
+        <w:t xml:space="preserve">Under 28 U.S.C. § 1332(d)⁠(11), the district courts shall have original jurisdiction of any civil action in which the matter in controversy exceeds the sum or value of $5,000,000, exclusive of interest and costs, and is a mass action. A mass action is a civil action in which monetary relief claims of 100 or more persons are proposed to be tried jointly on the ground that the plaintiffs’ claims involve common questions of law or fact. 28 U.S.C. § 1332(d)⁠(11)⁠(B)⁠(i).</w:t>
       </w:r>
     </w:p>
     <w:p>
@@ -2922,7 +3067,7 @@
         <w:pStyle w:val="BodyText"/>
       </w:pPr>
       <w:r>
-        <w:t xml:space="preserve">The term mass action shall not include any civil action in which all of the claims in the action arise from an event or occurrence in the State in which the action was filed, and that allegedly result in injuries in that State or in States contiguous to that State. 28 U.S.C. § 1332(d)(11)(B)(ii). CAFA has a “local single event exception” that applies “only to a truly local single event with no substantial interstate effects.”</w:t>
+        <w:t xml:space="preserve">The term mass action shall not include any civil action in which all of the claims in the action arise from an event or occurrence in the State in which the action was filed, and that allegedly result in injuries in that State or in States contiguous to that State. 28 U.S.C. § 1332(d)⁠(11)⁠(B)⁠(ii). CAFA has a “local single event exception” that applies “only to a truly local single event with no substantial interstate effects.”</w:t>
       </w:r>
       <w:r>
         <w:t xml:space="preserve"> </w:t>
@@ -2994,10 +3139,10 @@
           <w:i/>
           <w:iCs/>
         </w:rPr>
-        <w:t xml:space="preserve">LG Display Co. v. Madigan</w:t>
-      </w:r>
-      <w:r>
-        <w:t xml:space="preserve">, 665 F.3d 768 (7th Cir. 2011). In those matters, after initially being removed to federal court under CAFA, the Court found that the cases did not meet the definition of “mass actions” under 28 U.S.C. § 1332(d)(11)(B).</w:t>
+        <w:t xml:space="preserve">LG Display Co. v. Madigan</w:t>
+      </w:r>
+      <w:r>
+        <w:t xml:space="preserve">, 665 F.3d 768 (7th Cir. 2011). In those matters, after initially being removed to federal court under CAFA, the Court found that the cases did not meet the definition of “mass actions” under 28 U.S.C. § 1332(d)⁠(11)⁠(B).</w:t>
       </w:r>
       <w:r>
         <w:t xml:space="preserve"> </w:t>
@@ -3013,7 +3158,7 @@
         <w:t xml:space="preserve"> </w:t>
       </w:r>
       <w:r>
-        <w:t xml:space="preserve">Irrespective of the specific provision of 28 U.S.C. § 1332(d)(11)(B) that the Court found inapplicable, in both of those cases the District Court correctly determined that the case was not a mass action under CAFA.</w:t>
+        <w:t xml:space="preserve">Irrespective of the specific provision of 28 U.S.C. § 1332(d)⁠(11)⁠(B) that the Court found inapplicable, in both of those cases the District Court correctly determined that the case was not a mass action under CAFA.</w:t>
       </w:r>
       <w:r>
         <w:t xml:space="preserve"> </w:t>
@@ -3029,7 +3174,7 @@
         <w:t xml:space="preserve"> </w:t>
       </w:r>
       <w:r>
-        <w:t xml:space="preserve">Thus, the Appellate Court lacked jurisdiction over an appeal from the district court’s remand order, and the petition to leave for appeal under 28 U.S.C. § 1453(c) was denied.</w:t>
+        <w:t xml:space="preserve">Thus, the Appellate Court lacked jurisdiction over an appeal from the district court’s remand order, and the petition to leave for appeal under 28 U.S.C. § 1453(c) was denied.</w:t>
       </w:r>
       <w:r>
         <w:t xml:space="preserve"> </w:t>
@@ -3098,7 +3243,19 @@
         <w:pStyle w:val="BodyText"/>
       </w:pPr>
       <w:r>
-        <w:t xml:space="preserve">On April 11, 2023, the properties at 308, 310, and 358 NW F Street in Richmond, Indiana (hereinafter “the Industrial Facility”) were engulfed by a massive fire and burned for at least seven (7) days. (Civil Action No. 1:23-cv-1575, Dkt. 1-3, p. 4). This fire is the singular event from which the citizens of Richmond were injured.</w:t>
+        <w:t xml:space="preserve">On April 11, 2023, the properties at 308, 310, and 358 NW F Street in Richmond, Indiana (hereinafter “the Industrial Facility”) were engulfed by a massive fire and burned for at least seven (7) days. (Civil Action No. 1:23-cv</w:t>
+      </w:r>
+      <w:r>
+        <w:noBreakHyphen/>
+      </w:r>
+      <w:r>
+        <w:t xml:space="preserve">1575, Dkt. 1</w:t>
+      </w:r>
+      <w:r>
+        <w:noBreakHyphen/>
+      </w:r>
+      <w:r>
+        <w:t xml:space="preserve">3, p. 4). This fire is the singular event from which the citizens of Richmond were injured.</w:t>
       </w:r>
     </w:p>
     <w:p>
@@ -3192,7 +3349,13 @@
         <w:pStyle w:val="BodyText"/>
       </w:pPr>
       <w:r>
-        <w:t xml:space="preserve">On August 11, 2025, the Magistrate Judge sua sponte issued a Report and Recommendation to remand this matter to state Court. (JA30-38). After the City objected to the Magistrate’s recommendation, the District Court issued an Order Adopting the Magistrate Judge’s Recommended Disposition. (JA1-JA12). Since all of the claims in the action arise from that singular, catalytic event in Richmond, Indiana, the claim does not qualify as a mass action under CAFA, and the District Court did not have jurisdiction. The District Court properly remanded this case to State Court.</w:t>
+        <w:t xml:space="preserve">On August 11, 2025, the Magistrate Judge sua sponte issued a Report and Recommendation to remand this matter to state Court. (JA30</w:t>
+      </w:r>
+      <w:r>
+        <w:noBreakHyphen/>
+      </w:r>
+      <w:r>
+        <w:t xml:space="preserve">38). After the City objected to the Magistrate’s recommendation, the District Court issued an Order Adopting the Magistrate Judge’s Recommended Disposition. (JA1-JA12). Since all of the claims in the action arise from that singular, catalytic event in Richmond, Indiana, the claim does not qualify as a mass action under CAFA, and the District Court did not have jurisdiction. The District Court properly remanded this case to State Court.</w:t>
       </w:r>
     </w:p>
     <w:p>
@@ -3235,7 +3398,7 @@
         <w:pStyle w:val="BodyText"/>
       </w:pPr>
       <w:r>
-        <w:t xml:space="preserve">Firstly, the City of Richmond’s misinterpretation of the citizens of Richmond’s claims gives rise to the confusion in appropriately applying 28 U.S.C. § 1332(d)(11)(B)(ii). Since none of the citizens of Richmond were harmed by any conduct (or lack thereof) by the City of Richmond until the fire on April 11, 2023, they are not alleging continuous claims.</w:t>
+        <w:t xml:space="preserve">Firstly, the City of Richmond’s misinterpretation of the citizens of Richmond’s claims gives rise to the confusion in appropriately applying 28 U.S.C. § 1332(d)⁠(11)⁠(B)⁠(ii). Since none of the citizens of Richmond were harmed by any conduct (or lack thereof) by the City of Richmond until the fire on April 11, 2023, they are not alleging continuous claims.</w:t>
       </w:r>
     </w:p>
     <w:p>
@@ -3243,7 +3406,7 @@
         <w:pStyle w:val="BodyText"/>
       </w:pPr>
       <w:r>
-        <w:t xml:space="preserve">Secondly, the exception under 28 U.S.C § 1332(d)(11)(B)(ii) applies when the April 11, 2023, fire meets the definition of an event or occurrence in the state in which the action was filed that resulted in injuries in that state. By applying the Ninth Circuit’s interpretation of “event” under</w:t>
+        <w:t xml:space="preserve">Secondly, the exception under 28 U.S.C § 1332(d)⁠(11)⁠(B)⁠(ii) applies when the April 11, 2023, fire meets the definition of an event or occurrence in the state in which the action was filed that resulted in injuries in that state. By applying the Ninth Circuit’s interpretation of “event” under</w:t>
       </w:r>
       <w:r>
         <w:t xml:space="preserve"> </w:t>
@@ -3416,7 +3579,7 @@
         <w:pStyle w:val="BodyText"/>
       </w:pPr>
       <w:r>
-        <w:t xml:space="preserve">In Indiana, the elements of a personal injury tort are: (1) that the defendant owed the plaintiff a duty; (2) that the defendant breached that duty; and (3) that the breach caused injury to the plaintiff. Rightsell v. Carrington Mortg. LLC, 2026 U.S. Dist. LEXIS 51716 at *6 (N.D. Ind. Mar. 6, 2026). The most imperative distinction here is that there is no tort claim unless it caused injuries.</w:t>
+        <w:t xml:space="preserve">In Indiana, the elements of a personal injury tort are: (1) that the defendant owed the plaintiff a duty; (2) that the defendant breached that duty; and (3) that the breach caused injury to the plaintiff. Rightsell v. Carrington Mortg. LLC, 2026 U.S. Dist. LEXIS 51716 at *6 (N.D. Ind. Mar. 6, 2026). The most imperative distinction here is that there is no tort claim unless it caused injuries.</w:t>
       </w:r>
     </w:p>
     <w:p>
@@ -3537,7 +3700,7 @@
         <w:pStyle w:val="BodyText"/>
       </w:pPr>
       <w:r>
-        <w:t xml:space="preserve">Secondly, the ultimate issue is whether a case involving a sudden, industrial fire at one location on April 11, 2023 constitutes a “mass action” when it shall not include any civil action in which all of the claims in the action arise from an event or occurrence in the State in which the action was filed, and that allegedly resulted in injuries in that State.” 28 U.S.C. § 1332(d)(11)(B)(ii)(I) (emphasis added). “The ‘event or occurrence’ exclusion under CAFA applies only where all claims arise from a single event or occurrence.”</w:t>
+        <w:t xml:space="preserve">Secondly, the ultimate issue is whether a case involving a sudden, industrial fire at one location on April 11, 2023 constitutes a “mass action” when it shall not include any civil action in which all of the claims in the action arise from an event or occurrence in the State in which the action was filed, and that allegedly resulted in injuries in that State.” 28 U.S.C. § 1332(d)⁠(11)⁠(B)⁠(ii)⁠(I) (emphasis added). “The ‘event or occurrence’ exclusion under CAFA applies only where all claims arise from a single event or occurrence.”</w:t>
       </w:r>
       <w:r>
         <w:t xml:space="preserve"> </w:t>
@@ -3617,7 +3780,7 @@
           <w:i/>
           <w:iCs/>
         </w:rPr>
-        <w:t xml:space="preserve">Rainbow Gun Club, Inc. v. Denbury Onshore, L.L.C.</w:t>
+        <w:t xml:space="preserve">Rainbow Gun Club, Inc. v. Denbury Onshore, L.L.C.</w:t>
       </w:r>
       <w:r>
         <w:t xml:space="preserve">, 760 F.3d 405 (5th Cir. 2014);</w:t>
@@ -3630,7 +3793,7 @@
           <w:i/>
           <w:iCs/>
         </w:rPr>
-        <w:t xml:space="preserve">Abraham v. St. Croix Renaissance Group, L.L.L.P.</w:t>
+        <w:t xml:space="preserve">Abraham v. St. Croix Renaissance Group, L.L.L.P.</w:t>
       </w:r>
       <w:r>
         <w:t xml:space="preserve">, 719 F.3d 270 (3d Cir. 2013);</w:t>
@@ -3685,7 +3848,7 @@
         <w:t xml:space="preserve">Allen v. Monsanto Co.</w:t>
       </w:r>
       <w:r>
-        <w:t xml:space="preserve">, 2010 WL 8752873 at *10 (N.D. Fla. Feb. 1, 2010);</w:t>
+        <w:t xml:space="preserve">, 2010 WL 8752873 at *10 (N.D. Fla. Feb. 1, 2010);</w:t>
       </w:r>
       <w:r>
         <w:t xml:space="preserve"> </w:t>
@@ -3698,7 +3861,19 @@
         <w:t xml:space="preserve">Hamilton v. Burlington N. Santa Fe Ry. Co.</w:t>
       </w:r>
       <w:r>
-        <w:t xml:space="preserve">, No. A-8-CA-132, 2008 WL 8148619, at *12 (W.D. Tex. Aug. 8, 2008). Applying it to the case at hand, the District Court found that the citizens of Richmond’s allegations fell within the scope of the exception: it involved a truly local event with no substantial interstate effects; the fire allegedly caused some environmental harm; and the injuries were all truly local. (JA1-JA12; JA37).</w:t>
+        <w:t xml:space="preserve">, No. A</w:t>
+      </w:r>
+      <w:r>
+        <w:noBreakHyphen/>
+      </w:r>
+      <w:r>
+        <w:t xml:space="preserve">8-CA</w:t>
+      </w:r>
+      <w:r>
+        <w:noBreakHyphen/>
+      </w:r>
+      <w:r>
+        <w:t xml:space="preserve">132, 2008 WL 8148619, at *12 (W.D. Tex. Aug. 8, 2008). Applying it to the case at hand, the District Court found that the citizens of Richmond’s allegations fell within the scope of the exception: it involved a truly local event with no substantial interstate effects; the fire allegedly caused some environmental harm; and the injuries were all truly local. (JA1-JA12; JA37).</w:t>
       </w:r>
     </w:p>
     <w:p>
@@ -3719,7 +3894,13 @@
         <w:t xml:space="preserve">Holiday v. Alt. Richfield Co.</w:t>
       </w:r>
       <w:r>
-        <w:t xml:space="preserve">, No. 2:16-cv-525 JVB, 2018 WL 11409352 (N.D. Ind. Mar. 7, 2018) which continuously caused plaintiffs’ injuries over a span of time. Conversely, the citizens of Richmond are not claiming any injury from any conduct that happened before the fire on April 11, 2023; all of the citizens of Richmond’s injuries stemmed from and are as a result of the April 11, 2023, fire. The District Court therefore correctly concluded that the exception applied to the case at hand.</w:t>
+        <w:t xml:space="preserve">, No. 2:16-cv</w:t>
+      </w:r>
+      <w:r>
+        <w:noBreakHyphen/>
+      </w:r>
+      <w:r>
+        <w:t xml:space="preserve">525 JVB, 2018 WL 11409352 (N.D. Ind. Mar. 7, 2018) which continuously caused plaintiffs’ injuries over a span of time. Conversely, the citizens of Richmond are not claiming any injury from any conduct that happened before the fire on April 11, 2023; all of the citizens of Richmond’s injuries stemmed from and are as a result of the April 11, 2023, fire. The District Court therefore correctly concluded that the exception applied to the case at hand.</w:t>
       </w:r>
     </w:p>
     <w:p>
@@ -3740,7 +3921,13 @@
         <w:t xml:space="preserve">Allen</w:t>
       </w:r>
       <w:r>
-        <w:t xml:space="preserve">, CAFA’s “local single event exception” applies “only to a truly local single event with no substantial interstate effects.” 784 F.3d at 632; (App. Dkt. 26-1864, Dkt. 12, p. 10).</w:t>
+        <w:t xml:space="preserve">, CAFA’s “local single event exception” applies “only to a truly local single event with no substantial interstate effects.” 784 F.3d at 632; (App. Dkt. 26</w:t>
+      </w:r>
+      <w:r>
+        <w:noBreakHyphen/>
+      </w:r>
+      <w:r>
+        <w:t xml:space="preserve">1864, Dkt. 12, p. 10).</w:t>
       </w:r>
       <w:r>
         <w:t xml:space="preserve"> </w:t>
@@ -3756,7 +3943,7 @@
         <w:t xml:space="preserve"> </w:t>
       </w:r>
       <w:r>
-        <w:t xml:space="preserve">provides that an ‘event’ is ‘something (especially something important or notable) that happens’ or ‘a thing that happens, esp. one of importance.’</w:t>
+        <w:t xml:space="preserve">provides that an ‘event’ is ‘something (especially something important or notable) that happens’ or ‘a thing that happens, esp. one of importance.’</w:t>
       </w:r>
       <w:r>
         <w:t xml:space="preserve"> </w:t>
@@ -3772,7 +3959,13 @@
         <w:t xml:space="preserve"> </w:t>
       </w:r>
       <w:r>
-        <w:t xml:space="preserve">at 630-31. The court read “an event or occurrence” to mean a “single happening.”</w:t>
+        <w:t xml:space="preserve">at 630</w:t>
+      </w:r>
+      <w:r>
+        <w:noBreakHyphen/>
+      </w:r>
+      <w:r>
+        <w:t xml:space="preserve">31. The court read “an event or occurrence” to mean a “single happening.”</w:t>
       </w:r>
       <w:r>
         <w:t xml:space="preserve"> </w:t>
@@ -3915,7 +4108,7 @@
         <w:pStyle w:val="BlockText"/>
       </w:pPr>
       <w:r>
-        <w:t xml:space="preserve">“As the District Court explained, the ‘word event in our view is not always confined to a discrete happening that occurs over a short period over a short time span such as a fire, explosion, hurricane, or chemical spill… The Court’s construction of the word is consistent with the word’s common usage. Important events in history are not always limited to discrete incidents that happened at a specific and precise moment in time. As further support for this construction, we note that the plain text of the exclusion and the statutory scheme do not delimit the words “event or occurrence” to a specific incident with a fixed duration of time. Because the words “event” and “occurrence” do not commonly or necessarily refer in every instance to what transpired at an isolated moment in time, there is no reason for us to conclude that Congress intended to limit the phrase “event or occurrence” in Section 1332 (d)(11)(B)(ii)(I) in this fashion.”</w:t>
+        <w:t xml:space="preserve">“As the District Court explained, the ‘word event in our view is not always confined to a discrete happening that occurs over a short period over a short time span such as a fire, explosion, hurricane, or chemical spill… The Court’s construction of the word is consistent with the word’s common usage. Important events in history are not always limited to discrete incidents that happened at a specific and precise moment in time. As further support for this construction, we note that the plain text of the exclusion and the statutory scheme do not delimit the words “event or occurrence” to a specific incident with a fixed duration of time. Because the words “event” and “occurrence” do not commonly or necessarily refer in every instance to what transpired at an isolated moment in time, there is no reason for us to conclude that Congress intended to limit the phrase “event or occurrence” in Section 1332 (d)⁠(11)⁠(B)⁠(ii)⁠(I) in this fashion.”</w:t>
       </w:r>
       <w:r>
         <w:t xml:space="preserve"> </w:t>
@@ -3931,7 +4124,13 @@
         <w:t xml:space="preserve"> </w:t>
       </w:r>
       <w:r>
-        <w:t xml:space="preserve">at 277-78 (emphasis added).</w:t>
+        <w:t xml:space="preserve">at 277</w:t>
+      </w:r>
+      <w:r>
+        <w:noBreakHyphen/>
+      </w:r>
+      <w:r>
+        <w:t xml:space="preserve">78 (emphasis added).</w:t>
       </w:r>
     </w:p>
     <w:p>
@@ -4068,10 +4267,16 @@
     </w:p>
     <w:p>
       <w:pPr>
-        <w:pStyle w:val="CABodyLast"/>
-      </w:pPr>
-      <w:r>
-        <w:t xml:space="preserve">In conclusion, the District Court’s Order Adopting Magistrate Judge’s Recommendation (JA1-12) should be affirmed when the District Court did not have subject matter jurisdiction since the citizens of Richmond’s Complaint involved a local, singular event or occurrence. The citizens of Richmond were injured by a singular happening when a local fire erupted on April 11, 2023. Because the citizens of Richmond’s claims fall under an exception to the definition of a “mass action,” the District Court did not have jurisdiction and properly remanded the case back to state court.</w:t>
+        <w:pStyle w:val="BodyText"/>
+      </w:pPr>
+      <w:r>
+        <w:t xml:space="preserve">In conclusion, the District Court’s Order Adopting Magistrate Judge’s Recommendation (JA1</w:t>
+      </w:r>
+      <w:r>
+        <w:noBreakHyphen/>
+      </w:r>
+      <w:r>
+        <w:t xml:space="preserve">12) should be affirmed when the District Court did not have subject matter jurisdiction since the citizens of Richmond’s Complaint involved a local, singular event or occurrence. The citizens of Richmond were injured by a singular happening when a local fire erupted on April 11, 2023. Because the citizens of Richmond’s claims fall under an exception to the definition of a “mass action,” the District Court did not have jurisdiction and properly remanded the case back to state court.</w:t>
       </w:r>
     </w:p>
     <w:p>
@@ -4087,9 +4292,11 @@
       <w:pPr>
         <w:pStyle w:val="CASignature"/>
         <w:keepNext/>
-      </w:pPr>
-      <w:r>
-        <w:t xml:space="preserve">/s/ </w:t>
+        <w:spacing w:before="0" w:after="0" w:line="340" w:lineRule="exact"/>
+        <w:ind w:left="4680" w:firstLine="0"/>
+      </w:pPr>
+      <w:r>
+        <w:t xml:space="preserve">/​s/​ </w:t>
       </w:r>
       <w:r>
         <w:t xml:space="preserve">Trevor</w:t>
@@ -4105,81 +4312,40 @@
       </w:r>
       <w:r>
         <w:t xml:space="preserve">Crossen</w:t>
-      </w:r>
-      <w:r>
-        <w:br/>
-      </w:r>
-      <w:r>
-        <w:t xml:space="preserve">Trevor</w:t>
-      </w:r>
-      <w:r>
-        <w:t xml:space="preserve"> </w:t>
-      </w:r>
-      <w:r>
-        <w:t xml:space="preserve">J.</w:t>
-      </w:r>
-      <w:r>
-        <w:t xml:space="preserve"> </w:t>
-      </w:r>
-      <w:r>
-        <w:t xml:space="preserve">Crossen</w:t>
-      </w:r>
-      <w:r>
-        <w:t xml:space="preserve"> (No. </w:t>
-      </w:r>
-      <w:r>
-        <w:t xml:space="preserve">18592-49</w:t>
-      </w:r>
-      <w:r>
-        <w:t xml:space="preserve">)</w:t>
       </w:r>
     </w:p>
     <w:p>
       <w:pPr>
         <w:pStyle w:val="CASignature"/>
         <w:keepNext/>
-      </w:pPr>
-      <w:r>
-        <w:t xml:space="preserve">/s/ </w:t>
-      </w:r>
-      <w:r>
-        <w:t xml:space="preserve">Gina</w:t>
-      </w:r>
-      <w:r>
-        <w:t xml:space="preserve"> </w:t>
-      </w:r>
-      <w:r>
-        <w:t xml:space="preserve">M.</w:t>
-      </w:r>
-      <w:r>
-        <w:t xml:space="preserve"> </w:t>
-      </w:r>
-      <w:r>
-        <w:t xml:space="preserve">Koeneman</w:t>
-      </w:r>
-      <w:r>
-        <w:br/>
-      </w:r>
-      <w:r>
-        <w:t xml:space="preserve">Gina</w:t>
-      </w:r>
-      <w:r>
-        <w:t xml:space="preserve"> </w:t>
-      </w:r>
-      <w:r>
-        <w:t xml:space="preserve">M.</w:t>
-      </w:r>
-      <w:r>
-        <w:t xml:space="preserve"> </w:t>
-      </w:r>
-      <w:r>
-        <w:t xml:space="preserve">Koeneman</w:t>
+        <w:ind w:left="4680" w:firstLine="0"/>
+      </w:pPr>
+      <w:r>
+        <w:t xml:space="preserve">Trevor</w:t>
+      </w:r>
+      <w:r>
+        <w:t xml:space="preserve"> </w:t>
+      </w:r>
+      <w:r>
+        <w:t xml:space="preserve">J.</w:t>
+      </w:r>
+      <w:r>
+        <w:t xml:space="preserve"> </w:t>
+      </w:r>
+      <w:r>
+        <w:t xml:space="preserve">Crossen</w:t>
       </w:r>
       <w:r>
         <w:t xml:space="preserve"> (No. </w:t>
       </w:r>
       <w:r>
-        <w:t xml:space="preserve">36989-29</w:t>
+        <w:t xml:space="preserve">18592</w:t>
+      </w:r>
+      <w:r>
+        <w:noBreakHyphen/>
+      </w:r>
+      <w:r>
+        <w:t xml:space="preserve">49</w:t>
       </w:r>
       <w:r>
         <w:t xml:space="preserve">)</w:t>
@@ -4189,321 +4355,310 @@
       <w:pPr>
         <w:pStyle w:val="CASignature"/>
         <w:keepNext/>
-      </w:pPr>
-      <w:r>
-        <w:t xml:space="preserve">/s/ </w:t>
-      </w:r>
-      <w:r>
-        <w:t xml:space="preserve">Andrew</w:t>
-      </w:r>
-      <w:r>
-        <w:t xml:space="preserve"> </w:t>
-      </w:r>
-      <w:r>
-        <w:t xml:space="preserve">W.</w:t>
-      </w:r>
-      <w:r>
-        <w:t xml:space="preserve"> </w:t>
-      </w:r>
-      <w:r>
-        <w:t xml:space="preserve">Ardizone</w:t>
-      </w:r>
-      <w:r>
-        <w:br/>
-      </w:r>
-      <w:r>
-        <w:t xml:space="preserve">Andrew</w:t>
-      </w:r>
-      <w:r>
-        <w:t xml:space="preserve"> </w:t>
-      </w:r>
-      <w:r>
-        <w:t xml:space="preserve">W.</w:t>
-      </w:r>
-      <w:r>
-        <w:t xml:space="preserve"> </w:t>
-      </w:r>
-      <w:r>
-        <w:t xml:space="preserve">Ardizone</w:t>
-      </w:r>
-      <w:r>
-        <w:t xml:space="preserve"> (No. </w:t>
-      </w:r>
-      <w:r>
-        <w:t xml:space="preserve">38769-49</w:t>
-      </w:r>
-      <w:r>
-        <w:t xml:space="preserve">)</w:t>
+        <w:spacing w:before="216" w:after="0" w:line="340" w:lineRule="exact"/>
+        <w:ind w:left="4680" w:firstLine="0"/>
+      </w:pPr>
+      <w:r>
+        <w:t xml:space="preserve">/​s/​ </w:t>
+      </w:r>
+      <w:r>
+        <w:t xml:space="preserve">Gina</w:t>
+      </w:r>
+      <w:r>
+        <w:t xml:space="preserve"> </w:t>
+      </w:r>
+      <w:r>
+        <w:t xml:space="preserve">M.</w:t>
+      </w:r>
+      <w:r>
+        <w:t xml:space="preserve"> </w:t>
+      </w:r>
+      <w:r>
+        <w:t xml:space="preserve">Koeneman</w:t>
       </w:r>
     </w:p>
     <w:p>
       <w:pPr>
         <w:pStyle w:val="CASignature"/>
         <w:keepNext/>
-      </w:pPr>
-      <w:r>
-        <w:rPr>
-          <w:i/>
-        </w:rPr>
-        <w:t xml:space="preserve">CROSSEN</w:t>
-      </w:r>
-      <w:r>
-        <w:rPr>
-          <w:i/>
-        </w:rPr>
-        <w:t xml:space="preserve"> </w:t>
-      </w:r>
-      <w:r>
-        <w:rPr>
-          <w:i/>
-        </w:rPr>
-        <w:t xml:space="preserve">LAW</w:t>
-      </w:r>
-      <w:r>
-        <w:rPr>
-          <w:i/>
-        </w:rPr>
-        <w:t xml:space="preserve"> </w:t>
-      </w:r>
-      <w:r>
-        <w:rPr>
-          <w:i/>
-        </w:rPr>
-        <w:t xml:space="preserve">FIRM</w:t>
-      </w:r>
-      <w:r>
-        <w:rPr>
-          <w:i/>
-        </w:rPr>
-        <w:t xml:space="preserve"> </w:t>
-      </w:r>
-      <w:r>
-        <w:rPr>
-          <w:i/>
-        </w:rPr>
-        <w:t xml:space="preserve">LLC</w:t>
+        <w:ind w:left="4680" w:firstLine="0"/>
+      </w:pPr>
+      <w:r>
+        <w:t xml:space="preserve">Gina</w:t>
+      </w:r>
+      <w:r>
+        <w:t xml:space="preserve"> </w:t>
+      </w:r>
+      <w:r>
+        <w:t xml:space="preserve">M.</w:t>
+      </w:r>
+      <w:r>
+        <w:t xml:space="preserve"> </w:t>
+      </w:r>
+      <w:r>
+        <w:t xml:space="preserve">Koeneman</w:t>
+      </w:r>
+      <w:r>
+        <w:t xml:space="preserve"> (No. </w:t>
+      </w:r>
+      <w:r>
+        <w:t xml:space="preserve">36989</w:t>
+      </w:r>
+      <w:r>
+        <w:noBreakHyphen/>
+      </w:r>
+      <w:r>
+        <w:t xml:space="preserve">29</w:t>
+      </w:r>
+      <w:r>
+        <w:t xml:space="preserve">)</w:t>
       </w:r>
     </w:p>
     <w:p>
       <w:pPr>
         <w:pStyle w:val="CASignature"/>
         <w:keepNext/>
-      </w:pPr>
-      <w:r>
-        <w:rPr>
-          <w:i/>
-        </w:rPr>
-        <w:t xml:space="preserve">4661</w:t>
-      </w:r>
-      <w:r>
-        <w:rPr>
-          <w:i/>
-        </w:rPr>
-        <w:t xml:space="preserve"> </w:t>
-      </w:r>
-      <w:r>
-        <w:rPr>
-          <w:i/>
-        </w:rPr>
-        <w:t xml:space="preserve">Lisborn</w:t>
-      </w:r>
-      <w:r>
-        <w:rPr>
-          <w:i/>
-        </w:rPr>
-        <w:t xml:space="preserve"> </w:t>
-      </w:r>
-      <w:r>
-        <w:rPr>
-          <w:i/>
-        </w:rPr>
-        <w:t xml:space="preserve">Drive</w:t>
+        <w:spacing w:before="216" w:after="0" w:line="340" w:lineRule="exact"/>
+        <w:ind w:left="4680" w:firstLine="0"/>
+      </w:pPr>
+      <w:r>
+        <w:t xml:space="preserve">/​s/​ </w:t>
+      </w:r>
+      <w:r>
+        <w:t xml:space="preserve">Andrew</w:t>
+      </w:r>
+      <w:r>
+        <w:t xml:space="preserve"> </w:t>
+      </w:r>
+      <w:r>
+        <w:t xml:space="preserve">W.</w:t>
+      </w:r>
+      <w:r>
+        <w:t xml:space="preserve"> </w:t>
+      </w:r>
+      <w:r>
+        <w:t xml:space="preserve">Ardizone</w:t>
       </w:r>
     </w:p>
     <w:p>
       <w:pPr>
         <w:pStyle w:val="CASignature"/>
         <w:keepNext/>
-      </w:pPr>
-      <w:r>
-        <w:rPr>
-          <w:i/>
-        </w:rPr>
-        <w:t xml:space="preserve">Carmel,</w:t>
-      </w:r>
-      <w:r>
-        <w:rPr>
-          <w:i/>
-        </w:rPr>
-        <w:t xml:space="preserve"> </w:t>
-      </w:r>
-      <w:r>
-        <w:rPr>
-          <w:i/>
-        </w:rPr>
-        <w:t xml:space="preserve">Indiana</w:t>
-      </w:r>
-      <w:r>
-        <w:rPr>
-          <w:i/>
-        </w:rPr>
-        <w:t xml:space="preserve"> </w:t>
-      </w:r>
-      <w:r>
-        <w:rPr>
-          <w:i/>
-        </w:rPr>
-        <w:t xml:space="preserve">46033</w:t>
+        <w:ind w:left="4680" w:firstLine="0"/>
+      </w:pPr>
+      <w:r>
+        <w:t xml:space="preserve">Andrew</w:t>
+      </w:r>
+      <w:r>
+        <w:t xml:space="preserve"> </w:t>
+      </w:r>
+      <w:r>
+        <w:t xml:space="preserve">W.</w:t>
+      </w:r>
+      <w:r>
+        <w:t xml:space="preserve"> </w:t>
+      </w:r>
+      <w:r>
+        <w:t xml:space="preserve">Ardizone</w:t>
+      </w:r>
+      <w:r>
+        <w:t xml:space="preserve"> (No. </w:t>
+      </w:r>
+      <w:r>
+        <w:t xml:space="preserve">38769</w:t>
+      </w:r>
+      <w:r>
+        <w:noBreakHyphen/>
+      </w:r>
+      <w:r>
+        <w:t xml:space="preserve">49</w:t>
+      </w:r>
+      <w:r>
+        <w:t xml:space="preserve">)</w:t>
       </w:r>
     </w:p>
     <w:p>
       <w:pPr>
         <w:pStyle w:val="CASignature"/>
         <w:keepNext/>
-      </w:pPr>
-      <w:r>
-        <w:rPr>
-          <w:i/>
-        </w:rPr>
-        <w:t xml:space="preserve">T:</w:t>
-      </w:r>
-      <w:r>
-        <w:rPr>
-          <w:i/>
-        </w:rPr>
-        <w:t xml:space="preserve"> </w:t>
-      </w:r>
-      <w:r>
-        <w:rPr>
-          <w:i/>
-        </w:rPr>
-        <w:t xml:space="preserve">(317)</w:t>
-      </w:r>
-      <w:r>
-        <w:rPr>
-          <w:i/>
-        </w:rPr>
-        <w:t xml:space="preserve"> </w:t>
-      </w:r>
-      <w:r>
-        <w:rPr>
-          <w:i/>
-        </w:rPr>
-        <w:t xml:space="preserve">939-6800</w:t>
+        <w:spacing w:before="144" w:after="0" w:line="340" w:lineRule="exact"/>
+        <w:ind w:left="4680" w:firstLine="0"/>
+      </w:pPr>
+      <w:r>
+        <w:t xml:space="preserve">CROSSEN</w:t>
+      </w:r>
+      <w:r>
+        <w:t xml:space="preserve"> </w:t>
+      </w:r>
+      <w:r>
+        <w:t xml:space="preserve">LAW</w:t>
+      </w:r>
+      <w:r>
+        <w:t xml:space="preserve"> </w:t>
+      </w:r>
+      <w:r>
+        <w:t xml:space="preserve">FIRM</w:t>
+      </w:r>
+      <w:r>
+        <w:t xml:space="preserve"> </w:t>
+      </w:r>
+      <w:r>
+        <w:t xml:space="preserve">LLC</w:t>
       </w:r>
     </w:p>
     <w:p>
       <w:pPr>
         <w:pStyle w:val="CASignature"/>
         <w:keepNext/>
-      </w:pPr>
-      <w:r>
-        <w:rPr>
-          <w:i/>
-        </w:rPr>
-        <w:t xml:space="preserve">F:</w:t>
-      </w:r>
-      <w:r>
-        <w:rPr>
-          <w:i/>
-        </w:rPr>
-        <w:t xml:space="preserve"> </w:t>
-      </w:r>
-      <w:r>
-        <w:rPr>
-          <w:i/>
-        </w:rPr>
-        <w:t xml:space="preserve">(317)</w:t>
-      </w:r>
-      <w:r>
-        <w:rPr>
-          <w:i/>
-        </w:rPr>
-        <w:t xml:space="preserve"> </w:t>
-      </w:r>
-      <w:r>
-        <w:rPr>
-          <w:i/>
-        </w:rPr>
-        <w:t xml:space="preserve">939-6801</w:t>
+        <w:ind w:left="4680" w:firstLine="0"/>
+      </w:pPr>
+      <w:r>
+        <w:t xml:space="preserve">4661</w:t>
+      </w:r>
+      <w:r>
+        <w:t xml:space="preserve"> </w:t>
+      </w:r>
+      <w:r>
+        <w:t xml:space="preserve">Lisborn</w:t>
+      </w:r>
+      <w:r>
+        <w:t xml:space="preserve"> </w:t>
+      </w:r>
+      <w:r>
+        <w:t xml:space="preserve">Drive</w:t>
       </w:r>
     </w:p>
     <w:p>
       <w:pPr>
         <w:pStyle w:val="CASignature"/>
         <w:keepNext/>
-      </w:pPr>
-      <w:r>
-        <w:rPr>
-          <w:i/>
-        </w:rPr>
-        <w:t xml:space="preserve">Email:</w:t>
-      </w:r>
-      <w:r>
-        <w:rPr>
-          <w:i/>
-        </w:rPr>
-        <w:t xml:space="preserve"> </w:t>
-      </w:r>
-      <w:r>
-        <w:rPr>
-          <w:i/>
-        </w:rPr>
-        <w:t xml:space="preserve">gina@crossenlawfirm.com</w:t>
+        <w:ind w:left="4680" w:firstLine="0"/>
+      </w:pPr>
+      <w:r>
+        <w:t xml:space="preserve">Carmel,</w:t>
+      </w:r>
+      <w:r>
+        <w:t xml:space="preserve"> </w:t>
+      </w:r>
+      <w:r>
+        <w:t xml:space="preserve">Indiana</w:t>
+      </w:r>
+      <w:r>
+        <w:t xml:space="preserve"> </w:t>
+      </w:r>
+      <w:r>
+        <w:t xml:space="preserve">46033</w:t>
       </w:r>
     </w:p>
     <w:p>
       <w:pPr>
         <w:pStyle w:val="CASignature"/>
         <w:keepNext/>
-      </w:pPr>
-      <w:r>
-        <w:rPr>
-          <w:i/>
-        </w:rPr>
-        <w:t xml:space="preserve">Email:</w:t>
-      </w:r>
-      <w:r>
-        <w:rPr>
-          <w:i/>
-        </w:rPr>
-        <w:t xml:space="preserve"> </w:t>
-      </w:r>
-      <w:r>
-        <w:rPr>
-          <w:i/>
-        </w:rPr>
-        <w:t xml:space="preserve">trevor@crossenlawfirm.com</w:t>
+        <w:ind w:left="4680" w:firstLine="0"/>
+      </w:pPr>
+      <w:r>
+        <w:t xml:space="preserve">T:</w:t>
+      </w:r>
+      <w:r>
+        <w:t xml:space="preserve"> </w:t>
+      </w:r>
+      <w:r>
+        <w:t xml:space="preserve">(317)</w:t>
+      </w:r>
+      <w:r>
+        <w:t xml:space="preserve"> </w:t>
+      </w:r>
+      <w:r>
+        <w:t xml:space="preserve">939</w:t>
+      </w:r>
+      <w:r>
+        <w:noBreakHyphen/>
+      </w:r>
+      <w:r>
+        <w:t xml:space="preserve">6800</w:t>
       </w:r>
     </w:p>
     <w:p>
       <w:pPr>
         <w:pStyle w:val="CASignature"/>
         <w:keepNext/>
-      </w:pPr>
-      <w:r>
-        <w:rPr>
-          <w:i/>
-        </w:rPr>
-        <w:t xml:space="preserve">Email:</w:t>
-      </w:r>
-      <w:r>
-        <w:rPr>
-          <w:i/>
-        </w:rPr>
-        <w:t xml:space="preserve"> </w:t>
-      </w:r>
-      <w:r>
-        <w:rPr>
-          <w:i/>
-        </w:rPr>
-        <w:t xml:space="preserve">andrew@crossenlawfirm.com</w:t>
+        <w:ind w:left="4680" w:firstLine="0"/>
+      </w:pPr>
+      <w:r>
+        <w:t xml:space="preserve">F:</w:t>
+      </w:r>
+      <w:r>
+        <w:t xml:space="preserve"> </w:t>
+      </w:r>
+      <w:r>
+        <w:t xml:space="preserve">(317)</w:t>
+      </w:r>
+      <w:r>
+        <w:t xml:space="preserve"> </w:t>
+      </w:r>
+      <w:r>
+        <w:t xml:space="preserve">939</w:t>
+      </w:r>
+      <w:r>
+        <w:noBreakHyphen/>
+      </w:r>
+      <w:r>
+        <w:t xml:space="preserve">6801</w:t>
       </w:r>
     </w:p>
     <w:p>
       <w:pPr>
         <w:pStyle w:val="CASignature"/>
         <w:keepNext/>
+        <w:ind w:left="4680" w:firstLine="0"/>
+      </w:pPr>
+      <w:r>
+        <w:t xml:space="preserve">Email:</w:t>
+      </w:r>
+      <w:r>
+        <w:t xml:space="preserve"> </w:t>
+      </w:r>
+      <w:r>
+        <w:t xml:space="preserve">gina@crossenlawfirm.com</w:t>
+      </w:r>
+    </w:p>
+    <w:p>
+      <w:pPr>
+        <w:pStyle w:val="CASignature"/>
+        <w:keepNext/>
+        <w:ind w:left="4680" w:firstLine="0"/>
+      </w:pPr>
+      <w:r>
+        <w:t xml:space="preserve">Email:</w:t>
+      </w:r>
+      <w:r>
+        <w:t xml:space="preserve"> </w:t>
+      </w:r>
+      <w:r>
+        <w:t xml:space="preserve">trevor@crossenlawfirm.com</w:t>
+      </w:r>
+    </w:p>
+    <w:p>
+      <w:pPr>
+        <w:pStyle w:val="CASignature"/>
+        <w:keepNext/>
+        <w:ind w:left="4680" w:firstLine="0"/>
+      </w:pPr>
+      <w:r>
+        <w:t xml:space="preserve">Email:</w:t>
+      </w:r>
+      <w:r>
+        <w:t xml:space="preserve"> </w:t>
+      </w:r>
+      <w:r>
+        <w:t xml:space="preserve">andrew@crossenlawfirm.com</w:t>
+      </w:r>
+    </w:p>
+    <w:p>
+      <w:pPr>
+        <w:pStyle w:val="CASignature"/>
+        <w:keepNext/>
+        <w:ind w:left="4680" w:firstLine="0"/>
       </w:pPr>
       <w:r>
         <w:rPr>
@@ -4539,6 +4694,9 @@
     <w:p>
       <w:pPr>
         <w:pStyle w:val="CASignature"/>
+        <w:keepNext w:val="0"/>
+        <w:spacing w:before="192" w:after="0" w:line="340" w:lineRule="exact"/>
+        <w:ind w:left="0" w:firstLine="0"/>
       </w:pPr>
       <w:r>
         <w:t xml:space="preserve"/>
@@ -4563,6 +4721,7 @@
       <w:pPr>
         <w:pStyle w:val="CASection"/>
         <w:pageBreakBefore/>
+        <w:spacing w:before="0" w:after="264" w:line="340" w:lineRule="exact"/>
       </w:pPr>
       <w:r>
         <w:t xml:space="preserve">Certificate of Compliance with Type-Volume Limit, Typeface Requirements, and Type-Style Requirements</w:t>
@@ -4573,7 +4732,7 @@
         <w:pStyle w:val="CACertificate"/>
       </w:pPr>
       <w:r>
-        <w:t xml:space="preserve">1. This document complies with the page and word limitation of Fed. R. App. P. 32(a)(7)(B) and Circuit Rule 32(c) and, excluding the portions of the filing exempted by Fed. R. App. P. 32(f), contains 2,579 words (including footnotes).</w:t>
+        <w:t xml:space="preserve">1. This document complies with the page and word limitation of Fed. R. App. P. 32(a)⁠(7)⁠(B) and Circuit Rule 32(c) and, excluding the portions of the filing exempted by Fed. R. App. P. 32(f), contains 2,579 words (including footnotes).</w:t>
       </w:r>
     </w:p>
     <w:p>
@@ -4581,16 +4740,18 @@
         <w:pStyle w:val="CACertificate"/>
       </w:pPr>
       <w:r>
-        <w:t xml:space="preserve">2. This document complies with the typeface requirements and the type-style requirements of Fed. R. App. P. 32(a)(5) and (6) and Circuit Rule 32(b) because it has been prepared in a proportionally spaced typeface, EB Garamond, in 12-point text and 11-point footnotes.</w:t>
+        <w:t xml:space="preserve">2. This document complies with the typeface requirements and the type-style requirements of Fed. R. App. P. 32(a)⁠(5) and (6) and Circuit Rule 32(b) because it has been prepared in a proportionally spaced typeface, Liberation Serif, in 12-point text and 11-point footnotes.</w:t>
       </w:r>
     </w:p>
     <w:p>
       <w:pPr>
         <w:pStyle w:val="CASignature"/>
         <w:keepNext/>
-      </w:pPr>
-      <w:r>
-        <w:t xml:space="preserve">/s/ </w:t>
+        <w:spacing w:before="240" w:after="0" w:line="340" w:lineRule="exact"/>
+        <w:ind w:left="0" w:firstLine="0"/>
+      </w:pPr>
+      <w:r>
+        <w:t xml:space="preserve">/​s/​ </w:t>
       </w:r>
       <w:r>
         <w:t xml:space="preserve">Trevor</w:t>
@@ -4606,81 +4767,40 @@
       </w:r>
       <w:r>
         <w:t xml:space="preserve">Crossen</w:t>
-      </w:r>
-      <w:r>
-        <w:br/>
-      </w:r>
-      <w:r>
-        <w:t xml:space="preserve">Trevor</w:t>
-      </w:r>
-      <w:r>
-        <w:t xml:space="preserve"> </w:t>
-      </w:r>
-      <w:r>
-        <w:t xml:space="preserve">J.</w:t>
-      </w:r>
-      <w:r>
-        <w:t xml:space="preserve"> </w:t>
-      </w:r>
-      <w:r>
-        <w:t xml:space="preserve">Crossen</w:t>
-      </w:r>
-      <w:r>
-        <w:t xml:space="preserve"> (No. </w:t>
-      </w:r>
-      <w:r>
-        <w:t xml:space="preserve">18592-49</w:t>
-      </w:r>
-      <w:r>
-        <w:t xml:space="preserve">)</w:t>
       </w:r>
     </w:p>
     <w:p>
       <w:pPr>
         <w:pStyle w:val="CASignature"/>
         <w:keepNext/>
-      </w:pPr>
-      <w:r>
-        <w:t xml:space="preserve">/s/ </w:t>
-      </w:r>
-      <w:r>
-        <w:t xml:space="preserve">Gina</w:t>
-      </w:r>
-      <w:r>
-        <w:t xml:space="preserve"> </w:t>
-      </w:r>
-      <w:r>
-        <w:t xml:space="preserve">M.</w:t>
-      </w:r>
-      <w:r>
-        <w:t xml:space="preserve"> </w:t>
-      </w:r>
-      <w:r>
-        <w:t xml:space="preserve">Koeneman</w:t>
-      </w:r>
-      <w:r>
-        <w:br/>
-      </w:r>
-      <w:r>
-        <w:t xml:space="preserve">Gina</w:t>
-      </w:r>
-      <w:r>
-        <w:t xml:space="preserve"> </w:t>
-      </w:r>
-      <w:r>
-        <w:t xml:space="preserve">M.</w:t>
-      </w:r>
-      <w:r>
-        <w:t xml:space="preserve"> </w:t>
-      </w:r>
-      <w:r>
-        <w:t xml:space="preserve">Koeneman</w:t>
+        <w:ind w:left="0" w:firstLine="0"/>
+      </w:pPr>
+      <w:r>
+        <w:t xml:space="preserve">Trevor</w:t>
+      </w:r>
+      <w:r>
+        <w:t xml:space="preserve"> </w:t>
+      </w:r>
+      <w:r>
+        <w:t xml:space="preserve">J.</w:t>
+      </w:r>
+      <w:r>
+        <w:t xml:space="preserve"> </w:t>
+      </w:r>
+      <w:r>
+        <w:t xml:space="preserve">Crossen</w:t>
       </w:r>
       <w:r>
         <w:t xml:space="preserve"> (No. </w:t>
       </w:r>
       <w:r>
-        <w:t xml:space="preserve">36989-29</w:t>
+        <w:t xml:space="preserve">18592</w:t>
+      </w:r>
+      <w:r>
+        <w:noBreakHyphen/>
+      </w:r>
+      <w:r>
+        <w:t xml:space="preserve">49</w:t>
       </w:r>
       <w:r>
         <w:t xml:space="preserve">)</w:t>
@@ -4690,321 +4810,310 @@
       <w:pPr>
         <w:pStyle w:val="CASignature"/>
         <w:keepNext/>
-      </w:pPr>
-      <w:r>
-        <w:t xml:space="preserve">/s/ </w:t>
-      </w:r>
-      <w:r>
-        <w:t xml:space="preserve">Andrew</w:t>
-      </w:r>
-      <w:r>
-        <w:t xml:space="preserve"> </w:t>
-      </w:r>
-      <w:r>
-        <w:t xml:space="preserve">W.</w:t>
-      </w:r>
-      <w:r>
-        <w:t xml:space="preserve"> </w:t>
-      </w:r>
-      <w:r>
-        <w:t xml:space="preserve">Ardizone</w:t>
-      </w:r>
-      <w:r>
-        <w:br/>
-      </w:r>
-      <w:r>
-        <w:t xml:space="preserve">Andrew</w:t>
-      </w:r>
-      <w:r>
-        <w:t xml:space="preserve"> </w:t>
-      </w:r>
-      <w:r>
-        <w:t xml:space="preserve">W.</w:t>
-      </w:r>
-      <w:r>
-        <w:t xml:space="preserve"> </w:t>
-      </w:r>
-      <w:r>
-        <w:t xml:space="preserve">Ardizone</w:t>
-      </w:r>
-      <w:r>
-        <w:t xml:space="preserve"> (No. </w:t>
-      </w:r>
-      <w:r>
-        <w:t xml:space="preserve">38769-49</w:t>
-      </w:r>
-      <w:r>
-        <w:t xml:space="preserve">)</w:t>
+        <w:spacing w:before="216" w:after="0" w:line="340" w:lineRule="exact"/>
+        <w:ind w:left="0" w:firstLine="0"/>
+      </w:pPr>
+      <w:r>
+        <w:t xml:space="preserve">/​s/​ </w:t>
+      </w:r>
+      <w:r>
+        <w:t xml:space="preserve">Gina</w:t>
+      </w:r>
+      <w:r>
+        <w:t xml:space="preserve"> </w:t>
+      </w:r>
+      <w:r>
+        <w:t xml:space="preserve">M.</w:t>
+      </w:r>
+      <w:r>
+        <w:t xml:space="preserve"> </w:t>
+      </w:r>
+      <w:r>
+        <w:t xml:space="preserve">Koeneman</w:t>
       </w:r>
     </w:p>
     <w:p>
       <w:pPr>
         <w:pStyle w:val="CASignature"/>
         <w:keepNext/>
-      </w:pPr>
-      <w:r>
-        <w:rPr>
-          <w:i/>
-        </w:rPr>
-        <w:t xml:space="preserve">CROSSEN</w:t>
-      </w:r>
-      <w:r>
-        <w:rPr>
-          <w:i/>
-        </w:rPr>
-        <w:t xml:space="preserve"> </w:t>
-      </w:r>
-      <w:r>
-        <w:rPr>
-          <w:i/>
-        </w:rPr>
-        <w:t xml:space="preserve">LAW</w:t>
-      </w:r>
-      <w:r>
-        <w:rPr>
-          <w:i/>
-        </w:rPr>
-        <w:t xml:space="preserve"> </w:t>
-      </w:r>
-      <w:r>
-        <w:rPr>
-          <w:i/>
-        </w:rPr>
-        <w:t xml:space="preserve">FIRM</w:t>
-      </w:r>
-      <w:r>
-        <w:rPr>
-          <w:i/>
-        </w:rPr>
-        <w:t xml:space="preserve"> </w:t>
-      </w:r>
-      <w:r>
-        <w:rPr>
-          <w:i/>
-        </w:rPr>
-        <w:t xml:space="preserve">LLC</w:t>
+        <w:ind w:left="0" w:firstLine="0"/>
+      </w:pPr>
+      <w:r>
+        <w:t xml:space="preserve">Gina</w:t>
+      </w:r>
+      <w:r>
+        <w:t xml:space="preserve"> </w:t>
+      </w:r>
+      <w:r>
+        <w:t xml:space="preserve">M.</w:t>
+      </w:r>
+      <w:r>
+        <w:t xml:space="preserve"> </w:t>
+      </w:r>
+      <w:r>
+        <w:t xml:space="preserve">Koeneman</w:t>
+      </w:r>
+      <w:r>
+        <w:t xml:space="preserve"> (No. </w:t>
+      </w:r>
+      <w:r>
+        <w:t xml:space="preserve">36989</w:t>
+      </w:r>
+      <w:r>
+        <w:noBreakHyphen/>
+      </w:r>
+      <w:r>
+        <w:t xml:space="preserve">29</w:t>
+      </w:r>
+      <w:r>
+        <w:t xml:space="preserve">)</w:t>
       </w:r>
     </w:p>
     <w:p>
       <w:pPr>
         <w:pStyle w:val="CASignature"/>
         <w:keepNext/>
-      </w:pPr>
-      <w:r>
-        <w:rPr>
-          <w:i/>
-        </w:rPr>
-        <w:t xml:space="preserve">4661</w:t>
-      </w:r>
-      <w:r>
-        <w:rPr>
-          <w:i/>
-        </w:rPr>
-        <w:t xml:space="preserve"> </w:t>
-      </w:r>
-      <w:r>
-        <w:rPr>
-          <w:i/>
-        </w:rPr>
-        <w:t xml:space="preserve">Lisborn</w:t>
-      </w:r>
-      <w:r>
-        <w:rPr>
-          <w:i/>
-        </w:rPr>
-        <w:t xml:space="preserve"> </w:t>
-      </w:r>
-      <w:r>
-        <w:rPr>
-          <w:i/>
-        </w:rPr>
-        <w:t xml:space="preserve">Drive</w:t>
+        <w:spacing w:before="216" w:after="0" w:line="340" w:lineRule="exact"/>
+        <w:ind w:left="0" w:firstLine="0"/>
+      </w:pPr>
+      <w:r>
+        <w:t xml:space="preserve">/​s/​ </w:t>
+      </w:r>
+      <w:r>
+        <w:t xml:space="preserve">Andrew</w:t>
+      </w:r>
+      <w:r>
+        <w:t xml:space="preserve"> </w:t>
+      </w:r>
+      <w:r>
+        <w:t xml:space="preserve">W.</w:t>
+      </w:r>
+      <w:r>
+        <w:t xml:space="preserve"> </w:t>
+      </w:r>
+      <w:r>
+        <w:t xml:space="preserve">Ardizone</w:t>
       </w:r>
     </w:p>
     <w:p>
       <w:pPr>
         <w:pStyle w:val="CASignature"/>
         <w:keepNext/>
-      </w:pPr>
-      <w:r>
-        <w:rPr>
-          <w:i/>
-        </w:rPr>
-        <w:t xml:space="preserve">Carmel,</w:t>
-      </w:r>
-      <w:r>
-        <w:rPr>
-          <w:i/>
-        </w:rPr>
-        <w:t xml:space="preserve"> </w:t>
-      </w:r>
-      <w:r>
-        <w:rPr>
-          <w:i/>
-        </w:rPr>
-        <w:t xml:space="preserve">Indiana</w:t>
-      </w:r>
-      <w:r>
-        <w:rPr>
-          <w:i/>
-        </w:rPr>
-        <w:t xml:space="preserve"> </w:t>
-      </w:r>
-      <w:r>
-        <w:rPr>
-          <w:i/>
-        </w:rPr>
-        <w:t xml:space="preserve">46033</w:t>
+        <w:ind w:left="0" w:firstLine="0"/>
+      </w:pPr>
+      <w:r>
+        <w:t xml:space="preserve">Andrew</w:t>
+      </w:r>
+      <w:r>
+        <w:t xml:space="preserve"> </w:t>
+      </w:r>
+      <w:r>
+        <w:t xml:space="preserve">W.</w:t>
+      </w:r>
+      <w:r>
+        <w:t xml:space="preserve"> </w:t>
+      </w:r>
+      <w:r>
+        <w:t xml:space="preserve">Ardizone</w:t>
+      </w:r>
+      <w:r>
+        <w:t xml:space="preserve"> (No. </w:t>
+      </w:r>
+      <w:r>
+        <w:t xml:space="preserve">38769</w:t>
+      </w:r>
+      <w:r>
+        <w:noBreakHyphen/>
+      </w:r>
+      <w:r>
+        <w:t xml:space="preserve">49</w:t>
+      </w:r>
+      <w:r>
+        <w:t xml:space="preserve">)</w:t>
       </w:r>
     </w:p>
     <w:p>
       <w:pPr>
         <w:pStyle w:val="CASignature"/>
         <w:keepNext/>
-      </w:pPr>
-      <w:r>
-        <w:rPr>
-          <w:i/>
-        </w:rPr>
-        <w:t xml:space="preserve">T:</w:t>
-      </w:r>
-      <w:r>
-        <w:rPr>
-          <w:i/>
-        </w:rPr>
-        <w:t xml:space="preserve"> </w:t>
-      </w:r>
-      <w:r>
-        <w:rPr>
-          <w:i/>
-        </w:rPr>
-        <w:t xml:space="preserve">(317)</w:t>
-      </w:r>
-      <w:r>
-        <w:rPr>
-          <w:i/>
-        </w:rPr>
-        <w:t xml:space="preserve"> </w:t>
-      </w:r>
-      <w:r>
-        <w:rPr>
-          <w:i/>
-        </w:rPr>
-        <w:t xml:space="preserve">939-6800</w:t>
+        <w:spacing w:before="144" w:after="0" w:line="340" w:lineRule="exact"/>
+        <w:ind w:left="0" w:firstLine="0"/>
+      </w:pPr>
+      <w:r>
+        <w:t xml:space="preserve">CROSSEN</w:t>
+      </w:r>
+      <w:r>
+        <w:t xml:space="preserve"> </w:t>
+      </w:r>
+      <w:r>
+        <w:t xml:space="preserve">LAW</w:t>
+      </w:r>
+      <w:r>
+        <w:t xml:space="preserve"> </w:t>
+      </w:r>
+      <w:r>
+        <w:t xml:space="preserve">FIRM</w:t>
+      </w:r>
+      <w:r>
+        <w:t xml:space="preserve"> </w:t>
+      </w:r>
+      <w:r>
+        <w:t xml:space="preserve">LLC</w:t>
       </w:r>
     </w:p>
     <w:p>
       <w:pPr>
         <w:pStyle w:val="CASignature"/>
         <w:keepNext/>
-      </w:pPr>
-      <w:r>
-        <w:rPr>
-          <w:i/>
-        </w:rPr>
-        <w:t xml:space="preserve">F:</w:t>
-      </w:r>
-      <w:r>
-        <w:rPr>
-          <w:i/>
-        </w:rPr>
-        <w:t xml:space="preserve"> </w:t>
-      </w:r>
-      <w:r>
-        <w:rPr>
-          <w:i/>
-        </w:rPr>
-        <w:t xml:space="preserve">(317)</w:t>
-      </w:r>
-      <w:r>
-        <w:rPr>
-          <w:i/>
-        </w:rPr>
-        <w:t xml:space="preserve"> </w:t>
-      </w:r>
-      <w:r>
-        <w:rPr>
-          <w:i/>
-        </w:rPr>
-        <w:t xml:space="preserve">939-6801</w:t>
+        <w:ind w:left="0" w:firstLine="0"/>
+      </w:pPr>
+      <w:r>
+        <w:t xml:space="preserve">4661</w:t>
+      </w:r>
+      <w:r>
+        <w:t xml:space="preserve"> </w:t>
+      </w:r>
+      <w:r>
+        <w:t xml:space="preserve">Lisborn</w:t>
+      </w:r>
+      <w:r>
+        <w:t xml:space="preserve"> </w:t>
+      </w:r>
+      <w:r>
+        <w:t xml:space="preserve">Drive</w:t>
       </w:r>
     </w:p>
     <w:p>
       <w:pPr>
         <w:pStyle w:val="CASignature"/>
         <w:keepNext/>
-      </w:pPr>
-      <w:r>
-        <w:rPr>
-          <w:i/>
-        </w:rPr>
-        <w:t xml:space="preserve">Email:</w:t>
-      </w:r>
-      <w:r>
-        <w:rPr>
-          <w:i/>
-        </w:rPr>
-        <w:t xml:space="preserve"> </w:t>
-      </w:r>
-      <w:r>
-        <w:rPr>
-          <w:i/>
-        </w:rPr>
-        <w:t xml:space="preserve">gina@crossenlawfirm.com</w:t>
+        <w:ind w:left="0" w:firstLine="0"/>
+      </w:pPr>
+      <w:r>
+        <w:t xml:space="preserve">Carmel,</w:t>
+      </w:r>
+      <w:r>
+        <w:t xml:space="preserve"> </w:t>
+      </w:r>
+      <w:r>
+        <w:t xml:space="preserve">Indiana</w:t>
+      </w:r>
+      <w:r>
+        <w:t xml:space="preserve"> </w:t>
+      </w:r>
+      <w:r>
+        <w:t xml:space="preserve">46033</w:t>
       </w:r>
     </w:p>
     <w:p>
       <w:pPr>
         <w:pStyle w:val="CASignature"/>
         <w:keepNext/>
-      </w:pPr>
-      <w:r>
-        <w:rPr>
-          <w:i/>
-        </w:rPr>
-        <w:t xml:space="preserve">Email:</w:t>
-      </w:r>
-      <w:r>
-        <w:rPr>
-          <w:i/>
-        </w:rPr>
-        <w:t xml:space="preserve"> </w:t>
-      </w:r>
-      <w:r>
-        <w:rPr>
-          <w:i/>
-        </w:rPr>
-        <w:t xml:space="preserve">trevor@crossenlawfirm.com</w:t>
+        <w:ind w:left="0" w:firstLine="0"/>
+      </w:pPr>
+      <w:r>
+        <w:t xml:space="preserve">T:</w:t>
+      </w:r>
+      <w:r>
+        <w:t xml:space="preserve"> </w:t>
+      </w:r>
+      <w:r>
+        <w:t xml:space="preserve">(317)</w:t>
+      </w:r>
+      <w:r>
+        <w:t xml:space="preserve"> </w:t>
+      </w:r>
+      <w:r>
+        <w:t xml:space="preserve">939</w:t>
+      </w:r>
+      <w:r>
+        <w:noBreakHyphen/>
+      </w:r>
+      <w:r>
+        <w:t xml:space="preserve">6800</w:t>
       </w:r>
     </w:p>
     <w:p>
       <w:pPr>
         <w:pStyle w:val="CASignature"/>
         <w:keepNext/>
-      </w:pPr>
-      <w:r>
-        <w:rPr>
-          <w:i/>
-        </w:rPr>
-        <w:t xml:space="preserve">Email:</w:t>
-      </w:r>
-      <w:r>
-        <w:rPr>
-          <w:i/>
-        </w:rPr>
-        <w:t xml:space="preserve"> </w:t>
-      </w:r>
-      <w:r>
-        <w:rPr>
-          <w:i/>
-        </w:rPr>
-        <w:t xml:space="preserve">andrew@crossenlawfirm.com</w:t>
+        <w:ind w:left="0" w:firstLine="0"/>
+      </w:pPr>
+      <w:r>
+        <w:t xml:space="preserve">F:</w:t>
+      </w:r>
+      <w:r>
+        <w:t xml:space="preserve"> </w:t>
+      </w:r>
+      <w:r>
+        <w:t xml:space="preserve">(317)</w:t>
+      </w:r>
+      <w:r>
+        <w:t xml:space="preserve"> </w:t>
+      </w:r>
+      <w:r>
+        <w:t xml:space="preserve">939</w:t>
+      </w:r>
+      <w:r>
+        <w:noBreakHyphen/>
+      </w:r>
+      <w:r>
+        <w:t xml:space="preserve">6801</w:t>
       </w:r>
     </w:p>
     <w:p>
       <w:pPr>
         <w:pStyle w:val="CASignature"/>
         <w:keepNext/>
+        <w:ind w:left="0" w:firstLine="0"/>
+      </w:pPr>
+      <w:r>
+        <w:t xml:space="preserve">Email:</w:t>
+      </w:r>
+      <w:r>
+        <w:t xml:space="preserve"> </w:t>
+      </w:r>
+      <w:r>
+        <w:t xml:space="preserve">gina@crossenlawfirm.com</w:t>
+      </w:r>
+    </w:p>
+    <w:p>
+      <w:pPr>
+        <w:pStyle w:val="CASignature"/>
+        <w:keepNext/>
+        <w:ind w:left="0" w:firstLine="0"/>
+      </w:pPr>
+      <w:r>
+        <w:t xml:space="preserve">Email:</w:t>
+      </w:r>
+      <w:r>
+        <w:t xml:space="preserve"> </w:t>
+      </w:r>
+      <w:r>
+        <w:t xml:space="preserve">trevor@crossenlawfirm.com</w:t>
+      </w:r>
+    </w:p>
+    <w:p>
+      <w:pPr>
+        <w:pStyle w:val="CASignature"/>
+        <w:keepNext/>
+        <w:ind w:left="0" w:firstLine="0"/>
+      </w:pPr>
+      <w:r>
+        <w:t xml:space="preserve">Email:</w:t>
+      </w:r>
+      <w:r>
+        <w:t xml:space="preserve"> </w:t>
+      </w:r>
+      <w:r>
+        <w:t xml:space="preserve">andrew@crossenlawfirm.com</w:t>
+      </w:r>
+    </w:p>
+    <w:p>
+      <w:pPr>
+        <w:pStyle w:val="CASignature"/>
+        <w:keepNext w:val="0"/>
+        <w:ind w:left="0" w:firstLine="0"/>
       </w:pPr>
       <w:r>
         <w:rPr>
@@ -5041,6 +5150,7 @@
       <w:pPr>
         <w:pStyle w:val="CASection"/>
         <w:pageBreakBefore/>
+        <w:spacing w:before="0" w:after="264" w:line="340" w:lineRule="exact"/>
       </w:pPr>
       <w:r>
         <w:t xml:space="preserve">Certificate of Service</w:t>
@@ -5049,6 +5159,7 @@
     <w:p>
       <w:pPr>
         <w:pStyle w:val="CACertificate"/>
+        <w:spacing w:before="0" w:after="0" w:line="340" w:lineRule="exact"/>
       </w:pPr>
       <w:r>
         <w:t xml:space="preserve">I hereby certify that on </w:t>
@@ -5108,7 +5219,7 @@
         <w:t xml:space="preserve"> </w:t>
       </w:r>
       <w:r>
-        <w:t xml:space="preserve">CM/ECF</w:t>
+        <w:t xml:space="preserve">CM/​ECF</w:t>
       </w:r>
       <w:r>
         <w:t xml:space="preserve"> </w:t>
@@ -5126,6 +5237,8 @@
     <w:p>
       <w:pPr>
         <w:pStyle w:val="CACounsel"/>
+        <w:keepLines/>
+        <w:spacing w:before="192" w:after="0" w:line="340" w:lineRule="exact"/>
         <w:ind w:left="720" w:firstLine="0"/>
       </w:pPr>
       <w:r>
@@ -5201,183 +5314,102 @@
         <w:br/>
       </w:r>
       <w:r>
-        <w:rPr>
-          <w:i/>
-        </w:rPr>
         <w:t xml:space="preserve">BOSE</w:t>
       </w:r>
       <w:r>
-        <w:rPr>
-          <w:i/>
-        </w:rPr>
-        <w:t xml:space="preserve"> </w:t>
-      </w:r>
-      <w:r>
-        <w:rPr>
-          <w:i/>
-        </w:rPr>
+        <w:t xml:space="preserve"> </w:t>
+      </w:r>
+      <w:r>
         <w:t xml:space="preserve">MCKINNEY</w:t>
       </w:r>
       <w:r>
-        <w:rPr>
-          <w:i/>
-        </w:rPr>
-        <w:t xml:space="preserve"> </w:t>
-      </w:r>
-      <w:r>
-        <w:rPr>
-          <w:i/>
-        </w:rPr>
+        <w:t xml:space="preserve"> </w:t>
+      </w:r>
+      <w:r>
         <w:t xml:space="preserve">&amp;</w:t>
       </w:r>
       <w:r>
-        <w:rPr>
-          <w:i/>
-        </w:rPr>
-        <w:t xml:space="preserve"> </w:t>
-      </w:r>
-      <w:r>
-        <w:rPr>
-          <w:i/>
-        </w:rPr>
+        <w:t xml:space="preserve"> </w:t>
+      </w:r>
+      <w:r>
         <w:t xml:space="preserve">EVANS</w:t>
       </w:r>
       <w:r>
-        <w:rPr>
-          <w:i/>
-        </w:rPr>
-        <w:t xml:space="preserve"> </w:t>
-      </w:r>
-      <w:r>
-        <w:rPr>
-          <w:i/>
-        </w:rPr>
+        <w:t xml:space="preserve"> </w:t>
+      </w:r>
+      <w:r>
         <w:t xml:space="preserve">LLP</w:t>
       </w:r>
       <w:r>
         <w:br/>
       </w:r>
       <w:r>
-        <w:rPr>
-          <w:i/>
-        </w:rPr>
         <w:t xml:space="preserve">111</w:t>
       </w:r>
       <w:r>
-        <w:rPr>
-          <w:i/>
-        </w:rPr>
-        <w:t xml:space="preserve"> </w:t>
-      </w:r>
-      <w:r>
-        <w:rPr>
-          <w:i/>
-        </w:rPr>
+        <w:t xml:space="preserve"> </w:t>
+      </w:r>
+      <w:r>
         <w:t xml:space="preserve">Monument</w:t>
       </w:r>
       <w:r>
-        <w:rPr>
-          <w:i/>
-        </w:rPr>
-        <w:t xml:space="preserve"> </w:t>
-      </w:r>
-      <w:r>
-        <w:rPr>
-          <w:i/>
-        </w:rPr>
+        <w:t xml:space="preserve"> </w:t>
+      </w:r>
+      <w:r>
         <w:t xml:space="preserve">Circle,</w:t>
       </w:r>
       <w:r>
-        <w:rPr>
-          <w:i/>
-        </w:rPr>
-        <w:t xml:space="preserve"> </w:t>
-      </w:r>
-      <w:r>
-        <w:rPr>
-          <w:i/>
-        </w:rPr>
+        <w:t xml:space="preserve"> </w:t>
+      </w:r>
+      <w:r>
         <w:t xml:space="preserve">Suite</w:t>
       </w:r>
       <w:r>
-        <w:rPr>
-          <w:i/>
-        </w:rPr>
-        <w:t xml:space="preserve"> </w:t>
-      </w:r>
-      <w:r>
-        <w:rPr>
-          <w:i/>
-        </w:rPr>
+        <w:t xml:space="preserve"> </w:t>
+      </w:r>
+      <w:r>
         <w:t xml:space="preserve">2700</w:t>
       </w:r>
       <w:r>
         <w:br/>
       </w:r>
       <w:r>
-        <w:rPr>
-          <w:i/>
-        </w:rPr>
         <w:t xml:space="preserve">Indianapolis,</w:t>
       </w:r>
       <w:r>
-        <w:rPr>
-          <w:i/>
-        </w:rPr>
-        <w:t xml:space="preserve"> </w:t>
-      </w:r>
-      <w:r>
-        <w:rPr>
-          <w:i/>
-        </w:rPr>
+        <w:t xml:space="preserve"> </w:t>
+      </w:r>
+      <w:r>
         <w:t xml:space="preserve">Indiana</w:t>
       </w:r>
       <w:r>
-        <w:rPr>
-          <w:i/>
-        </w:rPr>
-        <w:t xml:space="preserve"> </w:t>
-      </w:r>
-      <w:r>
-        <w:rPr>
-          <w:i/>
-        </w:rPr>
+        <w:t xml:space="preserve"> </w:t>
+      </w:r>
+      <w:r>
         <w:t xml:space="preserve">46204</w:t>
       </w:r>
       <w:r>
         <w:br/>
       </w:r>
       <w:r>
-        <w:rPr>
-          <w:i/>
-        </w:rPr>
         <w:t xml:space="preserve">amcneil@boselaw.com</w:t>
       </w:r>
       <w:r>
         <w:br/>
       </w:r>
       <w:r>
-        <w:rPr>
-          <w:i/>
-        </w:rPr>
         <w:t xml:space="preserve">bsugarman@boselaw.com</w:t>
       </w:r>
       <w:r>
         <w:br/>
       </w:r>
       <w:r>
-        <w:rPr>
-          <w:i/>
-        </w:rPr>
         <w:t xml:space="preserve">sthomas@boselaw.com</w:t>
       </w:r>
       <w:r>
         <w:br/>
       </w:r>
       <w:r>
-        <w:rPr>
-          <w:i/>
-        </w:rPr>
         <w:t xml:space="preserve">jschroeder@boselaw.com</w:t>
       </w:r>
       <w:r>
@@ -5417,6 +5449,8 @@
     <w:p>
       <w:pPr>
         <w:pStyle w:val="CACounsel"/>
+        <w:keepLines/>
+        <w:spacing w:before="192" w:after="0" w:line="340" w:lineRule="exact"/>
         <w:ind w:left="720" w:firstLine="0"/>
       </w:pPr>
       <w:r>
@@ -5432,108 +5466,60 @@
         <w:br/>
       </w:r>
       <w:r>
-        <w:rPr>
-          <w:i/>
-        </w:rPr>
         <w:t xml:space="preserve">LIPINSKI</w:t>
       </w:r>
       <w:r>
-        <w:rPr>
-          <w:i/>
-        </w:rPr>
-        <w:t xml:space="preserve"> </w:t>
-      </w:r>
-      <w:r>
-        <w:rPr>
-          <w:i/>
-        </w:rPr>
+        <w:t xml:space="preserve"> </w:t>
+      </w:r>
+      <w:r>
         <w:t xml:space="preserve">LAW</w:t>
       </w:r>
       <w:r>
         <w:br/>
       </w:r>
       <w:r>
-        <w:rPr>
-          <w:i/>
-        </w:rPr>
         <w:t xml:space="preserve">951</w:t>
       </w:r>
       <w:r>
-        <w:rPr>
-          <w:i/>
-        </w:rPr>
-        <w:t xml:space="preserve"> </w:t>
-      </w:r>
-      <w:r>
-        <w:rPr>
-          <w:i/>
-        </w:rPr>
+        <w:t xml:space="preserve"> </w:t>
+      </w:r>
+      <w:r>
         <w:t xml:space="preserve">N</w:t>
       </w:r>
       <w:r>
-        <w:rPr>
-          <w:i/>
-        </w:rPr>
-        <w:t xml:space="preserve"> </w:t>
-      </w:r>
-      <w:r>
-        <w:rPr>
-          <w:i/>
-        </w:rPr>
+        <w:t xml:space="preserve"> </w:t>
+      </w:r>
+      <w:r>
         <w:t xml:space="preserve">Delaware</w:t>
       </w:r>
       <w:r>
-        <w:rPr>
-          <w:i/>
-        </w:rPr>
-        <w:t xml:space="preserve"> </w:t>
-      </w:r>
-      <w:r>
-        <w:rPr>
-          <w:i/>
-        </w:rPr>
+        <w:t xml:space="preserve"> </w:t>
+      </w:r>
+      <w:r>
         <w:t xml:space="preserve">Street</w:t>
       </w:r>
       <w:r>
         <w:br/>
       </w:r>
       <w:r>
-        <w:rPr>
-          <w:i/>
-        </w:rPr>
         <w:t xml:space="preserve">Indianapolis,</w:t>
       </w:r>
       <w:r>
-        <w:rPr>
-          <w:i/>
-        </w:rPr>
-        <w:t xml:space="preserve"> </w:t>
-      </w:r>
-      <w:r>
-        <w:rPr>
-          <w:i/>
-        </w:rPr>
+        <w:t xml:space="preserve"> </w:t>
+      </w:r>
+      <w:r>
         <w:t xml:space="preserve">Indiana</w:t>
       </w:r>
       <w:r>
-        <w:rPr>
-          <w:i/>
-        </w:rPr>
-        <w:t xml:space="preserve"> </w:t>
-      </w:r>
-      <w:r>
-        <w:rPr>
-          <w:i/>
-        </w:rPr>
+        <w:t xml:space="preserve"> </w:t>
+      </w:r>
+      <w:r>
         <w:t xml:space="preserve">46202</w:t>
       </w:r>
       <w:r>
         <w:br/>
       </w:r>
       <w:r>
-        <w:rPr>
-          <w:i/>
-        </w:rPr>
         <w:t xml:space="preserve">Lipinski@lipinski-law.com</w:t>
       </w:r>
       <w:r>
@@ -5645,6 +5631,8 @@
     <w:p>
       <w:pPr>
         <w:pStyle w:val="CACounsel"/>
+        <w:keepLines/>
+        <w:spacing w:before="192" w:after="0" w:line="340" w:lineRule="exact"/>
         <w:ind w:left="720" w:firstLine="0"/>
       </w:pPr>
       <w:r>
@@ -5666,6 +5654,71 @@
         <w:br/>
       </w:r>
       <w:r>
+        <w:t xml:space="preserve">BBFCS</w:t>
+      </w:r>
+      <w:r>
+        <w:t xml:space="preserve"> </w:t>
+      </w:r>
+      <w:r>
+        <w:t xml:space="preserve">ATTORNEYS</w:t>
+      </w:r>
+      <w:r>
+        <w:br/>
+      </w:r>
+      <w:r>
+        <w:t xml:space="preserve">27</w:t>
+      </w:r>
+      <w:r>
+        <w:t xml:space="preserve"> </w:t>
+      </w:r>
+      <w:r>
+        <w:t xml:space="preserve">North</w:t>
+      </w:r>
+      <w:r>
+        <w:t xml:space="preserve"> </w:t>
+      </w:r>
+      <w:r>
+        <w:t xml:space="preserve">8th</w:t>
+      </w:r>
+      <w:r>
+        <w:t xml:space="preserve"> </w:t>
+      </w:r>
+      <w:r>
+        <w:t xml:space="preserve">Street</w:t>
+      </w:r>
+      <w:r>
+        <w:br/>
+      </w:r>
+      <w:r>
+        <w:t xml:space="preserve">Richmond,</w:t>
+      </w:r>
+      <w:r>
+        <w:t xml:space="preserve"> </w:t>
+      </w:r>
+      <w:r>
+        <w:t xml:space="preserve">Indiana</w:t>
+      </w:r>
+      <w:r>
+        <w:t xml:space="preserve"> </w:t>
+      </w:r>
+      <w:r>
+        <w:t xml:space="preserve">47374</w:t>
+      </w:r>
+      <w:r>
+        <w:br/>
+      </w:r>
+      <w:r>
+        <w:t xml:space="preserve">bbever@bbfcslaw.com</w:t>
+      </w:r>
+    </w:p>
+    <w:p>
+      <w:pPr>
+        <w:pStyle w:val="CACounsel"/>
+        <w:keepLines/>
+        <w:spacing w:before="192" w:after="0" w:line="340" w:lineRule="exact"/>
+        <w:ind w:left="720" w:firstLine="0"/>
+      </w:pPr>
+      <w:r>
         <w:t xml:space="preserve">Jeffrey</w:t>
       </w:r>
       <w:r>
@@ -5684,109 +5737,79 @@
         <w:br/>
       </w:r>
       <w:r>
-        <w:rPr>
-          <w:i/>
-        </w:rPr>
-        <w:t xml:space="preserve">BBFCS</w:t>
-      </w:r>
-      <w:r>
-        <w:rPr>
-          <w:i/>
-        </w:rPr>
-        <w:t xml:space="preserve"> </w:t>
-      </w:r>
-      <w:r>
-        <w:rPr>
-          <w:i/>
-        </w:rPr>
-        <w:t xml:space="preserve">ATTORNEYS</w:t>
+        <w:t xml:space="preserve">RILEY</w:t>
+      </w:r>
+      <w:r>
+        <w:t xml:space="preserve"> </w:t>
+      </w:r>
+      <w:r>
+        <w:t xml:space="preserve">BENNET</w:t>
+      </w:r>
+      <w:r>
+        <w:t xml:space="preserve"> </w:t>
+      </w:r>
+      <w:r>
+        <w:t xml:space="preserve">EGLOFF</w:t>
       </w:r>
       <w:r>
         <w:br/>
       </w:r>
       <w:r>
-        <w:rPr>
-          <w:i/>
-        </w:rPr>
-        <w:t xml:space="preserve">27</w:t>
-      </w:r>
-      <w:r>
-        <w:rPr>
-          <w:i/>
-        </w:rPr>
-        <w:t xml:space="preserve"> </w:t>
-      </w:r>
-      <w:r>
-        <w:rPr>
-          <w:i/>
-        </w:rPr>
-        <w:t xml:space="preserve">North</w:t>
-      </w:r>
-      <w:r>
-        <w:rPr>
-          <w:i/>
-        </w:rPr>
-        <w:t xml:space="preserve"> </w:t>
-      </w:r>
-      <w:r>
-        <w:rPr>
-          <w:i/>
-        </w:rPr>
-        <w:t xml:space="preserve">8th</w:t>
-      </w:r>
-      <w:r>
-        <w:rPr>
-          <w:i/>
-        </w:rPr>
-        <w:t xml:space="preserve"> </w:t>
-      </w:r>
-      <w:r>
-        <w:rPr>
-          <w:i/>
-        </w:rPr>
-        <w:t xml:space="preserve">Street</w:t>
+        <w:t xml:space="preserve">500</w:t>
+      </w:r>
+      <w:r>
+        <w:t xml:space="preserve"> </w:t>
+      </w:r>
+      <w:r>
+        <w:t xml:space="preserve">N.</w:t>
+      </w:r>
+      <w:r>
+        <w:t xml:space="preserve"> </w:t>
+      </w:r>
+      <w:r>
+        <w:t xml:space="preserve">Meridian</w:t>
+      </w:r>
+      <w:r>
+        <w:t xml:space="preserve"> </w:t>
+      </w:r>
+      <w:r>
+        <w:t xml:space="preserve">Street,</w:t>
+      </w:r>
+      <w:r>
+        <w:t xml:space="preserve"> </w:t>
+      </w:r>
+      <w:r>
+        <w:t xml:space="preserve">Suite</w:t>
+      </w:r>
+      <w:r>
+        <w:t xml:space="preserve"> </w:t>
+      </w:r>
+      <w:r>
+        <w:t xml:space="preserve">550</w:t>
       </w:r>
       <w:r>
         <w:br/>
       </w:r>
       <w:r>
-        <w:rPr>
-          <w:i/>
-        </w:rPr>
-        <w:t xml:space="preserve">Richmond,</w:t>
-      </w:r>
-      <w:r>
-        <w:rPr>
-          <w:i/>
-        </w:rPr>
-        <w:t xml:space="preserve"> </w:t>
-      </w:r>
-      <w:r>
-        <w:rPr>
-          <w:i/>
-        </w:rPr>
+        <w:t xml:space="preserve">Indianapolis,</w:t>
+      </w:r>
+      <w:r>
+        <w:t xml:space="preserve"> </w:t>
+      </w:r>
+      <w:r>
         <w:t xml:space="preserve">Indiana</w:t>
       </w:r>
       <w:r>
-        <w:rPr>
-          <w:i/>
-        </w:rPr>
-        <w:t xml:space="preserve"> </w:t>
-      </w:r>
-      <w:r>
-        <w:rPr>
-          <w:i/>
-        </w:rPr>
-        <w:t xml:space="preserve">47374</w:t>
+        <w:t xml:space="preserve"> </w:t>
+      </w:r>
+      <w:r>
+        <w:t xml:space="preserve">46024</w:t>
       </w:r>
       <w:r>
         <w:br/>
       </w:r>
       <w:r>
-        <w:rPr>
-          <w:i/>
-        </w:rPr>
-        <w:t xml:space="preserve">bbever@bbfcslaw.com</w:t>
+        <w:t xml:space="preserve">jfecht@rbelaw.com</w:t>
       </w:r>
       <w:r>
         <w:br/>
@@ -5795,16 +5818,207 @@
         <w:rPr>
           <w:i/>
         </w:rPr>
-        <w:t xml:space="preserve">jfecht@rbelaw.com</w:t>
+        <w:t xml:space="preserve">Attorneys</w:t>
+      </w:r>
+      <w:r>
+        <w:rPr>
+          <w:i/>
+        </w:rPr>
+        <w:t xml:space="preserve"> </w:t>
+      </w:r>
+      <w:r>
+        <w:rPr>
+          <w:i/>
+        </w:rPr>
+        <w:t xml:space="preserve">for</w:t>
+      </w:r>
+      <w:r>
+        <w:rPr>
+          <w:i/>
+        </w:rPr>
+        <w:t xml:space="preserve"> </w:t>
+      </w:r>
+      <w:r>
+        <w:rPr>
+          <w:i/>
+        </w:rPr>
+        <w:t xml:space="preserve">Third-party</w:t>
+      </w:r>
+      <w:r>
+        <w:rPr>
+          <w:i/>
+        </w:rPr>
+        <w:t xml:space="preserve"> </w:t>
+      </w:r>
+      <w:r>
+        <w:rPr>
+          <w:i/>
+        </w:rPr>
+        <w:t xml:space="preserve">Defendant,</w:t>
+      </w:r>
+      <w:r>
+        <w:rPr>
+          <w:i/>
+        </w:rPr>
+        <w:t xml:space="preserve"> </w:t>
+      </w:r>
+      <w:r>
+        <w:rPr>
+          <w:i/>
+        </w:rPr>
+        <w:t xml:space="preserve">First</w:t>
+      </w:r>
+      <w:r>
+        <w:rPr>
+          <w:i/>
+        </w:rPr>
+        <w:t xml:space="preserve"> </w:t>
+      </w:r>
+      <w:r>
+        <w:rPr>
+          <w:i/>
+        </w:rPr>
+        <w:t xml:space="preserve">Bank</w:t>
+      </w:r>
+      <w:r>
+        <w:rPr>
+          <w:i/>
+        </w:rPr>
+        <w:t xml:space="preserve"> </w:t>
+      </w:r>
+      <w:r>
+        <w:rPr>
+          <w:i/>
+        </w:rPr>
+        <w:t xml:space="preserve">Richmond</w:t>
+      </w:r>
+    </w:p>
+    <w:p>
+      <w:pPr>
+        <w:pStyle w:val="CACounsel"/>
+        <w:keepLines/>
+        <w:spacing w:before="192" w:after="0" w:line="340" w:lineRule="exact"/>
+        <w:ind w:left="720" w:firstLine="0"/>
+      </w:pPr>
+      <w:r>
+        <w:t xml:space="preserve">Allison</w:t>
+      </w:r>
+      <w:r>
+        <w:t xml:space="preserve"> </w:t>
+      </w:r>
+      <w:r>
+        <w:t xml:space="preserve">Wells</w:t>
+      </w:r>
+      <w:r>
+        <w:t xml:space="preserve"> </w:t>
+      </w:r>
+      <w:r>
+        <w:t xml:space="preserve">Gritton</w:t>
       </w:r>
       <w:r>
         <w:br/>
       </w:r>
       <w:r>
-        <w:rPr>
-          <w:i/>
-        </w:rPr>
-        <w:t xml:space="preserve">Attorneys</w:t>
+        <w:t xml:space="preserve">DINSMORE</w:t>
+      </w:r>
+      <w:r>
+        <w:t xml:space="preserve"> </w:t>
+      </w:r>
+      <w:r>
+        <w:t xml:space="preserve">&amp;</w:t>
+      </w:r>
+      <w:r>
+        <w:t xml:space="preserve"> </w:t>
+      </w:r>
+      <w:r>
+        <w:t xml:space="preserve">SHOHL</w:t>
+      </w:r>
+      <w:r>
+        <w:t xml:space="preserve"> </w:t>
+      </w:r>
+      <w:r>
+        <w:t xml:space="preserve">LLP</w:t>
+      </w:r>
+      <w:r>
+        <w:br/>
+      </w:r>
+      <w:r>
+        <w:t xml:space="preserve">One</w:t>
+      </w:r>
+      <w:r>
+        <w:t xml:space="preserve"> </w:t>
+      </w:r>
+      <w:r>
+        <w:t xml:space="preserve">Indiana</w:t>
+      </w:r>
+      <w:r>
+        <w:t xml:space="preserve"> </w:t>
+      </w:r>
+      <w:r>
+        <w:t xml:space="preserve">Square,</w:t>
+      </w:r>
+      <w:r>
+        <w:t xml:space="preserve"> </w:t>
+      </w:r>
+      <w:r>
+        <w:t xml:space="preserve">Suite</w:t>
+      </w:r>
+      <w:r>
+        <w:t xml:space="preserve"> </w:t>
+      </w:r>
+      <w:r>
+        <w:t xml:space="preserve">1800</w:t>
+      </w:r>
+      <w:r>
+        <w:br/>
+      </w:r>
+      <w:r>
+        <w:t xml:space="preserve">211</w:t>
+      </w:r>
+      <w:r>
+        <w:t xml:space="preserve"> </w:t>
+      </w:r>
+      <w:r>
+        <w:t xml:space="preserve">N.</w:t>
+      </w:r>
+      <w:r>
+        <w:t xml:space="preserve"> </w:t>
+      </w:r>
+      <w:r>
+        <w:t xml:space="preserve">Pennsylvania</w:t>
+      </w:r>
+      <w:r>
+        <w:br/>
+      </w:r>
+      <w:r>
+        <w:t xml:space="preserve">Indianapolis,</w:t>
+      </w:r>
+      <w:r>
+        <w:t xml:space="preserve"> </w:t>
+      </w:r>
+      <w:r>
+        <w:t xml:space="preserve">IN</w:t>
+      </w:r>
+      <w:r>
+        <w:t xml:space="preserve"> </w:t>
+      </w:r>
+      <w:r>
+        <w:t xml:space="preserve">46204</w:t>
+      </w:r>
+      <w:r>
+        <w:br/>
+      </w:r>
+      <w:r>
+        <w:t xml:space="preserve">Allison.gritton@dinsmore.com</w:t>
+      </w:r>
+      <w:r>
+        <w:br/>
+      </w:r>
+      <w:r>
+        <w:rPr>
+          <w:i/>
+        </w:rPr>
+        <w:t xml:space="preserve">Attorney</w:t>
       </w:r>
       <w:r>
         <w:rPr>
@@ -5852,40 +6066,156 @@
         <w:rPr>
           <w:i/>
         </w:rPr>
-        <w:t xml:space="preserve">First</w:t>
-      </w:r>
-      <w:r>
-        <w:rPr>
-          <w:i/>
-        </w:rPr>
-        <w:t xml:space="preserve"> </w:t>
-      </w:r>
-      <w:r>
-        <w:rPr>
-          <w:i/>
-        </w:rPr>
-        <w:t xml:space="preserve">Bank</w:t>
-      </w:r>
-      <w:r>
-        <w:rPr>
-          <w:i/>
-        </w:rPr>
-        <w:t xml:space="preserve"> </w:t>
-      </w:r>
-      <w:r>
-        <w:rPr>
-          <w:i/>
-        </w:rPr>
-        <w:t xml:space="preserve">Richmond</w:t>
+        <w:t xml:space="preserve">Wayne</w:t>
+      </w:r>
+      <w:r>
+        <w:rPr>
+          <w:i/>
+        </w:rPr>
+        <w:t xml:space="preserve"> </w:t>
+      </w:r>
+      <w:r>
+        <w:rPr>
+          <w:i/>
+        </w:rPr>
+        <w:t xml:space="preserve">County,</w:t>
+      </w:r>
+      <w:r>
+        <w:rPr>
+          <w:i/>
+        </w:rPr>
+        <w:t xml:space="preserve"> </w:t>
+      </w:r>
+      <w:r>
+        <w:rPr>
+          <w:i/>
+        </w:rPr>
+        <w:t xml:space="preserve">Indiana</w:t>
+      </w:r>
+    </w:p>
+    <w:p>
+      <w:pPr>
+        <w:pStyle w:val="CACounsel"/>
+        <w:keepNext/>
+        <w:keepLines/>
+        <w:spacing w:before="192" w:after="0" w:line="340" w:lineRule="exact"/>
+        <w:ind w:left="720" w:firstLine="0"/>
+      </w:pPr>
+      <w:r>
+        <w:t xml:space="preserve">James</w:t>
+      </w:r>
+      <w:r>
+        <w:t xml:space="preserve"> </w:t>
+      </w:r>
+      <w:r>
+        <w:t xml:space="preserve">P.</w:t>
+      </w:r>
+      <w:r>
+        <w:t xml:space="preserve"> </w:t>
+      </w:r>
+      <w:r>
+        <w:t xml:space="preserve">Freel</w:t>
+      </w:r>
+      <w:r>
+        <w:br/>
+      </w:r>
+      <w:r>
+        <w:t xml:space="preserve">Ward,</w:t>
+      </w:r>
+      <w:r>
+        <w:t xml:space="preserve"> </w:t>
+      </w:r>
+      <w:r>
+        <w:t xml:space="preserve">Hocker,</w:t>
+      </w:r>
+      <w:r>
+        <w:t xml:space="preserve"> </w:t>
+      </w:r>
+      <w:r>
+        <w:t xml:space="preserve">&amp;</w:t>
+      </w:r>
+      <w:r>
+        <w:t xml:space="preserve"> </w:t>
+      </w:r>
+      <w:r>
+        <w:t xml:space="preserve">Thornton,</w:t>
+      </w:r>
+      <w:r>
+        <w:t xml:space="preserve"> </w:t>
+      </w:r>
+      <w:r>
+        <w:t xml:space="preserve">PLLC</w:t>
+      </w:r>
+      <w:r>
+        <w:br/>
+      </w:r>
+      <w:r>
+        <w:t xml:space="preserve">333</w:t>
+      </w:r>
+      <w:r>
+        <w:t xml:space="preserve"> </w:t>
+      </w:r>
+      <w:r>
+        <w:t xml:space="preserve">West</w:t>
+      </w:r>
+      <w:r>
+        <w:t xml:space="preserve"> </w:t>
+      </w:r>
+      <w:r>
+        <w:t xml:space="preserve">Vine</w:t>
+      </w:r>
+      <w:r>
+        <w:t xml:space="preserve"> </w:t>
+      </w:r>
+      <w:r>
+        <w:t xml:space="preserve">St.,</w:t>
+      </w:r>
+      <w:r>
+        <w:t xml:space="preserve"> </w:t>
+      </w:r>
+      <w:r>
+        <w:t xml:space="preserve">Suite</w:t>
+      </w:r>
+      <w:r>
+        <w:t xml:space="preserve"> </w:t>
+      </w:r>
+      <w:r>
+        <w:t xml:space="preserve">1100</w:t>
+      </w:r>
+      <w:r>
+        <w:br/>
+      </w:r>
+      <w:r>
+        <w:t xml:space="preserve">Lexington,</w:t>
+      </w:r>
+      <w:r>
+        <w:t xml:space="preserve"> </w:t>
+      </w:r>
+      <w:r>
+        <w:t xml:space="preserve">KY</w:t>
+      </w:r>
+      <w:r>
+        <w:t xml:space="preserve"> </w:t>
+      </w:r>
+      <w:r>
+        <w:t xml:space="preserve">40507</w:t>
+      </w:r>
+      <w:r>
+        <w:br/>
+      </w:r>
+      <w:r>
+        <w:t xml:space="preserve">James.free@whtlaw.com</w:t>
       </w:r>
     </w:p>
     <w:p>
       <w:pPr>
         <w:pStyle w:val="CASignature"/>
         <w:keepNext/>
-      </w:pPr>
-      <w:r>
-        <w:t xml:space="preserve">/s/ </w:t>
+        <w:spacing w:before="240" w:after="0" w:line="340" w:lineRule="exact"/>
+        <w:ind w:left="0" w:firstLine="0"/>
+      </w:pPr>
+      <w:r>
+        <w:t xml:space="preserve">/​s/​ </w:t>
       </w:r>
       <w:r>
         <w:t xml:space="preserve">Trevor</w:t>
@@ -5901,81 +6231,40 @@
       </w:r>
       <w:r>
         <w:t xml:space="preserve">Crossen</w:t>
-      </w:r>
-      <w:r>
-        <w:br/>
-      </w:r>
-      <w:r>
-        <w:t xml:space="preserve">Trevor</w:t>
-      </w:r>
-      <w:r>
-        <w:t xml:space="preserve"> </w:t>
-      </w:r>
-      <w:r>
-        <w:t xml:space="preserve">J.</w:t>
-      </w:r>
-      <w:r>
-        <w:t xml:space="preserve"> </w:t>
-      </w:r>
-      <w:r>
-        <w:t xml:space="preserve">Crossen</w:t>
-      </w:r>
-      <w:r>
-        <w:t xml:space="preserve"> (No. </w:t>
-      </w:r>
-      <w:r>
-        <w:t xml:space="preserve">18592-49</w:t>
-      </w:r>
-      <w:r>
-        <w:t xml:space="preserve">)</w:t>
       </w:r>
     </w:p>
     <w:p>
       <w:pPr>
         <w:pStyle w:val="CASignature"/>
         <w:keepNext/>
-      </w:pPr>
-      <w:r>
-        <w:t xml:space="preserve">/s/ </w:t>
-      </w:r>
-      <w:r>
-        <w:t xml:space="preserve">Gina</w:t>
-      </w:r>
-      <w:r>
-        <w:t xml:space="preserve"> </w:t>
-      </w:r>
-      <w:r>
-        <w:t xml:space="preserve">M.</w:t>
-      </w:r>
-      <w:r>
-        <w:t xml:space="preserve"> </w:t>
-      </w:r>
-      <w:r>
-        <w:t xml:space="preserve">Koeneman</w:t>
-      </w:r>
-      <w:r>
-        <w:br/>
-      </w:r>
-      <w:r>
-        <w:t xml:space="preserve">Gina</w:t>
-      </w:r>
-      <w:r>
-        <w:t xml:space="preserve"> </w:t>
-      </w:r>
-      <w:r>
-        <w:t xml:space="preserve">M.</w:t>
-      </w:r>
-      <w:r>
-        <w:t xml:space="preserve"> </w:t>
-      </w:r>
-      <w:r>
-        <w:t xml:space="preserve">Koeneman</w:t>
+        <w:ind w:left="0" w:firstLine="0"/>
+      </w:pPr>
+      <w:r>
+        <w:t xml:space="preserve">Trevor</w:t>
+      </w:r>
+      <w:r>
+        <w:t xml:space="preserve"> </w:t>
+      </w:r>
+      <w:r>
+        <w:t xml:space="preserve">J.</w:t>
+      </w:r>
+      <w:r>
+        <w:t xml:space="preserve"> </w:t>
+      </w:r>
+      <w:r>
+        <w:t xml:space="preserve">Crossen</w:t>
       </w:r>
       <w:r>
         <w:t xml:space="preserve"> (No. </w:t>
       </w:r>
       <w:r>
-        <w:t xml:space="preserve">36989-29</w:t>
+        <w:t xml:space="preserve">18592</w:t>
+      </w:r>
+      <w:r>
+        <w:noBreakHyphen/>
+      </w:r>
+      <w:r>
+        <w:t xml:space="preserve">49</w:t>
       </w:r>
       <w:r>
         <w:t xml:space="preserve">)</w:t>
@@ -5985,321 +6274,310 @@
       <w:pPr>
         <w:pStyle w:val="CASignature"/>
         <w:keepNext/>
-      </w:pPr>
-      <w:r>
-        <w:t xml:space="preserve">/s/ </w:t>
-      </w:r>
-      <w:r>
-        <w:t xml:space="preserve">Andrew</w:t>
-      </w:r>
-      <w:r>
-        <w:t xml:space="preserve"> </w:t>
-      </w:r>
-      <w:r>
-        <w:t xml:space="preserve">W.</w:t>
-      </w:r>
-      <w:r>
-        <w:t xml:space="preserve"> </w:t>
-      </w:r>
-      <w:r>
-        <w:t xml:space="preserve">Ardizone</w:t>
-      </w:r>
-      <w:r>
-        <w:br/>
-      </w:r>
-      <w:r>
-        <w:t xml:space="preserve">Andrew</w:t>
-      </w:r>
-      <w:r>
-        <w:t xml:space="preserve"> </w:t>
-      </w:r>
-      <w:r>
-        <w:t xml:space="preserve">W.</w:t>
-      </w:r>
-      <w:r>
-        <w:t xml:space="preserve"> </w:t>
-      </w:r>
-      <w:r>
-        <w:t xml:space="preserve">Ardizone</w:t>
-      </w:r>
-      <w:r>
-        <w:t xml:space="preserve"> (No. </w:t>
-      </w:r>
-      <w:r>
-        <w:t xml:space="preserve">38769-49</w:t>
-      </w:r>
-      <w:r>
-        <w:t xml:space="preserve">)</w:t>
+        <w:spacing w:before="216" w:after="0" w:line="340" w:lineRule="exact"/>
+        <w:ind w:left="0" w:firstLine="0"/>
+      </w:pPr>
+      <w:r>
+        <w:t xml:space="preserve">/​s/​ </w:t>
+      </w:r>
+      <w:r>
+        <w:t xml:space="preserve">Gina</w:t>
+      </w:r>
+      <w:r>
+        <w:t xml:space="preserve"> </w:t>
+      </w:r>
+      <w:r>
+        <w:t xml:space="preserve">M.</w:t>
+      </w:r>
+      <w:r>
+        <w:t xml:space="preserve"> </w:t>
+      </w:r>
+      <w:r>
+        <w:t xml:space="preserve">Koeneman</w:t>
       </w:r>
     </w:p>
     <w:p>
       <w:pPr>
         <w:pStyle w:val="CASignature"/>
         <w:keepNext/>
-      </w:pPr>
-      <w:r>
-        <w:rPr>
-          <w:i/>
-        </w:rPr>
-        <w:t xml:space="preserve">CROSSEN</w:t>
-      </w:r>
-      <w:r>
-        <w:rPr>
-          <w:i/>
-        </w:rPr>
-        <w:t xml:space="preserve"> </w:t>
-      </w:r>
-      <w:r>
-        <w:rPr>
-          <w:i/>
-        </w:rPr>
-        <w:t xml:space="preserve">LAW</w:t>
-      </w:r>
-      <w:r>
-        <w:rPr>
-          <w:i/>
-        </w:rPr>
-        <w:t xml:space="preserve"> </w:t>
-      </w:r>
-      <w:r>
-        <w:rPr>
-          <w:i/>
-        </w:rPr>
-        <w:t xml:space="preserve">FIRM</w:t>
-      </w:r>
-      <w:r>
-        <w:rPr>
-          <w:i/>
-        </w:rPr>
-        <w:t xml:space="preserve"> </w:t>
-      </w:r>
-      <w:r>
-        <w:rPr>
-          <w:i/>
-        </w:rPr>
-        <w:t xml:space="preserve">LLC</w:t>
+        <w:ind w:left="0" w:firstLine="0"/>
+      </w:pPr>
+      <w:r>
+        <w:t xml:space="preserve">Gina</w:t>
+      </w:r>
+      <w:r>
+        <w:t xml:space="preserve"> </w:t>
+      </w:r>
+      <w:r>
+        <w:t xml:space="preserve">M.</w:t>
+      </w:r>
+      <w:r>
+        <w:t xml:space="preserve"> </w:t>
+      </w:r>
+      <w:r>
+        <w:t xml:space="preserve">Koeneman</w:t>
+      </w:r>
+      <w:r>
+        <w:t xml:space="preserve"> (No. </w:t>
+      </w:r>
+      <w:r>
+        <w:t xml:space="preserve">36989</w:t>
+      </w:r>
+      <w:r>
+        <w:noBreakHyphen/>
+      </w:r>
+      <w:r>
+        <w:t xml:space="preserve">29</w:t>
+      </w:r>
+      <w:r>
+        <w:t xml:space="preserve">)</w:t>
       </w:r>
     </w:p>
     <w:p>
       <w:pPr>
         <w:pStyle w:val="CASignature"/>
         <w:keepNext/>
-      </w:pPr>
-      <w:r>
-        <w:rPr>
-          <w:i/>
-        </w:rPr>
-        <w:t xml:space="preserve">4661</w:t>
-      </w:r>
-      <w:r>
-        <w:rPr>
-          <w:i/>
-        </w:rPr>
-        <w:t xml:space="preserve"> </w:t>
-      </w:r>
-      <w:r>
-        <w:rPr>
-          <w:i/>
-        </w:rPr>
-        <w:t xml:space="preserve">Lisborn</w:t>
-      </w:r>
-      <w:r>
-        <w:rPr>
-          <w:i/>
-        </w:rPr>
-        <w:t xml:space="preserve"> </w:t>
-      </w:r>
-      <w:r>
-        <w:rPr>
-          <w:i/>
-        </w:rPr>
-        <w:t xml:space="preserve">Drive</w:t>
+        <w:spacing w:before="216" w:after="0" w:line="340" w:lineRule="exact"/>
+        <w:ind w:left="0" w:firstLine="0"/>
+      </w:pPr>
+      <w:r>
+        <w:t xml:space="preserve">/​s/​ </w:t>
+      </w:r>
+      <w:r>
+        <w:t xml:space="preserve">Andrew</w:t>
+      </w:r>
+      <w:r>
+        <w:t xml:space="preserve"> </w:t>
+      </w:r>
+      <w:r>
+        <w:t xml:space="preserve">W.</w:t>
+      </w:r>
+      <w:r>
+        <w:t xml:space="preserve"> </w:t>
+      </w:r>
+      <w:r>
+        <w:t xml:space="preserve">Ardizone</w:t>
       </w:r>
     </w:p>
     <w:p>
       <w:pPr>
         <w:pStyle w:val="CASignature"/>
         <w:keepNext/>
-      </w:pPr>
-      <w:r>
-        <w:rPr>
-          <w:i/>
-        </w:rPr>
-        <w:t xml:space="preserve">Carmel,</w:t>
-      </w:r>
-      <w:r>
-        <w:rPr>
-          <w:i/>
-        </w:rPr>
-        <w:t xml:space="preserve"> </w:t>
-      </w:r>
-      <w:r>
-        <w:rPr>
-          <w:i/>
-        </w:rPr>
-        <w:t xml:space="preserve">Indiana</w:t>
-      </w:r>
-      <w:r>
-        <w:rPr>
-          <w:i/>
-        </w:rPr>
-        <w:t xml:space="preserve"> </w:t>
-      </w:r>
-      <w:r>
-        <w:rPr>
-          <w:i/>
-        </w:rPr>
-        <w:t xml:space="preserve">46033</w:t>
+        <w:ind w:left="0" w:firstLine="0"/>
+      </w:pPr>
+      <w:r>
+        <w:t xml:space="preserve">Andrew</w:t>
+      </w:r>
+      <w:r>
+        <w:t xml:space="preserve"> </w:t>
+      </w:r>
+      <w:r>
+        <w:t xml:space="preserve">W.</w:t>
+      </w:r>
+      <w:r>
+        <w:t xml:space="preserve"> </w:t>
+      </w:r>
+      <w:r>
+        <w:t xml:space="preserve">Ardizone</w:t>
+      </w:r>
+      <w:r>
+        <w:t xml:space="preserve"> (No. </w:t>
+      </w:r>
+      <w:r>
+        <w:t xml:space="preserve">38769</w:t>
+      </w:r>
+      <w:r>
+        <w:noBreakHyphen/>
+      </w:r>
+      <w:r>
+        <w:t xml:space="preserve">49</w:t>
+      </w:r>
+      <w:r>
+        <w:t xml:space="preserve">)</w:t>
       </w:r>
     </w:p>
     <w:p>
       <w:pPr>
         <w:pStyle w:val="CASignature"/>
         <w:keepNext/>
-      </w:pPr>
-      <w:r>
-        <w:rPr>
-          <w:i/>
-        </w:rPr>
-        <w:t xml:space="preserve">T:</w:t>
-      </w:r>
-      <w:r>
-        <w:rPr>
-          <w:i/>
-        </w:rPr>
-        <w:t xml:space="preserve"> </w:t>
-      </w:r>
-      <w:r>
-        <w:rPr>
-          <w:i/>
-        </w:rPr>
-        <w:t xml:space="preserve">(317)</w:t>
-      </w:r>
-      <w:r>
-        <w:rPr>
-          <w:i/>
-        </w:rPr>
-        <w:t xml:space="preserve"> </w:t>
-      </w:r>
-      <w:r>
-        <w:rPr>
-          <w:i/>
-        </w:rPr>
-        <w:t xml:space="preserve">939-6800</w:t>
+        <w:spacing w:before="144" w:after="0" w:line="340" w:lineRule="exact"/>
+        <w:ind w:left="0" w:firstLine="0"/>
+      </w:pPr>
+      <w:r>
+        <w:t xml:space="preserve">CROSSEN</w:t>
+      </w:r>
+      <w:r>
+        <w:t xml:space="preserve"> </w:t>
+      </w:r>
+      <w:r>
+        <w:t xml:space="preserve">LAW</w:t>
+      </w:r>
+      <w:r>
+        <w:t xml:space="preserve"> </w:t>
+      </w:r>
+      <w:r>
+        <w:t xml:space="preserve">FIRM</w:t>
+      </w:r>
+      <w:r>
+        <w:t xml:space="preserve"> </w:t>
+      </w:r>
+      <w:r>
+        <w:t xml:space="preserve">LLC</w:t>
       </w:r>
     </w:p>
     <w:p>
       <w:pPr>
         <w:pStyle w:val="CASignature"/>
         <w:keepNext/>
-      </w:pPr>
-      <w:r>
-        <w:rPr>
-          <w:i/>
-        </w:rPr>
-        <w:t xml:space="preserve">F:</w:t>
-      </w:r>
-      <w:r>
-        <w:rPr>
-          <w:i/>
-        </w:rPr>
-        <w:t xml:space="preserve"> </w:t>
-      </w:r>
-      <w:r>
-        <w:rPr>
-          <w:i/>
-        </w:rPr>
-        <w:t xml:space="preserve">(317)</w:t>
-      </w:r>
-      <w:r>
-        <w:rPr>
-          <w:i/>
-        </w:rPr>
-        <w:t xml:space="preserve"> </w:t>
-      </w:r>
-      <w:r>
-        <w:rPr>
-          <w:i/>
-        </w:rPr>
-        <w:t xml:space="preserve">939-6801</w:t>
+        <w:ind w:left="0" w:firstLine="0"/>
+      </w:pPr>
+      <w:r>
+        <w:t xml:space="preserve">4661</w:t>
+      </w:r>
+      <w:r>
+        <w:t xml:space="preserve"> </w:t>
+      </w:r>
+      <w:r>
+        <w:t xml:space="preserve">Lisborn</w:t>
+      </w:r>
+      <w:r>
+        <w:t xml:space="preserve"> </w:t>
+      </w:r>
+      <w:r>
+        <w:t xml:space="preserve">Drive</w:t>
       </w:r>
     </w:p>
     <w:p>
       <w:pPr>
         <w:pStyle w:val="CASignature"/>
         <w:keepNext/>
-      </w:pPr>
-      <w:r>
-        <w:rPr>
-          <w:i/>
-        </w:rPr>
-        <w:t xml:space="preserve">Email:</w:t>
-      </w:r>
-      <w:r>
-        <w:rPr>
-          <w:i/>
-        </w:rPr>
-        <w:t xml:space="preserve"> </w:t>
-      </w:r>
-      <w:r>
-        <w:rPr>
-          <w:i/>
-        </w:rPr>
-        <w:t xml:space="preserve">gina@crossenlawfirm.com</w:t>
+        <w:ind w:left="0" w:firstLine="0"/>
+      </w:pPr>
+      <w:r>
+        <w:t xml:space="preserve">Carmel,</w:t>
+      </w:r>
+      <w:r>
+        <w:t xml:space="preserve"> </w:t>
+      </w:r>
+      <w:r>
+        <w:t xml:space="preserve">Indiana</w:t>
+      </w:r>
+      <w:r>
+        <w:t xml:space="preserve"> </w:t>
+      </w:r>
+      <w:r>
+        <w:t xml:space="preserve">46033</w:t>
       </w:r>
     </w:p>
     <w:p>
       <w:pPr>
         <w:pStyle w:val="CASignature"/>
         <w:keepNext/>
-      </w:pPr>
-      <w:r>
-        <w:rPr>
-          <w:i/>
-        </w:rPr>
-        <w:t xml:space="preserve">Email:</w:t>
-      </w:r>
-      <w:r>
-        <w:rPr>
-          <w:i/>
-        </w:rPr>
-        <w:t xml:space="preserve"> </w:t>
-      </w:r>
-      <w:r>
-        <w:rPr>
-          <w:i/>
-        </w:rPr>
-        <w:t xml:space="preserve">trevor@crossenlawfirm.com</w:t>
+        <w:ind w:left="0" w:firstLine="0"/>
+      </w:pPr>
+      <w:r>
+        <w:t xml:space="preserve">T:</w:t>
+      </w:r>
+      <w:r>
+        <w:t xml:space="preserve"> </w:t>
+      </w:r>
+      <w:r>
+        <w:t xml:space="preserve">(317)</w:t>
+      </w:r>
+      <w:r>
+        <w:t xml:space="preserve"> </w:t>
+      </w:r>
+      <w:r>
+        <w:t xml:space="preserve">939</w:t>
+      </w:r>
+      <w:r>
+        <w:noBreakHyphen/>
+      </w:r>
+      <w:r>
+        <w:t xml:space="preserve">6800</w:t>
       </w:r>
     </w:p>
     <w:p>
       <w:pPr>
         <w:pStyle w:val="CASignature"/>
         <w:keepNext/>
-      </w:pPr>
-      <w:r>
-        <w:rPr>
-          <w:i/>
-        </w:rPr>
-        <w:t xml:space="preserve">Email:</w:t>
-      </w:r>
-      <w:r>
-        <w:rPr>
-          <w:i/>
-        </w:rPr>
-        <w:t xml:space="preserve"> </w:t>
-      </w:r>
-      <w:r>
-        <w:rPr>
-          <w:i/>
-        </w:rPr>
-        <w:t xml:space="preserve">andrew@crossenlawfirm.com</w:t>
+        <w:ind w:left="0" w:firstLine="0"/>
+      </w:pPr>
+      <w:r>
+        <w:t xml:space="preserve">F:</w:t>
+      </w:r>
+      <w:r>
+        <w:t xml:space="preserve"> </w:t>
+      </w:r>
+      <w:r>
+        <w:t xml:space="preserve">(317)</w:t>
+      </w:r>
+      <w:r>
+        <w:t xml:space="preserve"> </w:t>
+      </w:r>
+      <w:r>
+        <w:t xml:space="preserve">939</w:t>
+      </w:r>
+      <w:r>
+        <w:noBreakHyphen/>
+      </w:r>
+      <w:r>
+        <w:t xml:space="preserve">6801</w:t>
       </w:r>
     </w:p>
     <w:p>
       <w:pPr>
         <w:pStyle w:val="CASignature"/>
         <w:keepNext/>
+        <w:ind w:left="0" w:firstLine="0"/>
+      </w:pPr>
+      <w:r>
+        <w:t xml:space="preserve">Email:</w:t>
+      </w:r>
+      <w:r>
+        <w:t xml:space="preserve"> </w:t>
+      </w:r>
+      <w:r>
+        <w:t xml:space="preserve">gina@crossenlawfirm.com</w:t>
+      </w:r>
+    </w:p>
+    <w:p>
+      <w:pPr>
+        <w:pStyle w:val="CASignature"/>
+        <w:keepNext/>
+        <w:ind w:left="0" w:firstLine="0"/>
+      </w:pPr>
+      <w:r>
+        <w:t xml:space="preserve">Email:</w:t>
+      </w:r>
+      <w:r>
+        <w:t xml:space="preserve"> </w:t>
+      </w:r>
+      <w:r>
+        <w:t xml:space="preserve">trevor@crossenlawfirm.com</w:t>
+      </w:r>
+    </w:p>
+    <w:p>
+      <w:pPr>
+        <w:pStyle w:val="CASignature"/>
+        <w:keepNext/>
+        <w:ind w:left="0" w:firstLine="0"/>
+      </w:pPr>
+      <w:r>
+        <w:t xml:space="preserve">Email:</w:t>
+      </w:r>
+      <w:r>
+        <w:t xml:space="preserve"> </w:t>
+      </w:r>
+      <w:r>
+        <w:t xml:space="preserve">andrew@crossenlawfirm.com</w:t>
+      </w:r>
+    </w:p>
+    <w:p>
+      <w:pPr>
+        <w:pStyle w:val="CASignature"/>
+        <w:keepNext w:val="0"/>
+        <w:ind w:left="0" w:firstLine="0"/>
       </w:pPr>
       <w:r>
         <w:rPr>
@@ -6400,6 +6678,31 @@
 </w:ftr>
 </file>
 
+<file path=word/footer1.xml><?xml version="1.0" encoding="utf-8"?>
+<w:ftr xmlns:w="http://schemas.openxmlformats.org/wordprocessingml/2006/main" xmlns:r="http://schemas.openxmlformats.org/officeDocument/2006/relationships">
+  <w:p>
+    <w:pPr>
+      <w:jc w:val="center"/>
+    </w:pPr>
+    <w:r>
+      <w:fldChar w:fldCharType="begin"/>
+    </w:r>
+    <w:r>
+      <w:instrText xml:space="preserve"> PAGE </w:instrText>
+    </w:r>
+    <w:r>
+      <w:fldChar w:fldCharType="separate"/>
+    </w:r>
+    <w:r>
+      <w:t>1</w:t>
+    </w:r>
+    <w:r>
+      <w:fldChar w:fldCharType="end"/>
+    </w:r>
+  </w:p>
+</w:ftr>
+</file>
+
 <file path=word/footnotes.xml><?xml version="1.0" encoding="utf-8"?>
 <w:footnotes xmlns:w="http://schemas.openxmlformats.org/wordprocessingml/2006/main" xmlns:m="http://schemas.openxmlformats.org/officeDocument/2006/math" xmlns:r="http://schemas.openxmlformats.org/officeDocument/2006/relationships" xmlns:o="urn:schemas-microsoft-com:office:office" xmlns:v="urn:schemas-microsoft-com:vml" xmlns:w10="urn:schemas-microsoft-com:office:word" xmlns:a="http://schemas.openxmlformats.org/drawingml/2006/main" xmlns:pic="http://schemas.openxmlformats.org/drawingml/2006/picture" xmlns:wp="http://schemas.openxmlformats.org/drawingml/2006/wordprocessingDrawing">
   <w:footnote w:type="continuationSeparator" w:id="0">
@@ -6450,7 +6753,13 @@
         <w:t xml:space="preserve"> </w:t>
       </w:r>
       <w:r>
-        <w:t xml:space="preserve">1:23-cv-1575, S.D. Ind.; Crossen Law Firm no longer represents the class action plaintiffs.</w:t>
+        <w:t xml:space="preserve">1:23-cv</w:t>
+      </w:r>
+      <w:r>
+        <w:noBreakHyphen/>
+      </w:r>
+      <w:r>
+        <w:t xml:space="preserve">1575, S.D. Ind.; Crossen Law Firm no longer represents the class action plaintiffs.</w:t>
       </w:r>
     </w:p>
   </w:footnote>
@@ -6469,7 +6778,13 @@
         <w:t xml:space="preserve"> </w:t>
       </w:r>
       <w:r>
-        <w:t xml:space="preserve">The Class was subsequently certified and class members are actively being notified. 1:23-cv-1575, S.D. Ind.</w:t>
+        <w:t xml:space="preserve">The Class was subsequently certified and class members are actively being notified. 1:23-cv</w:t>
+      </w:r>
+      <w:r>
+        <w:noBreakHyphen/>
+      </w:r>
+      <w:r>
+        <w:t xml:space="preserve">1575, S.D. Ind.</w:t>
       </w:r>
     </w:p>
   </w:footnote>
@@ -6488,7 +6803,13 @@
         <w:t xml:space="preserve"> </w:t>
       </w:r>
       <w:r>
-        <w:t xml:space="preserve">Accusing the citizens of Richmond of forum shopping and attempting to avoid a District Court’s denial of remand in a separate case is disingenuous and unnecessary when remand was determined by the District Court sua sponte. (App. Dkt. 26-1854, Dkt. 12, p. 8 and 38).</w:t>
+        <w:t xml:space="preserve">Accusing the citizens of Richmond of forum shopping and attempting to avoid a District Court’s denial of remand in a separate case is disingenuous and unnecessary when remand was determined by the District Court sua sponte. (App. Dkt. 26</w:t>
+      </w:r>
+      <w:r>
+        <w:noBreakHyphen/>
+      </w:r>
+      <w:r>
+        <w:t xml:space="preserve">1854, Dkt. 12, p. 8 and 38).</w:t>
       </w:r>
     </w:p>
   </w:footnote>
@@ -6584,20 +6905,48 @@
   <w:docDefaults>
     <w:rPrDefault>
       <w:rPr>
-        <w:rFonts w:ascii="EB Garamond" w:hAnsi="EB Garamond" w:eastAsia="EB Garamond" w:cs="EB Garamond"/>
+        <w:rFonts w:ascii="Times New Roman" w:hAnsi="Times New Roman" w:eastAsia="Times New Roman" w:cs="Times New Roman"/>
         <w:sz w:val="24"/>
         <w:szCs w:val="24"/>
-        <w:lang w:val="en-US" w:eastAsia="en-US" w:bidi="ar-SA"/>
+        <w:lang w:val="en-US" w:eastAsia="zh-CN" w:bidi="ar-SA"/>
       </w:rPr>
     </w:rPrDefault>
     <w:pPrDefault>
       <w:pPr>
         <w:widowControl/>
-        <w:spacing w:after="0" w:line="240" w:lineRule="auto"/>
+        <w:spacing w:after="0"/>
       </w:pPr>
     </w:pPrDefault>
   </w:docDefaults>
   <w:latentStyles w:defLockedState="0" w:defUIPriority="0" w:defSemiHidden="0" w:defUnhideWhenUsed="0" w:defQFormat="0" w:count="276"/>
+  <w:style w:type="paragraph" w:default="1" w:styleId="Normal">
+    <w:name w:val="Normal"/>
+    <w:qFormat/>
+  </w:style>
+  <w:style w:type="paragraph" w:styleId="BodyText">
+    <w:name w:val="Body Text"/>
+    <w:basedOn w:val="Normal"/>
+    <w:link w:val="BodyTextChar"/>
+    <w:qFormat/>
+    <w:pPr>
+      <w:spacing w:before="0" w:after="0" w:line="540" w:lineRule="exact"/>
+      <w:ind w:firstLine="720"/>
+    </w:pPr>
+  </w:style>
+  <w:style w:type="paragraph" w:customStyle="1" w:styleId="FirstParagraph">
+    <w:name w:val="First Paragraph"/>
+    <w:basedOn w:val="BodyText"/>
+    <w:next w:val="BodyText"/>
+    <w:qFormat/>
+  </w:style>
+  <w:style w:type="paragraph" w:customStyle="1" w:styleId="Compact">
+    <w:name w:val="Compact"/>
+    <w:basedOn w:val="BodyText"/>
+    <w:qFormat/>
+    <w:pPr>
+      <w:spacing w:before="36" w:after="36"/>
+    </w:pPr>
+  </w:style>
   <w:style w:type="paragraph" w:styleId="Title">
     <w:name w:val="Title"/>
     <w:basedOn w:val="Normal"/>
@@ -6730,6 +7079,138 @@
     <w:qFormat/>
     <w:pPr/>
     <w:rPr/>
+  </w:style>
+  <w:style w:type="paragraph" w:styleId="Heading1">
+    <w:name w:val="heading 1"/>
+    <w:basedOn w:val="Normal"/>
+    <w:next w:val="BodyText"/>
+    <w:link w:val="Heading1Char"/>
+    <w:uiPriority w:val="9"/>
+    <w:qFormat/>
+    <w:rsid w:val="00A10FD9"/>
+    <w:pPr>
+      <w:keepNext/>
+      <w:keepLines/>
+      <w:spacing w:before="240" w:after="120" w:line="340" w:lineRule="exact"/>
+      <w:ind w:firstLine="0"/>
+      <w:jc w:val="center"/>
+      <w:outlineLvl w:val="0"/>
+    </w:pPr>
+    <w:rPr>
+      <w:rFonts w:ascii="Times New Roman" w:hAnsi="Times New Roman" w:eastAsia="Times New Roman" w:cs="Times New Roman"/>
+      <w:b/>
+      <w:bCs/>
+      <w:caps/>
+      <w:color w:val="000000"/>
+      <w:sz w:val="24"/>
+      <w:szCs w:val="24"/>
+    </w:rPr>
+  </w:style>
+  <w:style w:type="paragraph" w:styleId="Heading2">
+    <w:name w:val="heading 2"/>
+    <w:basedOn w:val="Normal"/>
+    <w:next w:val="BodyText"/>
+    <w:link w:val="Heading2Char"/>
+    <w:uiPriority w:val="9"/>
+    <w:semiHidden/>
+    <w:unhideWhenUsed/>
+    <w:qFormat/>
+    <w:rsid w:val="00A10FD9"/>
+    <w:pPr>
+      <w:keepNext/>
+      <w:keepLines/>
+      <w:spacing w:before="240" w:after="120" w:line="340" w:lineRule="exact"/>
+      <w:ind w:firstLine="0"/>
+      <w:outlineLvl w:val="1"/>
+    </w:pPr>
+    <w:rPr>
+      <w:rFonts w:ascii="Times New Roman" w:hAnsi="Times New Roman" w:eastAsia="Times New Roman" w:cs="Times New Roman"/>
+      <w:b/>
+      <w:bCs/>
+      <w:color w:val="000000"/>
+      <w:sz w:val="24"/>
+      <w:szCs w:val="24"/>
+    </w:rPr>
+  </w:style>
+  <w:style w:type="paragraph" w:styleId="Heading3">
+    <w:name w:val="heading 3"/>
+    <w:basedOn w:val="Normal"/>
+    <w:next w:val="BodyText"/>
+    <w:link w:val="Heading3Char"/>
+    <w:uiPriority w:val="9"/>
+    <w:semiHidden/>
+    <w:unhideWhenUsed/>
+    <w:qFormat/>
+    <w:rsid w:val="00A10FD9"/>
+    <w:pPr>
+      <w:keepNext/>
+      <w:keepLines/>
+      <w:spacing w:before="240" w:after="120" w:line="340" w:lineRule="exact"/>
+      <w:ind w:firstLine="0"/>
+      <w:outlineLvl w:val="2"/>
+    </w:pPr>
+    <w:rPr>
+      <w:rFonts w:ascii="Times New Roman" w:hAnsi="Times New Roman" w:eastAsia="Times New Roman" w:cs="Times New Roman"/>
+      <w:b/>
+      <w:bCs/>
+      <w:color w:val="000000"/>
+      <w:sz w:val="24"/>
+      <w:szCs w:val="24"/>
+    </w:rPr>
+  </w:style>
+  <w:style w:type="paragraph" w:styleId="Heading4">
+    <w:name w:val="heading 4"/>
+    <w:basedOn w:val="Normal"/>
+    <w:next w:val="BodyText"/>
+    <w:link w:val="Heading4Char"/>
+    <w:uiPriority w:val="9"/>
+    <w:semiHidden/>
+    <w:unhideWhenUsed/>
+    <w:qFormat/>
+    <w:rsid w:val="00A10FD9"/>
+    <w:pPr>
+      <w:keepNext/>
+      <w:keepLines/>
+      <w:spacing w:before="240" w:after="120" w:line="340" w:lineRule="exact"/>
+      <w:ind w:firstLine="0"/>
+      <w:outlineLvl w:val="3"/>
+    </w:pPr>
+    <w:rPr>
+      <w:rFonts w:ascii="Times New Roman" w:hAnsi="Times New Roman" w:eastAsia="Times New Roman" w:cs="Times New Roman"/>
+      <w:b/>
+      <w:bCs/>
+      <w:i/>
+      <w:color w:val="000000"/>
+      <w:sz w:val="24"/>
+      <w:szCs w:val="24"/>
+    </w:rPr>
+  </w:style>
+  <w:style w:type="paragraph" w:styleId="Heading5">
+    <w:name w:val="heading 5"/>
+    <w:basedOn w:val="Normal"/>
+    <w:next w:val="BodyText"/>
+    <w:link w:val="Heading5Char"/>
+    <w:uiPriority w:val="9"/>
+    <w:semiHidden/>
+    <w:unhideWhenUsed/>
+    <w:qFormat/>
+    <w:rsid w:val="00A10FD9"/>
+    <w:pPr>
+      <w:keepNext/>
+      <w:keepLines/>
+      <w:spacing w:before="240" w:after="120" w:line="340" w:lineRule="exact"/>
+      <w:ind w:firstLine="0"/>
+      <w:outlineLvl w:val="4"/>
+    </w:pPr>
+    <w:rPr>
+      <w:rFonts w:ascii="Times New Roman" w:hAnsi="Times New Roman" w:eastAsia="Times New Roman" w:cs="Times New Roman"/>
+      <w:b/>
+      <w:bCs/>
+      <w:i/>
+      <w:color w:val="000000"/>
+      <w:sz w:val="24"/>
+      <w:szCs w:val="24"/>
+    </w:rPr>
   </w:style>
   <w:style w:type="paragraph" w:styleId="Heading6">
     <w:name w:val="heading 6"/>
@@ -6938,6 +7419,43 @@
       <w:color w:val="272727" w:themeColor="text1" w:themeTint="D8"/>
     </w:rPr>
   </w:style>
+  <w:style w:type="paragraph" w:customStyle="1" w:styleId="ListItem">
+    <w:name w:val="List Item"/>
+    <w:basedOn w:val="BodyText"/>
+    <w:qFormat/>
+    <w:pPr>
+      <w:spacing w:before="0" w:after="0" w:line="540" w:lineRule="exact"/>
+      <w:ind w:left="720" w:hanging="720"/>
+    </w:pPr>
+  </w:style>
+  <w:style w:type="paragraph" w:styleId="BlockText">
+    <w:name w:val="Block Text"/>
+    <w:basedOn w:val="BodyText"/>
+    <w:next w:val="BodyText"/>
+    <w:uiPriority w:val="9"/>
+    <w:unhideWhenUsed/>
+    <w:qFormat/>
+    <w:pPr>
+      <w:spacing w:before="240" w:after="240" w:line="340" w:lineRule="exact"/>
+      <w:ind w:firstLine="0" w:left="720" w:right="720"/>
+    </w:pPr>
+  </w:style>
+  <w:style w:type="paragraph" w:styleId="FootnoteText">
+    <w:name w:val="Footnote Text"/>
+    <w:basedOn w:val="Normal"/>
+    <w:next w:val="FootnoteText"/>
+    <w:uiPriority w:val="9"/>
+    <w:unhideWhenUsed/>
+    <w:qFormat/>
+    <w:pPr>
+      <w:keepLines/>
+      <w:spacing w:before="0" w:after="120" w:line="310" w:lineRule="exact"/>
+    </w:pPr>
+    <w:rPr>
+      <w:sz w:val="22"/>
+      <w:szCs w:val="22"/>
+    </w:rPr>
+  </w:style>
   <w:style w:type="paragraph" w:styleId="FootnoteBlockText">
     <w:name w:val="Footnote Block Text"/>
     <w:basedOn w:val="FootnoteText"/>
@@ -6946,8 +7464,8 @@
     <w:unhideWhenUsed/>
     <w:qFormat/>
     <w:pPr>
-      <w:spacing w:before="100" w:after="100"/>
-      <w:ind w:firstLine="0" w:left="480" w:right="480"/>
+      <w:spacing w:before="240" w:after="240"/>
+      <w:ind w:firstLine="0" w:left="720" w:right="720"/>
     </w:pPr>
   </w:style>
   <w:style w:type="character" w:default="1" w:styleId="DefaultParagraphFont">
@@ -7055,7 +7573,7 @@
     <w:name w:val="Hyperlink"/>
     <w:basedOn w:val="BodyTextChar"/>
     <w:rPr>
-      <w:color w:val="4F81BD" w:themeColor="accent1"/>
+      <w:color w:val="000000"/>
     </w:rPr>
   </w:style>
   <w:style w:type="paragraph" w:styleId="TOCHeading">
@@ -7076,85 +7594,24 @@
       <w:color w:val="365F91" w:themeColor="accent1" w:themeShade="BF"/>
     </w:rPr>
   </w:style>
-  <w:style w:type="paragraph" w:styleId="Normal">
-    <w:name w:val="Normal"/>
-    <w:qFormat/>
-    <w:pPr>
-      <w:widowControl/>
-      <w:spacing w:before="0" w:after="0" w:line="240" w:lineRule="auto"/>
-      <w:ind w:firstLine="0"/>
-    </w:pPr>
-    <w:rPr/>
-  </w:style>
-  <w:style w:type="paragraph" w:styleId="BodyText">
-    <w:name w:val="Body Text"/>
-    <w:basedOn w:val="Normal"/>
-    <w:qFormat/>
-    <w:pPr>
-      <w:widowControl/>
-      <w:spacing w:before="0" w:after="0" w:line="539" w:lineRule="exact"/>
-      <w:ind w:firstLine="720"/>
-      <w:jc w:val="left"/>
-    </w:pPr>
-    <w:rPr/>
-  </w:style>
-  <w:style w:type="paragraph" w:styleId="FirstParagraph">
-    <w:name w:val="First Paragraph"/>
-    <w:basedOn w:val="BodyText"/>
-    <w:qFormat/>
-    <w:pPr/>
-    <w:rPr/>
-  </w:style>
   <w:style w:type="paragraph" w:customStyle="1" w:styleId="CABodyLast">
     <w:name w:val="CA Body Last"/>
     <w:basedOn w:val="BodyText"/>
     <w:qFormat/>
     <w:pPr>
       <w:keepNext/>
+      <w:keepLines/>
     </w:pPr>
     <w:rPr/>
   </w:style>
-  <w:style w:type="paragraph" w:styleId="Compact">
-    <w:name w:val="Compact"/>
-    <w:basedOn w:val="Normal"/>
-    <w:qFormat/>
-    <w:pPr>
-      <w:spacing w:before="0" w:after="0" w:line="240" w:lineRule="auto"/>
-      <w:ind w:firstLine="0"/>
-    </w:pPr>
-    <w:rPr/>
-  </w:style>
-  <w:style w:type="paragraph" w:styleId="BlockText">
-    <w:name w:val="Block Text"/>
-    <w:basedOn w:val="Normal"/>
-    <w:qFormat/>
-    <w:pPr>
-      <w:spacing w:before="240" w:after="240" w:line="240" w:lineRule="auto"/>
-      <w:ind w:left="720" w:right="720" w:firstLine="0"/>
-    </w:pPr>
-    <w:rPr/>
-  </w:style>
-  <w:style w:type="paragraph" w:styleId="FootnoteText">
-    <w:name w:val="footnote text"/>
-    <w:basedOn w:val="Normal"/>
-    <w:qFormat/>
-    <w:pPr>
-      <w:spacing w:before="0" w:after="120" w:line="240" w:lineRule="auto"/>
-      <w:ind w:firstLine="0"/>
-    </w:pPr>
-    <w:rPr>
-      <w:sz w:val="22"/>
-      <w:szCs w:val="22"/>
-    </w:rPr>
-  </w:style>
-  <w:style w:type="paragraph" w:styleId="Heading1">
-    <w:name w:val="heading 1"/>
+  <w:style w:type="paragraph" w:customStyle="1" w:styleId="CASection">
+    <w:name w:val="CA Section"/>
     <w:basedOn w:val="Normal"/>
     <w:qFormat/>
     <w:pPr>
       <w:keepNext/>
       <w:keepLines/>
-      <w:spacing w:before="300" w:after="200" w:line="240" w:lineRule="auto"/>
+      <w:spacing w:before="360" w:after="264" w:line="340" w:lineRule="exact"/>
       <w:ind w:firstLine="0"/>
       <w:jc w:val="center"/>
       <w:outlineLvl w:val="0"/>
@@ -7164,83 +7621,6 @@
       <w:caps/>
     </w:rPr>
   </w:style>
-  <w:style w:type="paragraph" w:styleId="Heading2">
-    <w:name w:val="heading 2"/>
-    <w:basedOn w:val="Normal"/>
-    <w:qFormat/>
-    <w:pPr>
-      <w:keepNext/>
-      <w:keepLines/>
-      <w:spacing w:before="240" w:after="200" w:line="240" w:lineRule="auto"/>
-      <w:ind w:firstLine="0"/>
-      <w:outlineLvl w:val="1"/>
-    </w:pPr>
-    <w:rPr>
-      <w:b/>
-    </w:rPr>
-  </w:style>
-  <w:style w:type="paragraph" w:styleId="Heading3">
-    <w:name w:val="heading 3"/>
-    <w:basedOn w:val="Normal"/>
-    <w:qFormat/>
-    <w:pPr>
-      <w:keepNext/>
-      <w:keepLines/>
-      <w:spacing w:before="240" w:after="200" w:line="240" w:lineRule="auto"/>
-      <w:ind w:firstLine="0"/>
-      <w:outlineLvl w:val="2"/>
-    </w:pPr>
-    <w:rPr>
-      <w:b/>
-    </w:rPr>
-  </w:style>
-  <w:style w:type="paragraph" w:styleId="Heading4">
-    <w:name w:val="heading 4"/>
-    <w:basedOn w:val="Normal"/>
-    <w:qFormat/>
-    <w:pPr>
-      <w:keepNext/>
-      <w:keepLines/>
-      <w:spacing w:before="240" w:after="200" w:line="240" w:lineRule="auto"/>
-      <w:ind w:firstLine="0"/>
-      <w:outlineLvl w:val="3"/>
-    </w:pPr>
-    <w:rPr>
-      <w:b/>
-    </w:rPr>
-  </w:style>
-  <w:style w:type="paragraph" w:styleId="Heading5">
-    <w:name w:val="heading 5"/>
-    <w:basedOn w:val="Normal"/>
-    <w:qFormat/>
-    <w:pPr>
-      <w:keepNext/>
-      <w:keepLines/>
-      <w:spacing w:before="240" w:after="200" w:line="240" w:lineRule="auto"/>
-      <w:ind w:firstLine="0"/>
-      <w:outlineLvl w:val="4"/>
-    </w:pPr>
-    <w:rPr>
-      <w:b/>
-    </w:rPr>
-  </w:style>
-  <w:style w:type="paragraph" w:customStyle="1" w:styleId="CASection">
-    <w:name w:val="CA Section"/>
-    <w:basedOn w:val="Normal"/>
-    <w:qFormat/>
-    <w:pPr>
-      <w:keepNext/>
-      <w:keepLines/>
-      <w:spacing w:before="300" w:after="200" w:line="240" w:lineRule="auto"/>
-      <w:ind w:firstLine="0"/>
-      <w:jc w:val="center"/>
-      <w:outlineLvl w:val="0"/>
-    </w:pPr>
-    <w:rPr>
-      <w:b/>
-      <w:caps/>
-    </w:rPr>
-  </w:style>
   <w:style w:type="paragraph" w:customStyle="1" w:styleId="CAPoint">
     <w:name w:val="CA Point"/>
     <w:basedOn w:val="Normal"/>
@@ -7248,14 +7628,13 @@
     <w:pPr>
       <w:keepNext/>
       <w:keepLines/>
-      <w:spacing w:before="240" w:after="200" w:line="240" w:lineRule="auto"/>
+      <w:spacing w:before="288" w:after="240" w:line="340" w:lineRule="exact"/>
       <w:ind w:firstLine="0"/>
       <w:jc w:val="center"/>
       <w:outlineLvl w:val="1"/>
     </w:pPr>
     <w:rPr>
       <w:b/>
-      <w:smallCaps/>
     </w:rPr>
   </w:style>
   <w:style w:type="paragraph" w:customStyle="1" w:styleId="CAHeadL2S0">
@@ -7268,7 +7647,7 @@
       <w:tabs>
         <w:tab w:val="left" w:pos="720"/>
       </w:tabs>
-      <w:spacing w:before="240" w:after="200" w:line="240" w:lineRule="auto"/>
+      <w:spacing w:before="264" w:after="216" w:line="340" w:lineRule="exact"/>
       <w:ind w:left="720" w:hanging="720"/>
       <w:jc w:val="left"/>
       <w:outlineLvl w:val="1"/>
@@ -7287,7 +7666,7 @@
       <w:tabs>
         <w:tab w:val="left" w:pos="1440"/>
       </w:tabs>
-      <w:spacing w:before="240" w:after="200" w:line="240" w:lineRule="auto"/>
+      <w:spacing w:before="264" w:after="216" w:line="340" w:lineRule="exact"/>
       <w:ind w:left="1440" w:hanging="720"/>
       <w:jc w:val="left"/>
       <w:outlineLvl w:val="1"/>
@@ -7306,7 +7685,7 @@
       <w:tabs>
         <w:tab w:val="left" w:pos="2160"/>
       </w:tabs>
-      <w:spacing w:before="240" w:after="200" w:line="240" w:lineRule="auto"/>
+      <w:spacing w:before="264" w:after="216" w:line="340" w:lineRule="exact"/>
       <w:ind w:left="2160" w:hanging="720"/>
       <w:jc w:val="left"/>
       <w:outlineLvl w:val="1"/>
@@ -7325,7 +7704,7 @@
       <w:tabs>
         <w:tab w:val="left" w:pos="2880"/>
       </w:tabs>
-      <w:spacing w:before="240" w:after="200" w:line="240" w:lineRule="auto"/>
+      <w:spacing w:before="264" w:after="216" w:line="340" w:lineRule="exact"/>
       <w:ind w:left="2880" w:hanging="720"/>
       <w:jc w:val="left"/>
       <w:outlineLvl w:val="1"/>
@@ -7344,7 +7723,7 @@
       <w:tabs>
         <w:tab w:val="left" w:pos="3600"/>
       </w:tabs>
-      <w:spacing w:before="240" w:after="200" w:line="240" w:lineRule="auto"/>
+      <w:spacing w:before="264" w:after="216" w:line="340" w:lineRule="exact"/>
       <w:ind w:left="3600" w:hanging="720"/>
       <w:jc w:val="left"/>
       <w:outlineLvl w:val="1"/>
@@ -7363,7 +7742,7 @@
       <w:tabs>
         <w:tab w:val="left" w:pos="720"/>
       </w:tabs>
-      <w:spacing w:before="240" w:after="200" w:line="240" w:lineRule="auto"/>
+      <w:spacing w:before="264" w:after="216" w:line="340" w:lineRule="exact"/>
       <w:ind w:left="720" w:hanging="720"/>
       <w:jc w:val="left"/>
       <w:outlineLvl w:val="2"/>
@@ -7382,7 +7761,7 @@
       <w:tabs>
         <w:tab w:val="left" w:pos="1440"/>
       </w:tabs>
-      <w:spacing w:before="240" w:after="200" w:line="240" w:lineRule="auto"/>
+      <w:spacing w:before="264" w:after="216" w:line="340" w:lineRule="exact"/>
       <w:ind w:left="1440" w:hanging="720"/>
       <w:jc w:val="left"/>
       <w:outlineLvl w:val="2"/>
@@ -7401,7 +7780,7 @@
       <w:tabs>
         <w:tab w:val="left" w:pos="2160"/>
       </w:tabs>
-      <w:spacing w:before="240" w:after="200" w:line="240" w:lineRule="auto"/>
+      <w:spacing w:before="264" w:after="216" w:line="340" w:lineRule="exact"/>
       <w:ind w:left="2160" w:hanging="720"/>
       <w:jc w:val="left"/>
       <w:outlineLvl w:val="2"/>
@@ -7420,7 +7799,7 @@
       <w:tabs>
         <w:tab w:val="left" w:pos="2880"/>
       </w:tabs>
-      <w:spacing w:before="240" w:after="200" w:line="240" w:lineRule="auto"/>
+      <w:spacing w:before="264" w:after="216" w:line="340" w:lineRule="exact"/>
       <w:ind w:left="2880" w:hanging="720"/>
       <w:jc w:val="left"/>
       <w:outlineLvl w:val="2"/>
@@ -7439,7 +7818,7 @@
       <w:tabs>
         <w:tab w:val="left" w:pos="3600"/>
       </w:tabs>
-      <w:spacing w:before="240" w:after="200" w:line="240" w:lineRule="auto"/>
+      <w:spacing w:before="264" w:after="216" w:line="340" w:lineRule="exact"/>
       <w:ind w:left="3600" w:hanging="720"/>
       <w:jc w:val="left"/>
       <w:outlineLvl w:val="2"/>
@@ -7458,7 +7837,7 @@
       <w:tabs>
         <w:tab w:val="left" w:pos="720"/>
       </w:tabs>
-      <w:spacing w:before="240" w:after="200" w:line="240" w:lineRule="auto"/>
+      <w:spacing w:before="264" w:after="216" w:line="340" w:lineRule="exact"/>
       <w:ind w:left="720" w:hanging="720"/>
       <w:jc w:val="left"/>
       <w:outlineLvl w:val="3"/>
@@ -7478,7 +7857,7 @@
       <w:tabs>
         <w:tab w:val="left" w:pos="1440"/>
       </w:tabs>
-      <w:spacing w:before="240" w:after="200" w:line="240" w:lineRule="auto"/>
+      <w:spacing w:before="264" w:after="216" w:line="340" w:lineRule="exact"/>
       <w:ind w:left="1440" w:hanging="720"/>
       <w:jc w:val="left"/>
       <w:outlineLvl w:val="3"/>
@@ -7498,7 +7877,7 @@
       <w:tabs>
         <w:tab w:val="left" w:pos="2160"/>
       </w:tabs>
-      <w:spacing w:before="240" w:after="200" w:line="240" w:lineRule="auto"/>
+      <w:spacing w:before="264" w:after="216" w:line="340" w:lineRule="exact"/>
       <w:ind w:left="2160" w:hanging="720"/>
       <w:jc w:val="left"/>
       <w:outlineLvl w:val="3"/>
@@ -7518,7 +7897,7 @@
       <w:tabs>
         <w:tab w:val="left" w:pos="2880"/>
       </w:tabs>
-      <w:spacing w:before="240" w:after="200" w:line="240" w:lineRule="auto"/>
+      <w:spacing w:before="264" w:after="216" w:line="340" w:lineRule="exact"/>
       <w:ind w:left="2880" w:hanging="720"/>
       <w:jc w:val="left"/>
       <w:outlineLvl w:val="3"/>
@@ -7538,7 +7917,7 @@
       <w:tabs>
         <w:tab w:val="left" w:pos="3600"/>
       </w:tabs>
-      <w:spacing w:before="240" w:after="200" w:line="240" w:lineRule="auto"/>
+      <w:spacing w:before="264" w:after="216" w:line="340" w:lineRule="exact"/>
       <w:ind w:left="3600" w:hanging="720"/>
       <w:jc w:val="left"/>
       <w:outlineLvl w:val="3"/>
@@ -7558,7 +7937,7 @@
       <w:tabs>
         <w:tab w:val="left" w:pos="720"/>
       </w:tabs>
-      <w:spacing w:before="240" w:after="200" w:line="240" w:lineRule="auto"/>
+      <w:spacing w:before="264" w:after="216" w:line="340" w:lineRule="exact"/>
       <w:ind w:left="720" w:hanging="720"/>
       <w:jc w:val="left"/>
       <w:outlineLvl w:val="4"/>
@@ -7578,7 +7957,7 @@
       <w:tabs>
         <w:tab w:val="left" w:pos="1440"/>
       </w:tabs>
-      <w:spacing w:before="240" w:after="200" w:line="240" w:lineRule="auto"/>
+      <w:spacing w:before="264" w:after="216" w:line="340" w:lineRule="exact"/>
       <w:ind w:left="1440" w:hanging="720"/>
       <w:jc w:val="left"/>
       <w:outlineLvl w:val="4"/>
@@ -7598,7 +7977,7 @@
       <w:tabs>
         <w:tab w:val="left" w:pos="2160"/>
       </w:tabs>
-      <w:spacing w:before="240" w:after="200" w:line="240" w:lineRule="auto"/>
+      <w:spacing w:before="264" w:after="216" w:line="340" w:lineRule="exact"/>
       <w:ind w:left="2160" w:hanging="720"/>
       <w:jc w:val="left"/>
       <w:outlineLvl w:val="4"/>
@@ -7618,7 +7997,7 @@
       <w:tabs>
         <w:tab w:val="left" w:pos="2880"/>
       </w:tabs>
-      <w:spacing w:before="240" w:after="200" w:line="240" w:lineRule="auto"/>
+      <w:spacing w:before="264" w:after="216" w:line="340" w:lineRule="exact"/>
       <w:ind w:left="2880" w:hanging="720"/>
       <w:jc w:val="left"/>
       <w:outlineLvl w:val="4"/>
@@ -7638,7 +8017,7 @@
       <w:tabs>
         <w:tab w:val="left" w:pos="3600"/>
       </w:tabs>
-      <w:spacing w:before="240" w:after="200" w:line="240" w:lineRule="auto"/>
+      <w:spacing w:before="264" w:after="216" w:line="340" w:lineRule="exact"/>
       <w:ind w:left="3600" w:hanging="720"/>
       <w:jc w:val="left"/>
       <w:outlineLvl w:val="4"/>
@@ -7653,7 +8032,7 @@
     <w:basedOn w:val="Normal"/>
     <w:qFormat/>
     <w:pPr>
-      <w:spacing w:before="0" w:after="0" w:line="240" w:lineRule="auto"/>
+      <w:spacing w:before="0" w:after="0" w:line="340" w:lineRule="exact"/>
       <w:ind w:firstLine="0"/>
       <w:jc w:val="center"/>
     </w:pPr>
@@ -7665,7 +8044,7 @@
     <w:qFormat/>
     <w:pPr>
       <w:keepNext/>
-      <w:spacing w:before="60" w:after="60" w:line="240" w:lineRule="auto"/>
+      <w:spacing w:before="60" w:after="60" w:line="340" w:lineRule="exact"/>
     </w:pPr>
     <w:rPr>
       <w:b/>
@@ -7676,7 +8055,7 @@
     <w:basedOn w:val="Normal"/>
     <w:qFormat/>
     <w:pPr>
-      <w:spacing w:before="0" w:after="80" w:line="240" w:lineRule="auto"/>
+      <w:spacing w:before="0" w:after="0" w:line="140" w:lineRule="exact"/>
     </w:pPr>
     <w:rPr/>
   </w:style>
@@ -7689,7 +8068,7 @@
       <w:pBdr>
         <w:bottom w:val="single" w:sz="6" w:space="1" w:color="000000"/>
       </w:pBdr>
-      <w:spacing w:before="0" w:after="100" w:line="240" w:lineRule="auto"/>
+      <w:spacing w:before="0" w:after="100" w:line="120" w:lineRule="exact"/>
       <w:ind w:left="3240" w:right="3240" w:firstLine="0"/>
       <w:jc w:val="center"/>
     </w:pPr>
@@ -7704,7 +8083,7 @@
       <w:pBdr>
         <w:top w:val="double" w:sz="6" w:space="1" w:color="000000"/>
       </w:pBdr>
-      <w:spacing w:before="0" w:after="240" w:line="240" w:lineRule="auto"/>
+      <w:spacing w:before="0" w:after="120" w:line="120" w:lineRule="exact"/>
       <w:ind w:firstLine="0"/>
     </w:pPr>
     <w:rPr/>
@@ -7715,7 +8094,7 @@
     <w:qFormat/>
     <w:pPr>
       <w:keepLines/>
-      <w:spacing w:before="0" w:after="0" w:line="240" w:lineRule="auto"/>
+      <w:spacing w:before="0" w:after="0" w:line="340" w:lineRule="exact"/>
       <w:ind w:left="4680" w:firstLine="0"/>
       <w:jc w:val="left"/>
     </w:pPr>
@@ -7726,7 +8105,7 @@
     <w:basedOn w:val="Normal"/>
     <w:qFormat/>
     <w:pPr>
-      <w:spacing w:before="0" w:after="0" w:line="240" w:lineRule="auto"/>
+      <w:spacing w:before="0" w:after="0" w:line="340" w:lineRule="exact"/>
       <w:ind w:firstLine="0"/>
       <w:jc w:val="left"/>
     </w:pPr>
@@ -7739,7 +8118,7 @@
     <w:pPr>
       <w:keepNext/>
       <w:keepLines/>
-      <w:spacing w:before="0" w:after="0" w:line="240" w:lineRule="auto"/>
+      <w:spacing w:before="0" w:after="0" w:line="340" w:lineRule="exact"/>
       <w:ind w:left="4680" w:firstLine="0"/>
       <w:jc w:val="left"/>
     </w:pPr>
@@ -7750,7 +8129,7 @@
     <w:basedOn w:val="CASignature"/>
     <w:qFormat/>
     <w:pPr>
-      <w:spacing w:before="360" w:after="0" w:line="240" w:lineRule="auto"/>
+      <w:spacing w:before="336" w:after="0" w:line="340" w:lineRule="exact"/>
     </w:pPr>
     <w:rPr/>
   </w:style>
@@ -7759,7 +8138,7 @@
     <w:basedOn w:val="Normal"/>
     <w:qFormat/>
     <w:pPr>
-      <w:spacing w:before="0" w:after="240" w:line="240" w:lineRule="auto"/>
+      <w:spacing w:before="240" w:after="240" w:line="340" w:lineRule="exact"/>
       <w:ind w:firstLine="0"/>
       <w:jc w:val="left"/>
     </w:pPr>
@@ -7770,12 +8149,12 @@
     <w:basedOn w:val="Normal"/>
     <w:qFormat/>
     <w:pPr>
-      <w:keepNext/>
+      <w:keepLines/>
       <w:tabs>
         <w:tab w:val="right" w:leader="dot" w:pos="9360"/>
       </w:tabs>
-      <w:spacing w:before="240" w:after="0" w:line="240" w:lineRule="auto"/>
-      <w:ind w:firstLine="0"/>
+      <w:spacing w:before="144" w:after="0" w:line="340" w:lineRule="exact"/>
+      <w:ind w:left="720" w:right="720" w:hanging="720"/>
     </w:pPr>
     <w:rPr/>
   </w:style>
@@ -7789,8 +8168,8 @@
         <w:tab w:val="left" w:leader="none" w:pos="720"/>
         <w:tab w:val="right" w:leader="dot" w:pos="9360"/>
       </w:tabs>
-      <w:spacing w:before="120" w:after="0" w:line="240" w:lineRule="auto"/>
-      <w:ind w:left="720" w:hanging="720"/>
+      <w:spacing w:before="84" w:after="0" w:line="340" w:lineRule="exact"/>
+      <w:ind w:left="720" w:right="720" w:hanging="720"/>
     </w:pPr>
     <w:rPr/>
   </w:style>
@@ -7804,8 +8183,8 @@
         <w:tab w:val="left" w:leader="none" w:pos="1440"/>
         <w:tab w:val="right" w:leader="dot" w:pos="9360"/>
       </w:tabs>
-      <w:spacing w:before="120" w:after="0" w:line="240" w:lineRule="auto"/>
-      <w:ind w:left="1440" w:hanging="720"/>
+      <w:spacing w:before="84" w:after="0" w:line="340" w:lineRule="exact"/>
+      <w:ind w:left="1440" w:right="720" w:hanging="720"/>
     </w:pPr>
     <w:rPr/>
   </w:style>
@@ -7819,8 +8198,8 @@
         <w:tab w:val="left" w:leader="none" w:pos="2160"/>
         <w:tab w:val="right" w:leader="dot" w:pos="9360"/>
       </w:tabs>
-      <w:spacing w:before="120" w:after="0" w:line="240" w:lineRule="auto"/>
-      <w:ind w:left="2160" w:hanging="720"/>
+      <w:spacing w:before="84" w:after="0" w:line="340" w:lineRule="exact"/>
+      <w:ind w:left="2160" w:right="720" w:hanging="720"/>
     </w:pPr>
     <w:rPr/>
   </w:style>
@@ -7834,8 +8213,8 @@
         <w:tab w:val="left" w:leader="none" w:pos="2880"/>
         <w:tab w:val="right" w:leader="dot" w:pos="9360"/>
       </w:tabs>
-      <w:spacing w:before="120" w:after="0" w:line="240" w:lineRule="auto"/>
-      <w:ind w:left="2880" w:hanging="720"/>
+      <w:spacing w:before="84" w:after="0" w:line="340" w:lineRule="exact"/>
+      <w:ind w:left="2880" w:right="720" w:hanging="720"/>
     </w:pPr>
     <w:rPr/>
   </w:style>
@@ -7849,10 +8228,24 @@
         <w:tab w:val="left" w:leader="none" w:pos="3600"/>
         <w:tab w:val="right" w:leader="dot" w:pos="9360"/>
       </w:tabs>
-      <w:spacing w:before="120" w:after="0" w:line="240" w:lineRule="auto"/>
-      <w:ind w:left="3600" w:hanging="720"/>
+      <w:spacing w:before="84" w:after="0" w:line="340" w:lineRule="exact"/>
+      <w:ind w:left="3600" w:right="720" w:hanging="720"/>
     </w:pPr>
     <w:rPr/>
+  </w:style>
+  <w:style w:type="paragraph" w:customStyle="1" w:styleId="CATocPage">
+    <w:name w:val="CA TOC Page"/>
+    <w:basedOn w:val="Normal"/>
+    <w:qFormat/>
+    <w:pPr>
+      <w:keepNext/>
+      <w:spacing w:before="72" w:after="0" w:line="340" w:lineRule="exact"/>
+      <w:ind w:firstLine="0"/>
+      <w:jc w:val="right"/>
+    </w:pPr>
+    <w:rPr>
+      <w:b/>
+    </w:rPr>
   </w:style>
   <w:style w:type="paragraph" w:customStyle="1" w:styleId="CAToaGroup">
     <w:name w:val="CA TOA Group"/>
@@ -7863,7 +8256,7 @@
       <w:tabs>
         <w:tab w:val="right" w:pos="9360"/>
       </w:tabs>
-      <w:spacing w:before="160" w:after="60" w:line="240" w:lineRule="auto"/>
+      <w:spacing w:before="240" w:after="48" w:line="340" w:lineRule="exact"/>
       <w:ind w:firstLine="0"/>
     </w:pPr>
     <w:rPr>
@@ -7879,8 +8272,8 @@
       <w:tabs>
         <w:tab w:val="right" w:leader="dot" w:pos="9360"/>
       </w:tabs>
-      <w:spacing w:before="60" w:after="0" w:line="240" w:lineRule="auto"/>
-      <w:ind w:left="504" w:right="720" w:hanging="504"/>
+      <w:spacing w:before="84" w:after="0" w:line="340" w:lineRule="exact"/>
+      <w:ind w:left="504" w:right="1120" w:hanging="504"/>
     </w:pPr>
     <w:rPr/>
   </w:style>

--- a/courts/seventh-circuit/court-of-appeals/answering-brief/usage/OUTPUT-answering-brief.docx
+++ b/courts/seventh-circuit/court-of-appeals/answering-brief/usage/OUTPUT-answering-brief.docx
@@ -6901,7 +6901,7 @@
 </file>
 
 <file path=word/styles.xml><?xml version="1.0" encoding="utf-8"?>
-<w:styles xmlns:r="http://schemas.openxmlformats.org/officeDocument/2006/relationships" xmlns:w="http://schemas.openxmlformats.org/wordprocessingml/2006/main">
+<w:styles xmlns:w="http://schemas.openxmlformats.org/wordprocessingml/2006/main" xmlns:r="http://schemas.openxmlformats.org/officeDocument/2006/relationships">
   <w:docDefaults>
     <w:rPrDefault>
       <w:rPr>
@@ -6961,7 +6961,7 @@
       <w:jc w:val="center"/>
     </w:pPr>
     <w:rPr>
-      <w:rFonts w:asciiTheme="majorHAnsi" w:eastAsiaTheme="majorEastAsia" w:hAnsiTheme="majorHAnsi" w:cstheme="majorBidi"/>
+      <w:rFonts w:cstheme="majorBidi"/>
       <w:sz w:val="56"/>
       <w:szCs w:val="56"/>
     </w:rPr>
@@ -6973,7 +6973,7 @@
     <w:uiPriority w:val="10"/>
     <w:rsid w:val="00A10FD9"/>
     <w:rPr>
-      <w:rFonts w:asciiTheme="majorHAnsi" w:eastAsiaTheme="majorEastAsia" w:hAnsiTheme="majorHAnsi" w:cstheme="majorBidi"/>
+      <w:rFonts w:cstheme="majorBidi"/>
       <w:sz w:val="56"/>
       <w:szCs w:val="56"/>
     </w:rPr>
@@ -6992,7 +6992,7 @@
       </w:numPr>
     </w:pPr>
     <w:rPr>
-      <w:rFonts w:eastAsiaTheme="majorEastAsia" w:cstheme="majorBidi"/>
+      <w:rFonts w:cstheme="majorBidi"/>
       <w:spacing w:val="15"/>
       <w:sz w:val="28"/>
       <w:szCs w:val="28"/>
@@ -7005,7 +7005,7 @@
     <w:uiPriority w:val="11"/>
     <w:rsid w:val="00A10FD9"/>
     <w:rPr>
-      <w:rFonts w:eastAsiaTheme="majorEastAsia" w:cstheme="majorBidi"/>
+      <w:rFonts w:cstheme="majorBidi"/>
       <w:color w:val="595959" w:themeColor="text1" w:themeTint="A6"/>
       <w:spacing w:val="15"/>
       <w:sz w:val="28"/>
@@ -7229,7 +7229,7 @@
       <w:outlineLvl w:val="5"/>
     </w:pPr>
     <w:rPr>
-      <w:rFonts w:eastAsiaTheme="majorEastAsia" w:cstheme="majorBidi"/>
+      <w:rFonts w:cstheme="majorBidi"/>
       <w:i/>
       <w:iCs/>
       <w:color w:val="595959" w:themeColor="text1" w:themeTint="A6"/>
@@ -7252,7 +7252,7 @@
       <w:outlineLvl w:val="6"/>
     </w:pPr>
     <w:rPr>
-      <w:rFonts w:eastAsiaTheme="majorEastAsia" w:cstheme="majorBidi"/>
+      <w:rFonts w:cstheme="majorBidi"/>
       <w:color w:val="595959" w:themeColor="text1" w:themeTint="A6"/>
     </w:rPr>
   </w:style>
@@ -7273,7 +7273,7 @@
       <w:outlineLvl w:val="7"/>
     </w:pPr>
     <w:rPr>
-      <w:rFonts w:eastAsiaTheme="majorEastAsia" w:cstheme="majorBidi"/>
+      <w:rFonts w:cstheme="majorBidi"/>
       <w:i/>
       <w:iCs/>
       <w:color w:val="272727" w:themeColor="text1" w:themeTint="D8"/>
@@ -7296,7 +7296,7 @@
       <w:outlineLvl w:val="8"/>
     </w:pPr>
     <w:rPr>
-      <w:rFonts w:eastAsiaTheme="majorEastAsia" w:cstheme="majorBidi"/>
+      <w:rFonts w:cstheme="majorBidi"/>
       <w:color w:val="272727" w:themeColor="text1" w:themeTint="D8"/>
     </w:rPr>
   </w:style>
@@ -7307,7 +7307,7 @@
     <w:uiPriority w:val="9"/>
     <w:rsid w:val="00A10FD9"/>
     <w:rPr>
-      <w:rFonts w:asciiTheme="majorHAnsi" w:eastAsiaTheme="majorEastAsia" w:hAnsiTheme="majorHAnsi" w:cstheme="majorBidi"/>
+      <w:rFonts w:cstheme="majorBidi"/>
       <w:color w:val="0F4761" w:themeColor="accent1" w:themeShade="BF"/>
       <w:sz w:val="40"/>
       <w:szCs w:val="40"/>
@@ -7321,7 +7321,7 @@
     <w:semiHidden/>
     <w:rsid w:val="00A10FD9"/>
     <w:rPr>
-      <w:rFonts w:asciiTheme="majorHAnsi" w:eastAsiaTheme="majorEastAsia" w:hAnsiTheme="majorHAnsi" w:cstheme="majorBidi"/>
+      <w:rFonts w:cstheme="majorBidi"/>
       <w:color w:val="0F4761" w:themeColor="accent1" w:themeShade="BF"/>
       <w:sz w:val="32"/>
       <w:szCs w:val="32"/>
@@ -7335,7 +7335,7 @@
     <w:semiHidden/>
     <w:rsid w:val="00A10FD9"/>
     <w:rPr>
-      <w:rFonts w:eastAsiaTheme="majorEastAsia" w:cstheme="majorBidi"/>
+      <w:rFonts w:cstheme="majorBidi"/>
       <w:color w:val="0F4761" w:themeColor="accent1" w:themeShade="BF"/>
       <w:sz w:val="28"/>
       <w:szCs w:val="28"/>
@@ -7349,7 +7349,7 @@
     <w:semiHidden/>
     <w:rsid w:val="00A10FD9"/>
     <w:rPr>
-      <w:rFonts w:eastAsiaTheme="majorEastAsia" w:cstheme="majorBidi"/>
+      <w:rFonts w:cstheme="majorBidi"/>
       <w:i/>
       <w:iCs/>
       <w:color w:val="0F4761" w:themeColor="accent1" w:themeShade="BF"/>
@@ -7363,7 +7363,7 @@
     <w:semiHidden/>
     <w:rsid w:val="00A10FD9"/>
     <w:rPr>
-      <w:rFonts w:eastAsiaTheme="majorEastAsia" w:cstheme="majorBidi"/>
+      <w:rFonts w:cstheme="majorBidi"/>
       <w:color w:val="0F4761" w:themeColor="accent1" w:themeShade="BF"/>
     </w:rPr>
   </w:style>
@@ -7375,7 +7375,7 @@
     <w:semiHidden/>
     <w:rsid w:val="00A10FD9"/>
     <w:rPr>
-      <w:rFonts w:eastAsiaTheme="majorEastAsia" w:cstheme="majorBidi"/>
+      <w:rFonts w:cstheme="majorBidi"/>
       <w:i/>
       <w:iCs/>
       <w:color w:val="595959" w:themeColor="text1" w:themeTint="A6"/>
@@ -7389,7 +7389,7 @@
     <w:semiHidden/>
     <w:rsid w:val="00A10FD9"/>
     <w:rPr>
-      <w:rFonts w:eastAsiaTheme="majorEastAsia" w:cstheme="majorBidi"/>
+      <w:rFonts w:cstheme="majorBidi"/>
       <w:color w:val="595959" w:themeColor="text1" w:themeTint="A6"/>
     </w:rPr>
   </w:style>
@@ -7401,7 +7401,7 @@
     <w:semiHidden/>
     <w:rsid w:val="00A10FD9"/>
     <w:rPr>
-      <w:rFonts w:eastAsiaTheme="majorEastAsia" w:cstheme="majorBidi"/>
+      <w:rFonts w:cstheme="majorBidi"/>
       <w:i/>
       <w:iCs/>
       <w:color w:val="272727" w:themeColor="text1" w:themeTint="D8"/>
@@ -7415,7 +7415,7 @@
     <w:semiHidden/>
     <w:rsid w:val="00A10FD9"/>
     <w:rPr>
-      <w:rFonts w:eastAsiaTheme="majorEastAsia" w:cstheme="majorBidi"/>
+      <w:rFonts w:cstheme="majorBidi"/>
       <w:color w:val="272727" w:themeColor="text1" w:themeTint="D8"/>
     </w:rPr>
   </w:style>
@@ -7588,7 +7588,7 @@
       <w:outlineLvl w:val="9"/>
     </w:pPr>
     <w:rPr>
-      <w:rFonts w:asciiTheme="majorHAnsi" w:eastAsiaTheme="majorEastAsia" w:hAnsiTheme="majorHAnsi" w:cstheme="majorBidi"/>
+      <w:rFonts w:cstheme="majorBidi"/>
       <w:b w:val="0"/>
       <w:bCs w:val="0"/>
       <w:color w:val="365F91" w:themeColor="accent1" w:themeShade="BF"/>
@@ -8557,7 +8557,7 @@
     </a:clrScheme>
     <a:fontScheme name="Office">
       <a:majorFont>
-        <a:latin typeface="Aptos Display" panose="02110004020202020204"/>
+        <a:latin typeface="Times New Roman" panose="02110004020202020204"/>
         <a:ea typeface=""/>
         <a:cs typeface=""/>
         <a:font script="Jpan" typeface="游ゴシック Light"/>
@@ -8609,7 +8609,7 @@
         <a:font script="Tfng" typeface="Ebrima"/>
       </a:majorFont>
       <a:minorFont>
-        <a:latin typeface="Aptos" panose="02110004020202020204"/>
+        <a:latin typeface="Times New Roman" panose="02110004020202020204"/>
         <a:ea typeface=""/>
         <a:cs typeface=""/>
         <a:font script="Jpan" typeface="游明朝"/>

--- a/courts/seventh-circuit/court-of-appeals/answering-brief/usage/OUTPUT-answering-brief.docx
+++ b/courts/seventh-circuit/court-of-appeals/answering-brief/usage/OUTPUT-answering-brief.docx
@@ -6622,60 +6622,6 @@
 
 <file path=word/comments.xml><?xml version="1.0" encoding="utf-8"?>
 <w:comments xmlns:w="http://schemas.openxmlformats.org/wordprocessingml/2006/main" xmlns:m="http://schemas.openxmlformats.org/officeDocument/2006/math" xmlns:r="http://schemas.openxmlformats.org/officeDocument/2006/relationships" xmlns:o="urn:schemas-microsoft-com:office:office" xmlns:v="urn:schemas-microsoft-com:vml" xmlns:w10="urn:schemas-microsoft-com:office:word" xmlns:a="http://schemas.openxmlformats.org/drawingml/2006/main" xmlns:pic="http://schemas.openxmlformats.org/drawingml/2006/picture" xmlns:wp="http://schemas.openxmlformats.org/drawingml/2006/wordprocessingDrawing"/>
-</file>
-
-<file path=word/footer-arabic.xml><?xml version="1.0" encoding="utf-8"?>
-<w:ftr xmlns:w="http://schemas.openxmlformats.org/wordprocessingml/2006/main" xmlns:r="http://schemas.openxmlformats.org/officeDocument/2006/relationships">
-  <w:p>
-    <w:pPr>
-      <w:spacing w:before="0" w:after="0" w:line="240" w:lineRule="auto"/>
-      <w:ind w:firstLine="0"/>
-      <w:jc w:val="center"/>
-    </w:pPr>
-    <w:r>
-      <w:fldChar w:fldCharType="begin"/>
-    </w:r>
-    <w:r>
-      <w:instrText xml:space="preserve"> PAGE </w:instrText>
-    </w:r>
-    <w:r>
-      <w:fldChar w:fldCharType="separate"/>
-    </w:r>
-    <w:r>
-      <w:t>1</w:t>
-    </w:r>
-    <w:r>
-      <w:fldChar w:fldCharType="end"/>
-    </w:r>
-  </w:p>
-</w:ftr>
-</file>
-
-<file path=word/footer-roman.xml><?xml version="1.0" encoding="utf-8"?>
-<w:ftr xmlns:w="http://schemas.openxmlformats.org/wordprocessingml/2006/main" xmlns:r="http://schemas.openxmlformats.org/officeDocument/2006/relationships">
-  <w:p>
-    <w:pPr>
-      <w:spacing w:before="0" w:after="0" w:line="240" w:lineRule="auto"/>
-      <w:ind w:firstLine="0"/>
-      <w:jc w:val="center"/>
-    </w:pPr>
-    <w:r>
-      <w:fldChar w:fldCharType="begin"/>
-    </w:r>
-    <w:r>
-      <w:instrText xml:space="preserve"> PAGE </w:instrText>
-    </w:r>
-    <w:r>
-      <w:fldChar w:fldCharType="separate"/>
-    </w:r>
-    <w:r>
-      <w:t>1</w:t>
-    </w:r>
-    <w:r>
-      <w:fldChar w:fldCharType="end"/>
-    </w:r>
-  </w:p>
-</w:ftr>
 </file>
 
 <file path=word/footer1.xml><?xml version="1.0" encoding="utf-8"?>
@@ -6814,6 +6760,126 @@
     </w:p>
   </w:footnote>
 </w:footnotes>
+</file>
+
+<file path=word/ftr-add.xml><?xml version="1.0" encoding="utf-8"?>
+<w:ftr xmlns:w="http://schemas.openxmlformats.org/wordprocessingml/2006/main" xmlns:r="http://schemas.openxmlformats.org/officeDocument/2006/relationships">
+  <w:p>
+    <w:pPr>
+      <w:spacing w:before="0" w:after="0"/>
+      <w:jc w:val="center"/>
+    </w:pPr>
+    <w:r>
+      <w:t>Add-</w:t>
+    </w:r>
+    <w:r>
+      <w:fldChar w:fldCharType="begin"/>
+    </w:r>
+    <w:r>
+      <w:instrText xml:space="preserve"> PAGE </w:instrText>
+    </w:r>
+    <w:r>
+      <w:fldChar w:fldCharType="separate"/>
+    </w:r>
+    <w:r>
+      <w:t>1</w:t>
+    </w:r>
+    <w:r>
+      <w:fldChar w:fldCharType="end"/>
+    </w:r>
+  </w:p>
+</w:ftr>
+</file>
+
+<file path=word/ftr-none.xml><?xml version="1.0" encoding="utf-8"?>
+<w:ftr xmlns:w="http://schemas.openxmlformats.org/wordprocessingml/2006/main" xmlns:r="http://schemas.openxmlformats.org/officeDocument/2006/relationships">
+  <w:p>
+    <w:pPr>
+      <w:spacing w:before="0" w:after="0"/>
+      <w:jc w:val="center"/>
+    </w:pPr>
+  </w:p>
+</w:ftr>
+</file>
+
+<file path=word/ftr-own1.xml><?xml version="1.0" encoding="utf-8"?>
+<w:ftr xmlns:w="http://schemas.openxmlformats.org/wordprocessingml/2006/main" xmlns:r="http://schemas.openxmlformats.org/officeDocument/2006/relationships">
+  <w:p>
+    <w:pPr>
+      <w:spacing w:before="0" w:after="0" w:line="240" w:lineRule="auto"/>
+      <w:ind w:firstLine="0"/>
+      <w:jc w:val="center"/>
+    </w:pPr>
+    <w:r>
+      <w:fldChar w:fldCharType="begin"/>
+    </w:r>
+    <w:r>
+      <w:instrText xml:space="preserve"> PAGE </w:instrText>
+    </w:r>
+    <w:r>
+      <w:fldChar w:fldCharType="separate"/>
+    </w:r>
+    <w:r>
+      <w:t>1</w:t>
+    </w:r>
+    <w:r>
+      <w:fldChar w:fldCharType="end"/>
+    </w:r>
+  </w:p>
+</w:ftr>
+</file>
+
+<file path=word/ftr-own2.xml><?xml version="1.0" encoding="utf-8"?>
+<w:ftr xmlns:w="http://schemas.openxmlformats.org/wordprocessingml/2006/main" xmlns:r="http://schemas.openxmlformats.org/officeDocument/2006/relationships">
+  <w:p>
+    <w:pPr>
+      <w:spacing w:before="0" w:after="0" w:line="240" w:lineRule="auto"/>
+      <w:ind w:firstLine="0"/>
+      <w:jc w:val="center"/>
+    </w:pPr>
+    <w:r>
+      <w:fldChar w:fldCharType="begin"/>
+    </w:r>
+    <w:r>
+      <w:instrText xml:space="preserve"> PAGE </w:instrText>
+    </w:r>
+    <w:r>
+      <w:fldChar w:fldCharType="separate"/>
+    </w:r>
+    <w:r>
+      <w:t>1</w:t>
+    </w:r>
+    <w:r>
+      <w:fldChar w:fldCharType="end"/>
+    </w:r>
+  </w:p>
+</w:ftr>
+</file>
+
+<file path=word/ftr-page.xml><?xml version="1.0" encoding="utf-8"?>
+<w:ftr xmlns:w="http://schemas.openxmlformats.org/wordprocessingml/2006/main" xmlns:r="http://schemas.openxmlformats.org/officeDocument/2006/relationships">
+  <w:p>
+    <w:pPr>
+      <w:spacing w:before="0" w:after="0"/>
+      <w:jc w:val="center"/>
+    </w:pPr>
+    <w:r>
+      <w:fldChar w:fldCharType="begin"/>
+    </w:r>
+    <w:r>
+      <w:instrText xml:space="preserve"> PAGE </w:instrText>
+    </w:r>
+    <w:r>
+      <w:fldChar w:fldCharType="separate"/>
+    </w:r>
+    <w:r>
+      <w:t>1</w:t>
+    </w:r>
+    <w:r>
+      <w:fldChar w:fldCharType="end"/>
+    </w:r>
+  </w:p>
+</w:ftr>
 </file>
 
 <file path=word/numbering.xml><?xml version="1.0" encoding="utf-8"?>
